--- a/2024_09_russia_oil_exports/article_russia_oil_2024_09_26.docx
+++ b/2024_09_russia_oil_exports/article_russia_oil_2024_09_26.docx
@@ -57,11 +57,7 @@
       </w:pPr>
       <w:r>
         <w:rPr/>
-        <w:t xml:space="preserve">Ashot A. Tavadyan; </w:t>
-      </w:r>
-      <w:r>
-        <w:rPr/>
-        <w:t>Aghasi A. Tavadyan¹</w:t>
+        <w:t>Ashot A. Tavadyan; Aghasi A. Tavadyan¹</w:t>
       </w:r>
     </w:p>
     <w:p>
@@ -431,7 +427,7 @@
         <w:pStyle w:val="BodyText"/>
         <w:numPr>
           <w:ilvl w:val="0"/>
-          <w:numId w:val="3"/>
+          <w:numId w:val="2"/>
         </w:numPr>
         <w:spacing w:before="0" w:after="0"/>
         <w:jc w:val="both"/>
@@ -473,7 +469,7 @@
         <w:pStyle w:val="BodyText"/>
         <w:numPr>
           <w:ilvl w:val="0"/>
-          <w:numId w:val="3"/>
+          <w:numId w:val="2"/>
         </w:numPr>
         <w:spacing w:before="0" w:after="0"/>
         <w:jc w:val="both"/>
@@ -528,7 +524,7 @@
         <w:pStyle w:val="BodyText"/>
         <w:numPr>
           <w:ilvl w:val="0"/>
-          <w:numId w:val="3"/>
+          <w:numId w:val="2"/>
         </w:numPr>
         <w:spacing w:before="0" w:after="0"/>
         <w:jc w:val="both"/>
@@ -801,19 +797,7 @@
         <w:rPr>
           <w:rFonts w:ascii="Times New Roman" w:hAnsi="Times New Roman"/>
         </w:rPr>
-        <w:t xml:space="preserve">Astrov et al. (2024a, 2024b) provide insights into monitoring the impact of sanctions on the Russian economy, particularly focusing on sanctions evasion through third countries. Their methodology for normalizing export values offers a useful tool for analyzing potential sanctions evasion through </w:t>
-      </w:r>
-      <w:r>
-        <w:rPr>
-          <w:rFonts w:ascii="Times New Roman" w:hAnsi="Times New Roman"/>
-        </w:rPr>
-        <w:t>third</w:t>
-      </w:r>
-      <w:r>
-        <w:rPr>
-          <w:rFonts w:ascii="Times New Roman" w:hAnsi="Times New Roman"/>
-        </w:rPr>
-        <w:t xml:space="preserve"> countries.</w:t>
+        <w:t>Astrov et al. (2024a, 2024b) provide insights into monitoring the impact of sanctions on the Russian economy, particularly focusing on sanctions evasion through third countries. Their methodology for normalizing export values offers a useful tool for analyzing potential sanctions evasion through third countries.</w:t>
       </w:r>
     </w:p>
     <w:p>
@@ -1013,6 +997,93 @@
         <w:pStyle w:val="BodyText"/>
         <w:numPr>
           <w:ilvl w:val="0"/>
+          <w:numId w:val="3"/>
+        </w:numPr>
+        <w:spacing w:before="0" w:after="0"/>
+        <w:jc w:val="both"/>
+        <w:rPr/>
+      </w:pPr>
+      <w:r>
+        <w:rPr>
+          <w:rFonts w:ascii="Times New Roman" w:hAnsi="Times New Roman"/>
+        </w:rPr>
+        <w:t>UN Comtrade Database: We use this for historical trade data up to 2021 for Russia. For all other countries, we have HS6 trade data up to and including the first quarter of 2024.</w:t>
+      </w:r>
+    </w:p>
+    <w:p>
+      <w:pPr>
+        <w:pStyle w:val="BodyText"/>
+        <w:numPr>
+          <w:ilvl w:val="0"/>
+          <w:numId w:val="3"/>
+        </w:numPr>
+        <w:spacing w:before="0" w:after="0"/>
+        <w:jc w:val="both"/>
+        <w:rPr/>
+      </w:pPr>
+      <w:r>
+        <w:rPr>
+          <w:rFonts w:ascii="Times New Roman" w:hAnsi="Times New Roman"/>
+        </w:rPr>
+        <w:t>National Statistical Offices: We utilize data from the Federal State Statistics Service (Rosstat) of the Russian Federation for available Russian economic indicators.</w:t>
+      </w:r>
+    </w:p>
+    <w:p>
+      <w:pPr>
+        <w:pStyle w:val="BodyText"/>
+        <w:numPr>
+          <w:ilvl w:val="0"/>
+          <w:numId w:val="3"/>
+        </w:numPr>
+        <w:spacing w:before="0" w:after="0"/>
+        <w:jc w:val="both"/>
+        <w:rPr/>
+      </w:pPr>
+      <w:r>
+        <w:rPr>
+          <w:rFonts w:ascii="Times New Roman" w:hAnsi="Times New Roman"/>
+        </w:rPr>
+        <w:t>World Oil Council Reports: These provide insights into global oil market trends and prices (World Oil Council, 2024).</w:t>
+      </w:r>
+    </w:p>
+    <w:p>
+      <w:pPr>
+        <w:pStyle w:val="BodyText"/>
+        <w:numPr>
+          <w:ilvl w:val="0"/>
+          <w:numId w:val="3"/>
+        </w:numPr>
+        <w:spacing w:before="0" w:after="0"/>
+        <w:jc w:val="both"/>
+        <w:rPr/>
+      </w:pPr>
+      <w:r>
+        <w:rPr>
+          <w:rFonts w:ascii="Times New Roman" w:hAnsi="Times New Roman"/>
+        </w:rPr>
+        <w:t>Supplementary Sources: We also draw from the OECD Bilateral Trade Database (OECD, 2023) and the World Bank's World Integrated Trade Solution (WITS) database (World Bank, 2021).</w:t>
+      </w:r>
+    </w:p>
+    <w:p>
+      <w:pPr>
+        <w:pStyle w:val="BodyText"/>
+        <w:spacing w:before="0" w:after="0"/>
+        <w:ind w:firstLine="567"/>
+        <w:jc w:val="both"/>
+        <w:rPr/>
+      </w:pPr>
+      <w:r>
+        <w:rPr>
+          <w:rFonts w:ascii="Times New Roman" w:hAnsi="Times New Roman"/>
+        </w:rPr>
+        <w:t>Our analysis primarily focuses on the period from 2019 to the first quarter of 2024. However, we include data from 2017 where relevant to establish longer-term trends and provide additional context. This extended time frame allows us to:</w:t>
+      </w:r>
+    </w:p>
+    <w:p>
+      <w:pPr>
+        <w:pStyle w:val="BodyText"/>
+        <w:numPr>
+          <w:ilvl w:val="0"/>
           <w:numId w:val="4"/>
         </w:numPr>
         <w:spacing w:before="0" w:after="0"/>
@@ -1023,7 +1094,7 @@
         <w:rPr>
           <w:rFonts w:ascii="Times New Roman" w:hAnsi="Times New Roman"/>
         </w:rPr>
-        <w:t>UN Comtrade Database: We use this for historical trade data up to 2021 for Russia. For all other countries, we have HS6 trade data up to and including the first quarter of 2024.</w:t>
+        <w:t>Establish pre-sanctions baselines and long-term trends (2017-2021)</w:t>
       </w:r>
     </w:p>
     <w:p>
@@ -1041,7 +1112,7 @@
         <w:rPr>
           <w:rFonts w:ascii="Times New Roman" w:hAnsi="Times New Roman"/>
         </w:rPr>
-        <w:t>National Statistical Offices: We utilize data from the Federal State Statistics Service (Rosstat) of the Russian Federation for available Russian economic indicators.</w:t>
+        <w:t>Identify the immediate impact of sanctions (2022)</w:t>
       </w:r>
     </w:p>
     <w:p>
@@ -1050,93 +1121,6 @@
         <w:numPr>
           <w:ilvl w:val="0"/>
           <w:numId w:val="4"/>
-        </w:numPr>
-        <w:spacing w:before="0" w:after="0"/>
-        <w:jc w:val="both"/>
-        <w:rPr/>
-      </w:pPr>
-      <w:r>
-        <w:rPr>
-          <w:rFonts w:ascii="Times New Roman" w:hAnsi="Times New Roman"/>
-        </w:rPr>
-        <w:t>World Oil Council Reports: These provide insights into global oil market trends and prices (World Oil Council, 2024).</w:t>
-      </w:r>
-    </w:p>
-    <w:p>
-      <w:pPr>
-        <w:pStyle w:val="BodyText"/>
-        <w:numPr>
-          <w:ilvl w:val="0"/>
-          <w:numId w:val="4"/>
-        </w:numPr>
-        <w:spacing w:before="0" w:after="0"/>
-        <w:jc w:val="both"/>
-        <w:rPr/>
-      </w:pPr>
-      <w:r>
-        <w:rPr>
-          <w:rFonts w:ascii="Times New Roman" w:hAnsi="Times New Roman"/>
-        </w:rPr>
-        <w:t>Supplementary Sources: We also draw from the OECD Bilateral Trade Database (OECD, 2023) and the World Bank's World Integrated Trade Solution (WITS) database (World Bank, 2021).</w:t>
-      </w:r>
-    </w:p>
-    <w:p>
-      <w:pPr>
-        <w:pStyle w:val="BodyText"/>
-        <w:spacing w:before="0" w:after="0"/>
-        <w:ind w:firstLine="567"/>
-        <w:jc w:val="both"/>
-        <w:rPr/>
-      </w:pPr>
-      <w:r>
-        <w:rPr>
-          <w:rFonts w:ascii="Times New Roman" w:hAnsi="Times New Roman"/>
-        </w:rPr>
-        <w:t>Our analysis primarily focuses on the period from 2019 to the first quarter of 2024. However, we include data from 2017 where relevant to establish longer-term trends and provide additional context. This extended time frame allows us to:</w:t>
-      </w:r>
-    </w:p>
-    <w:p>
-      <w:pPr>
-        <w:pStyle w:val="BodyText"/>
-        <w:numPr>
-          <w:ilvl w:val="0"/>
-          <w:numId w:val="5"/>
-        </w:numPr>
-        <w:spacing w:before="0" w:after="0"/>
-        <w:jc w:val="both"/>
-        <w:rPr/>
-      </w:pPr>
-      <w:r>
-        <w:rPr>
-          <w:rFonts w:ascii="Times New Roman" w:hAnsi="Times New Roman"/>
-        </w:rPr>
-        <w:t>Establish pre-sanctions baselines and long-term trends (2017-2021)</w:t>
-      </w:r>
-    </w:p>
-    <w:p>
-      <w:pPr>
-        <w:pStyle w:val="BodyText"/>
-        <w:numPr>
-          <w:ilvl w:val="0"/>
-          <w:numId w:val="5"/>
-        </w:numPr>
-        <w:spacing w:before="0" w:after="0"/>
-        <w:jc w:val="both"/>
-        <w:rPr/>
-      </w:pPr>
-      <w:r>
-        <w:rPr>
-          <w:rFonts w:ascii="Times New Roman" w:hAnsi="Times New Roman"/>
-        </w:rPr>
-        <w:t>Identify the immediate impact of sanctions (2022)</w:t>
-      </w:r>
-    </w:p>
-    <w:p>
-      <w:pPr>
-        <w:pStyle w:val="BodyText"/>
-        <w:numPr>
-          <w:ilvl w:val="0"/>
-          <w:numId w:val="5"/>
         </w:numPr>
         <w:spacing w:before="0" w:after="0"/>
         <w:jc w:val="both"/>
@@ -1189,7 +1173,7 @@
         <w:pStyle w:val="BodyText"/>
         <w:numPr>
           <w:ilvl w:val="0"/>
-          <w:numId w:val="6"/>
+          <w:numId w:val="5"/>
         </w:numPr>
         <w:spacing w:before="0" w:after="0"/>
         <w:jc w:val="both"/>
@@ -1207,7 +1191,7 @@
         <w:pStyle w:val="BodyText"/>
         <w:numPr>
           <w:ilvl w:val="0"/>
-          <w:numId w:val="6"/>
+          <w:numId w:val="5"/>
         </w:numPr>
         <w:spacing w:before="0" w:after="0"/>
         <w:jc w:val="both"/>
@@ -1225,7 +1209,7 @@
         <w:pStyle w:val="BodyText"/>
         <w:numPr>
           <w:ilvl w:val="0"/>
-          <w:numId w:val="6"/>
+          <w:numId w:val="5"/>
         </w:numPr>
         <w:spacing w:before="0" w:after="0"/>
         <w:jc w:val="both"/>
@@ -1292,7 +1276,7 @@
         <w:pStyle w:val="BodyText"/>
         <w:numPr>
           <w:ilvl w:val="0"/>
-          <w:numId w:val="7"/>
+          <w:numId w:val="6"/>
         </w:numPr>
         <w:spacing w:before="0" w:after="0"/>
         <w:jc w:val="both"/>
@@ -1310,7 +1294,7 @@
         <w:pStyle w:val="BodyText"/>
         <w:numPr>
           <w:ilvl w:val="0"/>
-          <w:numId w:val="7"/>
+          <w:numId w:val="6"/>
         </w:numPr>
         <w:spacing w:before="0" w:after="0"/>
         <w:jc w:val="both"/>
@@ -1328,7 +1312,7 @@
         <w:pStyle w:val="BodyText"/>
         <w:numPr>
           <w:ilvl w:val="0"/>
-          <w:numId w:val="7"/>
+          <w:numId w:val="6"/>
         </w:numPr>
         <w:spacing w:before="0" w:after="0"/>
         <w:jc w:val="both"/>
@@ -1561,7 +1545,7 @@
         <w:pStyle w:val="BodyText"/>
         <w:numPr>
           <w:ilvl w:val="0"/>
-          <w:numId w:val="8"/>
+          <w:numId w:val="7"/>
         </w:numPr>
         <w:tabs>
           <w:tab w:val="clear" w:pos="720"/>
@@ -1581,7 +1565,7 @@
         <w:pStyle w:val="BodyText"/>
         <w:numPr>
           <w:ilvl w:val="0"/>
-          <w:numId w:val="8"/>
+          <w:numId w:val="7"/>
         </w:numPr>
         <w:tabs>
           <w:tab w:val="clear" w:pos="720"/>
@@ -1601,7 +1585,7 @@
         <w:pStyle w:val="BodyText"/>
         <w:numPr>
           <w:ilvl w:val="0"/>
-          <w:numId w:val="8"/>
+          <w:numId w:val="7"/>
         </w:numPr>
         <w:tabs>
           <w:tab w:val="clear" w:pos="720"/>
@@ -1691,7 +1675,7 @@
         <w:pStyle w:val="BodyText"/>
         <w:numPr>
           <w:ilvl w:val="0"/>
-          <w:numId w:val="9"/>
+          <w:numId w:val="8"/>
         </w:numPr>
         <w:tabs>
           <w:tab w:val="clear" w:pos="720"/>
@@ -1710,7 +1694,7 @@
         <w:pStyle w:val="BodyText"/>
         <w:numPr>
           <w:ilvl w:val="0"/>
-          <w:numId w:val="9"/>
+          <w:numId w:val="8"/>
         </w:numPr>
         <w:tabs>
           <w:tab w:val="clear" w:pos="720"/>
@@ -1729,7 +1713,7 @@
         <w:pStyle w:val="BodyText"/>
         <w:numPr>
           <w:ilvl w:val="0"/>
-          <w:numId w:val="9"/>
+          <w:numId w:val="8"/>
         </w:numPr>
         <w:tabs>
           <w:tab w:val="clear" w:pos="720"/>
@@ -1807,7 +1791,7 @@
         <w:pStyle w:val="BodyText"/>
         <w:numPr>
           <w:ilvl w:val="0"/>
-          <w:numId w:val="10"/>
+          <w:numId w:val="9"/>
         </w:numPr>
         <w:tabs>
           <w:tab w:val="clear" w:pos="720"/>
@@ -1826,7 +1810,7 @@
         <w:pStyle w:val="BodyText"/>
         <w:numPr>
           <w:ilvl w:val="0"/>
-          <w:numId w:val="10"/>
+          <w:numId w:val="9"/>
         </w:numPr>
         <w:tabs>
           <w:tab w:val="clear" w:pos="720"/>
@@ -1845,7 +1829,7 @@
         <w:pStyle w:val="BodyText"/>
         <w:numPr>
           <w:ilvl w:val="0"/>
-          <w:numId w:val="10"/>
+          <w:numId w:val="9"/>
         </w:numPr>
         <w:tabs>
           <w:tab w:val="clear" w:pos="720"/>
@@ -1923,7 +1907,7 @@
         <w:pStyle w:val="BodyText"/>
         <w:numPr>
           <w:ilvl w:val="0"/>
-          <w:numId w:val="11"/>
+          <w:numId w:val="10"/>
         </w:numPr>
         <w:tabs>
           <w:tab w:val="clear" w:pos="720"/>
@@ -1942,7 +1926,7 @@
         <w:pStyle w:val="BodyText"/>
         <w:numPr>
           <w:ilvl w:val="0"/>
-          <w:numId w:val="11"/>
+          <w:numId w:val="10"/>
         </w:numPr>
         <w:tabs>
           <w:tab w:val="clear" w:pos="720"/>
@@ -1961,7 +1945,7 @@
         <w:pStyle w:val="BodyText"/>
         <w:numPr>
           <w:ilvl w:val="0"/>
-          <w:numId w:val="11"/>
+          <w:numId w:val="10"/>
         </w:numPr>
         <w:tabs>
           <w:tab w:val="clear" w:pos="720"/>
@@ -1991,7 +1975,7 @@
         <w:pStyle w:val="BodyText"/>
         <w:numPr>
           <w:ilvl w:val="0"/>
-          <w:numId w:val="12"/>
+          <w:numId w:val="11"/>
         </w:numPr>
         <w:tabs>
           <w:tab w:val="clear" w:pos="720"/>
@@ -2010,7 +1994,7 @@
         <w:pStyle w:val="BodyText"/>
         <w:numPr>
           <w:ilvl w:val="0"/>
-          <w:numId w:val="12"/>
+          <w:numId w:val="11"/>
         </w:numPr>
         <w:tabs>
           <w:tab w:val="clear" w:pos="720"/>
@@ -2029,7 +2013,7 @@
         <w:pStyle w:val="BodyText"/>
         <w:numPr>
           <w:ilvl w:val="0"/>
-          <w:numId w:val="12"/>
+          <w:numId w:val="11"/>
         </w:numPr>
         <w:tabs>
           <w:tab w:val="clear" w:pos="720"/>
@@ -2203,7 +2187,7 @@
         <w:pStyle w:val="BodyText"/>
         <w:numPr>
           <w:ilvl w:val="0"/>
-          <w:numId w:val="13"/>
+          <w:numId w:val="12"/>
         </w:numPr>
         <w:tabs>
           <w:tab w:val="clear" w:pos="720"/>
@@ -2222,7 +2206,7 @@
         <w:pStyle w:val="BodyText"/>
         <w:numPr>
           <w:ilvl w:val="0"/>
-          <w:numId w:val="13"/>
+          <w:numId w:val="12"/>
         </w:numPr>
         <w:tabs>
           <w:tab w:val="clear" w:pos="720"/>
@@ -2252,7 +2236,7 @@
         <w:pStyle w:val="BodyText"/>
         <w:numPr>
           <w:ilvl w:val="0"/>
-          <w:numId w:val="14"/>
+          <w:numId w:val="13"/>
         </w:numPr>
         <w:tabs>
           <w:tab w:val="clear" w:pos="720"/>
@@ -2271,7 +2255,7 @@
         <w:pStyle w:val="BodyText"/>
         <w:numPr>
           <w:ilvl w:val="1"/>
-          <w:numId w:val="14"/>
+          <w:numId w:val="13"/>
         </w:numPr>
         <w:tabs>
           <w:tab w:val="clear" w:pos="720"/>
@@ -2290,7 +2274,7 @@
         <w:pStyle w:val="BodyText"/>
         <w:numPr>
           <w:ilvl w:val="1"/>
-          <w:numId w:val="14"/>
+          <w:numId w:val="13"/>
         </w:numPr>
         <w:tabs>
           <w:tab w:val="clear" w:pos="720"/>
@@ -2309,7 +2293,7 @@
         <w:pStyle w:val="BodyText"/>
         <w:numPr>
           <w:ilvl w:val="0"/>
-          <w:numId w:val="14"/>
+          <w:numId w:val="13"/>
         </w:numPr>
         <w:tabs>
           <w:tab w:val="clear" w:pos="720"/>
@@ -2328,7 +2312,7 @@
         <w:pStyle w:val="BodyText"/>
         <w:numPr>
           <w:ilvl w:val="1"/>
-          <w:numId w:val="14"/>
+          <w:numId w:val="13"/>
         </w:numPr>
         <w:tabs>
           <w:tab w:val="clear" w:pos="720"/>
@@ -2347,7 +2331,7 @@
         <w:pStyle w:val="BodyText"/>
         <w:numPr>
           <w:ilvl w:val="1"/>
-          <w:numId w:val="14"/>
+          <w:numId w:val="13"/>
         </w:numPr>
         <w:tabs>
           <w:tab w:val="clear" w:pos="720"/>
@@ -2366,7 +2350,7 @@
         <w:pStyle w:val="BodyText"/>
         <w:numPr>
           <w:ilvl w:val="1"/>
-          <w:numId w:val="14"/>
+          <w:numId w:val="13"/>
         </w:numPr>
         <w:tabs>
           <w:tab w:val="clear" w:pos="720"/>
@@ -2385,7 +2369,7 @@
         <w:pStyle w:val="BodyText"/>
         <w:numPr>
           <w:ilvl w:val="0"/>
-          <w:numId w:val="14"/>
+          <w:numId w:val="13"/>
         </w:numPr>
         <w:tabs>
           <w:tab w:val="clear" w:pos="720"/>
@@ -2404,7 +2388,7 @@
         <w:pStyle w:val="BodyText"/>
         <w:numPr>
           <w:ilvl w:val="1"/>
-          <w:numId w:val="14"/>
+          <w:numId w:val="13"/>
         </w:numPr>
         <w:tabs>
           <w:tab w:val="clear" w:pos="720"/>
@@ -2423,7 +2407,7 @@
         <w:pStyle w:val="BodyText"/>
         <w:numPr>
           <w:ilvl w:val="1"/>
-          <w:numId w:val="14"/>
+          <w:numId w:val="13"/>
         </w:numPr>
         <w:tabs>
           <w:tab w:val="clear" w:pos="720"/>
@@ -2453,7 +2437,7 @@
         <w:pStyle w:val="BodyText"/>
         <w:numPr>
           <w:ilvl w:val="0"/>
-          <w:numId w:val="15"/>
+          <w:numId w:val="14"/>
         </w:numPr>
         <w:tabs>
           <w:tab w:val="clear" w:pos="720"/>
@@ -2472,7 +2456,7 @@
         <w:pStyle w:val="BodyText"/>
         <w:numPr>
           <w:ilvl w:val="0"/>
-          <w:numId w:val="15"/>
+          <w:numId w:val="14"/>
         </w:numPr>
         <w:tabs>
           <w:tab w:val="clear" w:pos="720"/>
@@ -2491,7 +2475,7 @@
         <w:pStyle w:val="BodyText"/>
         <w:numPr>
           <w:ilvl w:val="0"/>
-          <w:numId w:val="15"/>
+          <w:numId w:val="14"/>
         </w:numPr>
         <w:tabs>
           <w:tab w:val="clear" w:pos="720"/>
@@ -2521,7 +2505,7 @@
         <w:pStyle w:val="BodyText"/>
         <w:numPr>
           <w:ilvl w:val="0"/>
-          <w:numId w:val="16"/>
+          <w:numId w:val="15"/>
         </w:numPr>
         <w:tabs>
           <w:tab w:val="clear" w:pos="720"/>
@@ -2586,7 +2570,7 @@
         <w:pStyle w:val="BodyText"/>
         <w:numPr>
           <w:ilvl w:val="0"/>
-          <w:numId w:val="17"/>
+          <w:numId w:val="16"/>
         </w:numPr>
         <w:tabs>
           <w:tab w:val="clear" w:pos="720"/>
@@ -2605,7 +2589,7 @@
         <w:pStyle w:val="BodyText"/>
         <w:numPr>
           <w:ilvl w:val="0"/>
-          <w:numId w:val="17"/>
+          <w:numId w:val="16"/>
         </w:numPr>
         <w:tabs>
           <w:tab w:val="clear" w:pos="720"/>
@@ -2624,7 +2608,7 @@
         <w:pStyle w:val="BodyText"/>
         <w:numPr>
           <w:ilvl w:val="0"/>
-          <w:numId w:val="17"/>
+          <w:numId w:val="16"/>
         </w:numPr>
         <w:tabs>
           <w:tab w:val="clear" w:pos="720"/>
@@ -2643,7 +2627,7 @@
         <w:pStyle w:val="BodyText"/>
         <w:numPr>
           <w:ilvl w:val="0"/>
-          <w:numId w:val="17"/>
+          <w:numId w:val="16"/>
         </w:numPr>
         <w:tabs>
           <w:tab w:val="clear" w:pos="720"/>
@@ -2691,7 +2675,7 @@
         <w:pStyle w:val="BodyText"/>
         <w:numPr>
           <w:ilvl w:val="0"/>
-          <w:numId w:val="18"/>
+          <w:numId w:val="17"/>
         </w:numPr>
         <w:tabs>
           <w:tab w:val="clear" w:pos="720"/>
@@ -2710,7 +2694,7 @@
         <w:pStyle w:val="BodyText"/>
         <w:numPr>
           <w:ilvl w:val="0"/>
-          <w:numId w:val="18"/>
+          <w:numId w:val="17"/>
         </w:numPr>
         <w:tabs>
           <w:tab w:val="clear" w:pos="720"/>
@@ -2729,7 +2713,7 @@
         <w:pStyle w:val="BodyText"/>
         <w:numPr>
           <w:ilvl w:val="0"/>
-          <w:numId w:val="18"/>
+          <w:numId w:val="17"/>
         </w:numPr>
         <w:tabs>
           <w:tab w:val="clear" w:pos="720"/>
@@ -2748,7 +2732,7 @@
         <w:pStyle w:val="BodyText"/>
         <w:numPr>
           <w:ilvl w:val="0"/>
-          <w:numId w:val="18"/>
+          <w:numId w:val="17"/>
         </w:numPr>
         <w:tabs>
           <w:tab w:val="clear" w:pos="720"/>
@@ -2806,7 +2790,7 @@
         <w:pStyle w:val="BodyText"/>
         <w:numPr>
           <w:ilvl w:val="0"/>
-          <w:numId w:val="19"/>
+          <w:numId w:val="18"/>
         </w:numPr>
         <w:tabs>
           <w:tab w:val="clear" w:pos="720"/>
@@ -2886,7 +2870,7 @@
         <w:pStyle w:val="BodyText"/>
         <w:numPr>
           <w:ilvl w:val="0"/>
-          <w:numId w:val="20"/>
+          <w:numId w:val="19"/>
         </w:numPr>
         <w:tabs>
           <w:tab w:val="clear" w:pos="720"/>
@@ -2905,7 +2889,7 @@
         <w:pStyle w:val="BodyText"/>
         <w:numPr>
           <w:ilvl w:val="0"/>
-          <w:numId w:val="20"/>
+          <w:numId w:val="19"/>
         </w:numPr>
         <w:tabs>
           <w:tab w:val="clear" w:pos="720"/>
@@ -2924,7 +2908,7 @@
         <w:pStyle w:val="BodyText"/>
         <w:numPr>
           <w:ilvl w:val="0"/>
-          <w:numId w:val="20"/>
+          <w:numId w:val="19"/>
         </w:numPr>
         <w:tabs>
           <w:tab w:val="clear" w:pos="720"/>
@@ -2953,7 +2937,7 @@
         <w:pStyle w:val="BodyText"/>
         <w:numPr>
           <w:ilvl w:val="0"/>
-          <w:numId w:val="21"/>
+          <w:numId w:val="20"/>
         </w:numPr>
         <w:tabs>
           <w:tab w:val="clear" w:pos="720"/>
@@ -3000,7 +2984,7 @@
         <w:pStyle w:val="BodyText"/>
         <w:numPr>
           <w:ilvl w:val="0"/>
-          <w:numId w:val="22"/>
+          <w:numId w:val="21"/>
         </w:numPr>
         <w:tabs>
           <w:tab w:val="clear" w:pos="720"/>
@@ -3019,7 +3003,7 @@
         <w:pStyle w:val="BodyText"/>
         <w:numPr>
           <w:ilvl w:val="0"/>
-          <w:numId w:val="22"/>
+          <w:numId w:val="21"/>
         </w:numPr>
         <w:tabs>
           <w:tab w:val="clear" w:pos="720"/>
@@ -3038,7 +3022,7 @@
         <w:pStyle w:val="BodyText"/>
         <w:numPr>
           <w:ilvl w:val="0"/>
-          <w:numId w:val="22"/>
+          <w:numId w:val="21"/>
         </w:numPr>
         <w:tabs>
           <w:tab w:val="clear" w:pos="720"/>
@@ -3057,7 +3041,7 @@
         <w:pStyle w:val="BodyText"/>
         <w:numPr>
           <w:ilvl w:val="0"/>
-          <w:numId w:val="22"/>
+          <w:numId w:val="21"/>
         </w:numPr>
         <w:tabs>
           <w:tab w:val="clear" w:pos="720"/>
@@ -3076,7 +3060,7 @@
         <w:pStyle w:val="BodyText"/>
         <w:numPr>
           <w:ilvl w:val="0"/>
-          <w:numId w:val="22"/>
+          <w:numId w:val="21"/>
         </w:numPr>
         <w:tabs>
           <w:tab w:val="clear" w:pos="720"/>
@@ -3117,7 +3101,7 @@
         <w:pStyle w:val="BodyText"/>
         <w:numPr>
           <w:ilvl w:val="0"/>
-          <w:numId w:val="23"/>
+          <w:numId w:val="22"/>
         </w:numPr>
         <w:tabs>
           <w:tab w:val="clear" w:pos="720"/>
@@ -3136,7 +3120,7 @@
         <w:pStyle w:val="BodyText"/>
         <w:numPr>
           <w:ilvl w:val="0"/>
-          <w:numId w:val="23"/>
+          <w:numId w:val="22"/>
         </w:numPr>
         <w:tabs>
           <w:tab w:val="clear" w:pos="720"/>
@@ -3155,7 +3139,7 @@
         <w:pStyle w:val="BodyText"/>
         <w:numPr>
           <w:ilvl w:val="0"/>
-          <w:numId w:val="23"/>
+          <w:numId w:val="22"/>
         </w:numPr>
         <w:tabs>
           <w:tab w:val="clear" w:pos="720"/>
@@ -3174,7 +3158,7 @@
         <w:pStyle w:val="BodyText"/>
         <w:numPr>
           <w:ilvl w:val="0"/>
-          <w:numId w:val="23"/>
+          <w:numId w:val="22"/>
         </w:numPr>
         <w:tabs>
           <w:tab w:val="clear" w:pos="720"/>
@@ -3193,7 +3177,7 @@
         <w:pStyle w:val="BodyText"/>
         <w:numPr>
           <w:ilvl w:val="0"/>
-          <w:numId w:val="23"/>
+          <w:numId w:val="22"/>
         </w:numPr>
         <w:tabs>
           <w:tab w:val="clear" w:pos="720"/>
@@ -3259,7 +3243,7 @@
         <w:pStyle w:val="Normal"/>
         <w:numPr>
           <w:ilvl w:val="0"/>
-          <w:numId w:val="2"/>
+          <w:numId w:val="1"/>
         </w:numPr>
         <w:ind w:hanging="680" w:start="680"/>
         <w:jc w:val="both"/>
@@ -3290,7 +3274,7 @@
         <w:pStyle w:val="Normal"/>
         <w:numPr>
           <w:ilvl w:val="0"/>
-          <w:numId w:val="2"/>
+          <w:numId w:val="1"/>
         </w:numPr>
         <w:ind w:hanging="680" w:start="680"/>
         <w:jc w:val="both"/>
@@ -3321,7 +3305,7 @@
         <w:pStyle w:val="Normal"/>
         <w:numPr>
           <w:ilvl w:val="0"/>
-          <w:numId w:val="2"/>
+          <w:numId w:val="1"/>
         </w:numPr>
         <w:ind w:hanging="680" w:start="680"/>
         <w:jc w:val="both"/>
@@ -3365,7 +3349,7 @@
         <w:pStyle w:val="Normal"/>
         <w:numPr>
           <w:ilvl w:val="0"/>
-          <w:numId w:val="2"/>
+          <w:numId w:val="1"/>
         </w:numPr>
         <w:ind w:hanging="680" w:start="680"/>
         <w:jc w:val="both"/>
@@ -3396,7 +3380,7 @@
         <w:pStyle w:val="Normal"/>
         <w:numPr>
           <w:ilvl w:val="0"/>
-          <w:numId w:val="2"/>
+          <w:numId w:val="1"/>
         </w:numPr>
         <w:ind w:hanging="680" w:start="680"/>
         <w:jc w:val="both"/>
@@ -3440,7 +3424,7 @@
         <w:pStyle w:val="Normal"/>
         <w:numPr>
           <w:ilvl w:val="0"/>
-          <w:numId w:val="2"/>
+          <w:numId w:val="1"/>
         </w:numPr>
         <w:ind w:hanging="680" w:start="680"/>
         <w:jc w:val="both"/>
@@ -3484,7 +3468,7 @@
         <w:pStyle w:val="Normal"/>
         <w:numPr>
           <w:ilvl w:val="0"/>
-          <w:numId w:val="2"/>
+          <w:numId w:val="1"/>
         </w:numPr>
         <w:ind w:hanging="680" w:start="680"/>
         <w:jc w:val="both"/>
@@ -3502,7 +3486,7 @@
         <w:pStyle w:val="Normal"/>
         <w:numPr>
           <w:ilvl w:val="0"/>
-          <w:numId w:val="2"/>
+          <w:numId w:val="1"/>
         </w:numPr>
         <w:ind w:hanging="680" w:start="680"/>
         <w:jc w:val="both"/>
@@ -3546,7 +3530,7 @@
         <w:pStyle w:val="Normal"/>
         <w:numPr>
           <w:ilvl w:val="0"/>
-          <w:numId w:val="2"/>
+          <w:numId w:val="1"/>
         </w:numPr>
         <w:ind w:hanging="680" w:start="680"/>
         <w:jc w:val="both"/>
@@ -3564,7 +3548,7 @@
         <w:pStyle w:val="Normal"/>
         <w:numPr>
           <w:ilvl w:val="0"/>
-          <w:numId w:val="2"/>
+          <w:numId w:val="1"/>
         </w:numPr>
         <w:ind w:hanging="680" w:start="680"/>
         <w:jc w:val="both"/>
@@ -3582,7 +3566,7 @@
         <w:pStyle w:val="Normal"/>
         <w:numPr>
           <w:ilvl w:val="0"/>
-          <w:numId w:val="2"/>
+          <w:numId w:val="1"/>
         </w:numPr>
         <w:ind w:hanging="680" w:start="680"/>
         <w:jc w:val="both"/>
@@ -3600,7 +3584,7 @@
         <w:pStyle w:val="Normal"/>
         <w:numPr>
           <w:ilvl w:val="0"/>
-          <w:numId w:val="2"/>
+          <w:numId w:val="1"/>
         </w:numPr>
         <w:ind w:hanging="680" w:start="680"/>
         <w:jc w:val="both"/>
@@ -3618,7 +3602,7 @@
         <w:pStyle w:val="Normal"/>
         <w:numPr>
           <w:ilvl w:val="0"/>
-          <w:numId w:val="2"/>
+          <w:numId w:val="1"/>
         </w:numPr>
         <w:ind w:hanging="680" w:start="680"/>
         <w:jc w:val="both"/>
@@ -3636,7 +3620,7 @@
         <w:pStyle w:val="Normal"/>
         <w:numPr>
           <w:ilvl w:val="0"/>
-          <w:numId w:val="2"/>
+          <w:numId w:val="1"/>
         </w:numPr>
         <w:ind w:hanging="680" w:start="680"/>
         <w:jc w:val="both"/>
@@ -3654,7 +3638,7 @@
         <w:pStyle w:val="Normal"/>
         <w:numPr>
           <w:ilvl w:val="0"/>
-          <w:numId w:val="2"/>
+          <w:numId w:val="1"/>
         </w:numPr>
         <w:ind w:hanging="680" w:start="680"/>
         <w:jc w:val="both"/>
@@ -3672,7 +3656,7 @@
         <w:pStyle w:val="Normal"/>
         <w:numPr>
           <w:ilvl w:val="0"/>
-          <w:numId w:val="2"/>
+          <w:numId w:val="1"/>
         </w:numPr>
         <w:ind w:hanging="680" w:start="680"/>
         <w:jc w:val="both"/>
@@ -3690,7 +3674,7 @@
         <w:pStyle w:val="Normal"/>
         <w:numPr>
           <w:ilvl w:val="0"/>
-          <w:numId w:val="2"/>
+          <w:numId w:val="1"/>
         </w:numPr>
         <w:ind w:hanging="680" w:start="680"/>
         <w:jc w:val="both"/>
@@ -3708,7 +3692,7 @@
         <w:pStyle w:val="Normal"/>
         <w:numPr>
           <w:ilvl w:val="0"/>
-          <w:numId w:val="2"/>
+          <w:numId w:val="1"/>
         </w:numPr>
         <w:ind w:hanging="680" w:start="680"/>
         <w:jc w:val="both"/>
@@ -3726,7 +3710,7 @@
         <w:pStyle w:val="Normal"/>
         <w:numPr>
           <w:ilvl w:val="0"/>
-          <w:numId w:val="2"/>
+          <w:numId w:val="1"/>
         </w:numPr>
         <w:ind w:hanging="680" w:start="680"/>
         <w:jc w:val="both"/>
@@ -3966,7 +3950,7 @@
         <w:pStyle w:val="Normal"/>
         <w:numPr>
           <w:ilvl w:val="0"/>
-          <w:numId w:val="2"/>
+          <w:numId w:val="1"/>
         </w:numPr>
         <w:ind w:hanging="680" w:start="680"/>
         <w:jc w:val="both"/>
@@ -4100,7 +4084,7 @@
       </w:pPr>
       <w:r>
         <w:rPr>
-          <w:rStyle w:val="FootnoteCharacters6"/>
+          <w:rStyle w:val="FootnoteCharacters7"/>
         </w:rPr>
         <w:footnoteRef/>
       </w:r>
@@ -4131,6 +4115,2658 @@
   <w:abstractNum w:abstractNumId="1">
     <w:lvl w:ilvl="0">
       <w:start w:val="1"/>
+      <w:numFmt w:val="bullet"/>
+      <w:lvlText w:val=""/>
+      <w:lvlJc w:val="start"/>
+      <w:pPr>
+        <w:tabs>
+          <w:tab w:val="num" w:pos="720"/>
+        </w:tabs>
+        <w:ind w:start="720" w:hanging="360"/>
+      </w:pPr>
+      <w:rPr>
+        <w:rFonts w:ascii="Symbol" w:hAnsi="Symbol" w:cs="Symbol" w:hint="default"/>
+      </w:rPr>
+    </w:lvl>
+    <w:lvl w:ilvl="1">
+      <w:start w:val="1"/>
+      <w:numFmt w:val="bullet"/>
+      <w:lvlText w:val="◦"/>
+      <w:lvlJc w:val="start"/>
+      <w:pPr>
+        <w:tabs>
+          <w:tab w:val="num" w:pos="1080"/>
+        </w:tabs>
+        <w:ind w:start="1080" w:hanging="360"/>
+      </w:pPr>
+      <w:rPr>
+        <w:rFonts w:ascii="OpenSymbol" w:hAnsi="OpenSymbol" w:cs="OpenSymbol" w:hint="default"/>
+      </w:rPr>
+    </w:lvl>
+    <w:lvl w:ilvl="2">
+      <w:start w:val="1"/>
+      <w:numFmt w:val="bullet"/>
+      <w:lvlText w:val="▪"/>
+      <w:lvlJc w:val="start"/>
+      <w:pPr>
+        <w:tabs>
+          <w:tab w:val="num" w:pos="1440"/>
+        </w:tabs>
+        <w:ind w:start="1440" w:hanging="360"/>
+      </w:pPr>
+      <w:rPr>
+        <w:rFonts w:ascii="OpenSymbol" w:hAnsi="OpenSymbol" w:cs="OpenSymbol" w:hint="default"/>
+      </w:rPr>
+    </w:lvl>
+    <w:lvl w:ilvl="3">
+      <w:start w:val="1"/>
+      <w:numFmt w:val="bullet"/>
+      <w:lvlText w:val=""/>
+      <w:lvlJc w:val="start"/>
+      <w:pPr>
+        <w:tabs>
+          <w:tab w:val="num" w:pos="1800"/>
+        </w:tabs>
+        <w:ind w:start="1800" w:hanging="360"/>
+      </w:pPr>
+      <w:rPr>
+        <w:rFonts w:ascii="Symbol" w:hAnsi="Symbol" w:cs="Symbol" w:hint="default"/>
+      </w:rPr>
+    </w:lvl>
+    <w:lvl w:ilvl="4">
+      <w:start w:val="1"/>
+      <w:numFmt w:val="bullet"/>
+      <w:lvlText w:val="◦"/>
+      <w:lvlJc w:val="start"/>
+      <w:pPr>
+        <w:tabs>
+          <w:tab w:val="num" w:pos="2160"/>
+        </w:tabs>
+        <w:ind w:start="2160" w:hanging="360"/>
+      </w:pPr>
+      <w:rPr>
+        <w:rFonts w:ascii="OpenSymbol" w:hAnsi="OpenSymbol" w:cs="OpenSymbol" w:hint="default"/>
+      </w:rPr>
+    </w:lvl>
+    <w:lvl w:ilvl="5">
+      <w:start w:val="1"/>
+      <w:numFmt w:val="bullet"/>
+      <w:lvlText w:val="▪"/>
+      <w:lvlJc w:val="start"/>
+      <w:pPr>
+        <w:tabs>
+          <w:tab w:val="num" w:pos="2520"/>
+        </w:tabs>
+        <w:ind w:start="2520" w:hanging="360"/>
+      </w:pPr>
+      <w:rPr>
+        <w:rFonts w:ascii="OpenSymbol" w:hAnsi="OpenSymbol" w:cs="OpenSymbol" w:hint="default"/>
+      </w:rPr>
+    </w:lvl>
+    <w:lvl w:ilvl="6">
+      <w:start w:val="1"/>
+      <w:numFmt w:val="bullet"/>
+      <w:lvlText w:val=""/>
+      <w:lvlJc w:val="start"/>
+      <w:pPr>
+        <w:tabs>
+          <w:tab w:val="num" w:pos="2880"/>
+        </w:tabs>
+        <w:ind w:start="2880" w:hanging="360"/>
+      </w:pPr>
+      <w:rPr>
+        <w:rFonts w:ascii="Symbol" w:hAnsi="Symbol" w:cs="Symbol" w:hint="default"/>
+      </w:rPr>
+    </w:lvl>
+    <w:lvl w:ilvl="7">
+      <w:start w:val="1"/>
+      <w:numFmt w:val="bullet"/>
+      <w:lvlText w:val="◦"/>
+      <w:lvlJc w:val="start"/>
+      <w:pPr>
+        <w:tabs>
+          <w:tab w:val="num" w:pos="3240"/>
+        </w:tabs>
+        <w:ind w:start="3240" w:hanging="360"/>
+      </w:pPr>
+      <w:rPr>
+        <w:rFonts w:ascii="OpenSymbol" w:hAnsi="OpenSymbol" w:cs="OpenSymbol" w:hint="default"/>
+      </w:rPr>
+    </w:lvl>
+    <w:lvl w:ilvl="8">
+      <w:start w:val="1"/>
+      <w:numFmt w:val="bullet"/>
+      <w:lvlText w:val="▪"/>
+      <w:lvlJc w:val="start"/>
+      <w:pPr>
+        <w:tabs>
+          <w:tab w:val="num" w:pos="3600"/>
+        </w:tabs>
+        <w:ind w:start="3600" w:hanging="360"/>
+      </w:pPr>
+      <w:rPr>
+        <w:rFonts w:ascii="OpenSymbol" w:hAnsi="OpenSymbol" w:cs="OpenSymbol" w:hint="default"/>
+      </w:rPr>
+    </w:lvl>
+  </w:abstractNum>
+  <w:abstractNum w:abstractNumId="2">
+    <w:lvl w:ilvl="0">
+      <w:start w:val="1"/>
+      <w:numFmt w:val="decimal"/>
+      <w:lvlText w:val="%1."/>
+      <w:lvlJc w:val="start"/>
+      <w:pPr>
+        <w:tabs>
+          <w:tab w:val="num" w:pos="720"/>
+        </w:tabs>
+        <w:ind w:start="720" w:hanging="360"/>
+      </w:pPr>
+      <w:rPr/>
+    </w:lvl>
+    <w:lvl w:ilvl="1">
+      <w:start w:val="1"/>
+      <w:numFmt w:val="decimal"/>
+      <w:lvlText w:val="%2."/>
+      <w:lvlJc w:val="start"/>
+      <w:pPr>
+        <w:tabs>
+          <w:tab w:val="num" w:pos="1080"/>
+        </w:tabs>
+        <w:ind w:start="1080" w:hanging="360"/>
+      </w:pPr>
+      <w:rPr/>
+    </w:lvl>
+    <w:lvl w:ilvl="2">
+      <w:start w:val="1"/>
+      <w:numFmt w:val="decimal"/>
+      <w:lvlText w:val="%3."/>
+      <w:lvlJc w:val="start"/>
+      <w:pPr>
+        <w:tabs>
+          <w:tab w:val="num" w:pos="1440"/>
+        </w:tabs>
+        <w:ind w:start="1440" w:hanging="360"/>
+      </w:pPr>
+      <w:rPr/>
+    </w:lvl>
+    <w:lvl w:ilvl="3">
+      <w:start w:val="1"/>
+      <w:numFmt w:val="decimal"/>
+      <w:lvlText w:val="%4."/>
+      <w:lvlJc w:val="start"/>
+      <w:pPr>
+        <w:tabs>
+          <w:tab w:val="num" w:pos="1800"/>
+        </w:tabs>
+        <w:ind w:start="1800" w:hanging="360"/>
+      </w:pPr>
+      <w:rPr/>
+    </w:lvl>
+    <w:lvl w:ilvl="4">
+      <w:start w:val="1"/>
+      <w:numFmt w:val="decimal"/>
+      <w:lvlText w:val="%5."/>
+      <w:lvlJc w:val="start"/>
+      <w:pPr>
+        <w:tabs>
+          <w:tab w:val="num" w:pos="2160"/>
+        </w:tabs>
+        <w:ind w:start="2160" w:hanging="360"/>
+      </w:pPr>
+      <w:rPr/>
+    </w:lvl>
+    <w:lvl w:ilvl="5">
+      <w:start w:val="1"/>
+      <w:numFmt w:val="decimal"/>
+      <w:lvlText w:val="%6."/>
+      <w:lvlJc w:val="start"/>
+      <w:pPr>
+        <w:tabs>
+          <w:tab w:val="num" w:pos="2520"/>
+        </w:tabs>
+        <w:ind w:start="2520" w:hanging="360"/>
+      </w:pPr>
+      <w:rPr/>
+    </w:lvl>
+    <w:lvl w:ilvl="6">
+      <w:start w:val="1"/>
+      <w:numFmt w:val="decimal"/>
+      <w:lvlText w:val="%7."/>
+      <w:lvlJc w:val="start"/>
+      <w:pPr>
+        <w:tabs>
+          <w:tab w:val="num" w:pos="2880"/>
+        </w:tabs>
+        <w:ind w:start="2880" w:hanging="360"/>
+      </w:pPr>
+      <w:rPr/>
+    </w:lvl>
+    <w:lvl w:ilvl="7">
+      <w:start w:val="1"/>
+      <w:numFmt w:val="decimal"/>
+      <w:lvlText w:val="%8."/>
+      <w:lvlJc w:val="start"/>
+      <w:pPr>
+        <w:tabs>
+          <w:tab w:val="num" w:pos="3240"/>
+        </w:tabs>
+        <w:ind w:start="3240" w:hanging="360"/>
+      </w:pPr>
+      <w:rPr/>
+    </w:lvl>
+    <w:lvl w:ilvl="8">
+      <w:start w:val="1"/>
+      <w:numFmt w:val="decimal"/>
+      <w:lvlText w:val="%9."/>
+      <w:lvlJc w:val="start"/>
+      <w:pPr>
+        <w:tabs>
+          <w:tab w:val="num" w:pos="3600"/>
+        </w:tabs>
+        <w:ind w:start="3600" w:hanging="360"/>
+      </w:pPr>
+      <w:rPr/>
+    </w:lvl>
+  </w:abstractNum>
+  <w:abstractNum w:abstractNumId="3">
+    <w:lvl w:ilvl="0">
+      <w:start w:val="1"/>
+      <w:numFmt w:val="decimal"/>
+      <w:lvlText w:val="%1."/>
+      <w:lvlJc w:val="start"/>
+      <w:pPr>
+        <w:tabs>
+          <w:tab w:val="num" w:pos="720"/>
+        </w:tabs>
+        <w:ind w:start="720" w:hanging="360"/>
+      </w:pPr>
+      <w:rPr/>
+    </w:lvl>
+    <w:lvl w:ilvl="1">
+      <w:start w:val="1"/>
+      <w:numFmt w:val="decimal"/>
+      <w:lvlText w:val="%2."/>
+      <w:lvlJc w:val="start"/>
+      <w:pPr>
+        <w:tabs>
+          <w:tab w:val="num" w:pos="1080"/>
+        </w:tabs>
+        <w:ind w:start="1080" w:hanging="360"/>
+      </w:pPr>
+      <w:rPr/>
+    </w:lvl>
+    <w:lvl w:ilvl="2">
+      <w:start w:val="1"/>
+      <w:numFmt w:val="decimal"/>
+      <w:lvlText w:val="%3."/>
+      <w:lvlJc w:val="start"/>
+      <w:pPr>
+        <w:tabs>
+          <w:tab w:val="num" w:pos="1440"/>
+        </w:tabs>
+        <w:ind w:start="1440" w:hanging="360"/>
+      </w:pPr>
+      <w:rPr/>
+    </w:lvl>
+    <w:lvl w:ilvl="3">
+      <w:start w:val="1"/>
+      <w:numFmt w:val="decimal"/>
+      <w:lvlText w:val="%4."/>
+      <w:lvlJc w:val="start"/>
+      <w:pPr>
+        <w:tabs>
+          <w:tab w:val="num" w:pos="1800"/>
+        </w:tabs>
+        <w:ind w:start="1800" w:hanging="360"/>
+      </w:pPr>
+      <w:rPr/>
+    </w:lvl>
+    <w:lvl w:ilvl="4">
+      <w:start w:val="1"/>
+      <w:numFmt w:val="decimal"/>
+      <w:lvlText w:val="%5."/>
+      <w:lvlJc w:val="start"/>
+      <w:pPr>
+        <w:tabs>
+          <w:tab w:val="num" w:pos="2160"/>
+        </w:tabs>
+        <w:ind w:start="2160" w:hanging="360"/>
+      </w:pPr>
+      <w:rPr/>
+    </w:lvl>
+    <w:lvl w:ilvl="5">
+      <w:start w:val="1"/>
+      <w:numFmt w:val="decimal"/>
+      <w:lvlText w:val="%6."/>
+      <w:lvlJc w:val="start"/>
+      <w:pPr>
+        <w:tabs>
+          <w:tab w:val="num" w:pos="2520"/>
+        </w:tabs>
+        <w:ind w:start="2520" w:hanging="360"/>
+      </w:pPr>
+      <w:rPr/>
+    </w:lvl>
+    <w:lvl w:ilvl="6">
+      <w:start w:val="1"/>
+      <w:numFmt w:val="decimal"/>
+      <w:lvlText w:val="%7."/>
+      <w:lvlJc w:val="start"/>
+      <w:pPr>
+        <w:tabs>
+          <w:tab w:val="num" w:pos="2880"/>
+        </w:tabs>
+        <w:ind w:start="2880" w:hanging="360"/>
+      </w:pPr>
+      <w:rPr/>
+    </w:lvl>
+    <w:lvl w:ilvl="7">
+      <w:start w:val="1"/>
+      <w:numFmt w:val="decimal"/>
+      <w:lvlText w:val="%8."/>
+      <w:lvlJc w:val="start"/>
+      <w:pPr>
+        <w:tabs>
+          <w:tab w:val="num" w:pos="3240"/>
+        </w:tabs>
+        <w:ind w:start="3240" w:hanging="360"/>
+      </w:pPr>
+      <w:rPr/>
+    </w:lvl>
+    <w:lvl w:ilvl="8">
+      <w:start w:val="1"/>
+      <w:numFmt w:val="decimal"/>
+      <w:lvlText w:val="%9."/>
+      <w:lvlJc w:val="start"/>
+      <w:pPr>
+        <w:tabs>
+          <w:tab w:val="num" w:pos="3600"/>
+        </w:tabs>
+        <w:ind w:start="3600" w:hanging="360"/>
+      </w:pPr>
+      <w:rPr/>
+    </w:lvl>
+  </w:abstractNum>
+  <w:abstractNum w:abstractNumId="4">
+    <w:lvl w:ilvl="0">
+      <w:start w:val="1"/>
+      <w:numFmt w:val="decimal"/>
+      <w:lvlText w:val="%1."/>
+      <w:lvlJc w:val="start"/>
+      <w:pPr>
+        <w:tabs>
+          <w:tab w:val="num" w:pos="720"/>
+        </w:tabs>
+        <w:ind w:start="720" w:hanging="360"/>
+      </w:pPr>
+      <w:rPr/>
+    </w:lvl>
+    <w:lvl w:ilvl="1">
+      <w:start w:val="1"/>
+      <w:numFmt w:val="decimal"/>
+      <w:lvlText w:val="%2."/>
+      <w:lvlJc w:val="start"/>
+      <w:pPr>
+        <w:tabs>
+          <w:tab w:val="num" w:pos="1080"/>
+        </w:tabs>
+        <w:ind w:start="1080" w:hanging="360"/>
+      </w:pPr>
+      <w:rPr/>
+    </w:lvl>
+    <w:lvl w:ilvl="2">
+      <w:start w:val="1"/>
+      <w:numFmt w:val="decimal"/>
+      <w:lvlText w:val="%3."/>
+      <w:lvlJc w:val="start"/>
+      <w:pPr>
+        <w:tabs>
+          <w:tab w:val="num" w:pos="1440"/>
+        </w:tabs>
+        <w:ind w:start="1440" w:hanging="360"/>
+      </w:pPr>
+      <w:rPr/>
+    </w:lvl>
+    <w:lvl w:ilvl="3">
+      <w:start w:val="1"/>
+      <w:numFmt w:val="decimal"/>
+      <w:lvlText w:val="%4."/>
+      <w:lvlJc w:val="start"/>
+      <w:pPr>
+        <w:tabs>
+          <w:tab w:val="num" w:pos="1800"/>
+        </w:tabs>
+        <w:ind w:start="1800" w:hanging="360"/>
+      </w:pPr>
+      <w:rPr/>
+    </w:lvl>
+    <w:lvl w:ilvl="4">
+      <w:start w:val="1"/>
+      <w:numFmt w:val="decimal"/>
+      <w:lvlText w:val="%5."/>
+      <w:lvlJc w:val="start"/>
+      <w:pPr>
+        <w:tabs>
+          <w:tab w:val="num" w:pos="2160"/>
+        </w:tabs>
+        <w:ind w:start="2160" w:hanging="360"/>
+      </w:pPr>
+      <w:rPr/>
+    </w:lvl>
+    <w:lvl w:ilvl="5">
+      <w:start w:val="1"/>
+      <w:numFmt w:val="decimal"/>
+      <w:lvlText w:val="%6."/>
+      <w:lvlJc w:val="start"/>
+      <w:pPr>
+        <w:tabs>
+          <w:tab w:val="num" w:pos="2520"/>
+        </w:tabs>
+        <w:ind w:start="2520" w:hanging="360"/>
+      </w:pPr>
+      <w:rPr/>
+    </w:lvl>
+    <w:lvl w:ilvl="6">
+      <w:start w:val="1"/>
+      <w:numFmt w:val="decimal"/>
+      <w:lvlText w:val="%7."/>
+      <w:lvlJc w:val="start"/>
+      <w:pPr>
+        <w:tabs>
+          <w:tab w:val="num" w:pos="2880"/>
+        </w:tabs>
+        <w:ind w:start="2880" w:hanging="360"/>
+      </w:pPr>
+      <w:rPr/>
+    </w:lvl>
+    <w:lvl w:ilvl="7">
+      <w:start w:val="1"/>
+      <w:numFmt w:val="decimal"/>
+      <w:lvlText w:val="%8."/>
+      <w:lvlJc w:val="start"/>
+      <w:pPr>
+        <w:tabs>
+          <w:tab w:val="num" w:pos="3240"/>
+        </w:tabs>
+        <w:ind w:start="3240" w:hanging="360"/>
+      </w:pPr>
+      <w:rPr/>
+    </w:lvl>
+    <w:lvl w:ilvl="8">
+      <w:start w:val="1"/>
+      <w:numFmt w:val="decimal"/>
+      <w:lvlText w:val="%9."/>
+      <w:lvlJc w:val="start"/>
+      <w:pPr>
+        <w:tabs>
+          <w:tab w:val="num" w:pos="3600"/>
+        </w:tabs>
+        <w:ind w:start="3600" w:hanging="360"/>
+      </w:pPr>
+      <w:rPr/>
+    </w:lvl>
+  </w:abstractNum>
+  <w:abstractNum w:abstractNumId="5">
+    <w:lvl w:ilvl="0">
+      <w:start w:val="1"/>
+      <w:numFmt w:val="decimal"/>
+      <w:lvlText w:val="%1."/>
+      <w:lvlJc w:val="start"/>
+      <w:pPr>
+        <w:tabs>
+          <w:tab w:val="num" w:pos="720"/>
+        </w:tabs>
+        <w:ind w:start="720" w:hanging="360"/>
+      </w:pPr>
+      <w:rPr/>
+    </w:lvl>
+    <w:lvl w:ilvl="1">
+      <w:start w:val="1"/>
+      <w:numFmt w:val="decimal"/>
+      <w:lvlText w:val="%2."/>
+      <w:lvlJc w:val="start"/>
+      <w:pPr>
+        <w:tabs>
+          <w:tab w:val="num" w:pos="1080"/>
+        </w:tabs>
+        <w:ind w:start="1080" w:hanging="360"/>
+      </w:pPr>
+      <w:rPr/>
+    </w:lvl>
+    <w:lvl w:ilvl="2">
+      <w:start w:val="1"/>
+      <w:numFmt w:val="decimal"/>
+      <w:lvlText w:val="%3."/>
+      <w:lvlJc w:val="start"/>
+      <w:pPr>
+        <w:tabs>
+          <w:tab w:val="num" w:pos="1440"/>
+        </w:tabs>
+        <w:ind w:start="1440" w:hanging="360"/>
+      </w:pPr>
+      <w:rPr/>
+    </w:lvl>
+    <w:lvl w:ilvl="3">
+      <w:start w:val="1"/>
+      <w:numFmt w:val="decimal"/>
+      <w:lvlText w:val="%4."/>
+      <w:lvlJc w:val="start"/>
+      <w:pPr>
+        <w:tabs>
+          <w:tab w:val="num" w:pos="1800"/>
+        </w:tabs>
+        <w:ind w:start="1800" w:hanging="360"/>
+      </w:pPr>
+      <w:rPr/>
+    </w:lvl>
+    <w:lvl w:ilvl="4">
+      <w:start w:val="1"/>
+      <w:numFmt w:val="decimal"/>
+      <w:lvlText w:val="%5."/>
+      <w:lvlJc w:val="start"/>
+      <w:pPr>
+        <w:tabs>
+          <w:tab w:val="num" w:pos="2160"/>
+        </w:tabs>
+        <w:ind w:start="2160" w:hanging="360"/>
+      </w:pPr>
+      <w:rPr/>
+    </w:lvl>
+    <w:lvl w:ilvl="5">
+      <w:start w:val="1"/>
+      <w:numFmt w:val="decimal"/>
+      <w:lvlText w:val="%6."/>
+      <w:lvlJc w:val="start"/>
+      <w:pPr>
+        <w:tabs>
+          <w:tab w:val="num" w:pos="2520"/>
+        </w:tabs>
+        <w:ind w:start="2520" w:hanging="360"/>
+      </w:pPr>
+      <w:rPr/>
+    </w:lvl>
+    <w:lvl w:ilvl="6">
+      <w:start w:val="1"/>
+      <w:numFmt w:val="decimal"/>
+      <w:lvlText w:val="%7."/>
+      <w:lvlJc w:val="start"/>
+      <w:pPr>
+        <w:tabs>
+          <w:tab w:val="num" w:pos="2880"/>
+        </w:tabs>
+        <w:ind w:start="2880" w:hanging="360"/>
+      </w:pPr>
+      <w:rPr/>
+    </w:lvl>
+    <w:lvl w:ilvl="7">
+      <w:start w:val="1"/>
+      <w:numFmt w:val="decimal"/>
+      <w:lvlText w:val="%8."/>
+      <w:lvlJc w:val="start"/>
+      <w:pPr>
+        <w:tabs>
+          <w:tab w:val="num" w:pos="3240"/>
+        </w:tabs>
+        <w:ind w:start="3240" w:hanging="360"/>
+      </w:pPr>
+      <w:rPr/>
+    </w:lvl>
+    <w:lvl w:ilvl="8">
+      <w:start w:val="1"/>
+      <w:numFmt w:val="decimal"/>
+      <w:lvlText w:val="%9."/>
+      <w:lvlJc w:val="start"/>
+      <w:pPr>
+        <w:tabs>
+          <w:tab w:val="num" w:pos="3600"/>
+        </w:tabs>
+        <w:ind w:start="3600" w:hanging="360"/>
+      </w:pPr>
+      <w:rPr/>
+    </w:lvl>
+  </w:abstractNum>
+  <w:abstractNum w:abstractNumId="6">
+    <w:lvl w:ilvl="0">
+      <w:start w:val="1"/>
+      <w:numFmt w:val="decimal"/>
+      <w:lvlText w:val="%1."/>
+      <w:lvlJc w:val="start"/>
+      <w:pPr>
+        <w:tabs>
+          <w:tab w:val="num" w:pos="720"/>
+        </w:tabs>
+        <w:ind w:start="720" w:hanging="360"/>
+      </w:pPr>
+      <w:rPr/>
+    </w:lvl>
+    <w:lvl w:ilvl="1">
+      <w:start w:val="1"/>
+      <w:numFmt w:val="decimal"/>
+      <w:lvlText w:val="%2."/>
+      <w:lvlJc w:val="start"/>
+      <w:pPr>
+        <w:tabs>
+          <w:tab w:val="num" w:pos="1080"/>
+        </w:tabs>
+        <w:ind w:start="1080" w:hanging="360"/>
+      </w:pPr>
+      <w:rPr/>
+    </w:lvl>
+    <w:lvl w:ilvl="2">
+      <w:start w:val="1"/>
+      <w:numFmt w:val="decimal"/>
+      <w:lvlText w:val="%3."/>
+      <w:lvlJc w:val="start"/>
+      <w:pPr>
+        <w:tabs>
+          <w:tab w:val="num" w:pos="1440"/>
+        </w:tabs>
+        <w:ind w:start="1440" w:hanging="360"/>
+      </w:pPr>
+      <w:rPr/>
+    </w:lvl>
+    <w:lvl w:ilvl="3">
+      <w:start w:val="1"/>
+      <w:numFmt w:val="decimal"/>
+      <w:lvlText w:val="%4."/>
+      <w:lvlJc w:val="start"/>
+      <w:pPr>
+        <w:tabs>
+          <w:tab w:val="num" w:pos="1800"/>
+        </w:tabs>
+        <w:ind w:start="1800" w:hanging="360"/>
+      </w:pPr>
+      <w:rPr/>
+    </w:lvl>
+    <w:lvl w:ilvl="4">
+      <w:start w:val="1"/>
+      <w:numFmt w:val="decimal"/>
+      <w:lvlText w:val="%5."/>
+      <w:lvlJc w:val="start"/>
+      <w:pPr>
+        <w:tabs>
+          <w:tab w:val="num" w:pos="2160"/>
+        </w:tabs>
+        <w:ind w:start="2160" w:hanging="360"/>
+      </w:pPr>
+      <w:rPr/>
+    </w:lvl>
+    <w:lvl w:ilvl="5">
+      <w:start w:val="1"/>
+      <w:numFmt w:val="decimal"/>
+      <w:lvlText w:val="%6."/>
+      <w:lvlJc w:val="start"/>
+      <w:pPr>
+        <w:tabs>
+          <w:tab w:val="num" w:pos="2520"/>
+        </w:tabs>
+        <w:ind w:start="2520" w:hanging="360"/>
+      </w:pPr>
+      <w:rPr/>
+    </w:lvl>
+    <w:lvl w:ilvl="6">
+      <w:start w:val="1"/>
+      <w:numFmt w:val="decimal"/>
+      <w:lvlText w:val="%7."/>
+      <w:lvlJc w:val="start"/>
+      <w:pPr>
+        <w:tabs>
+          <w:tab w:val="num" w:pos="2880"/>
+        </w:tabs>
+        <w:ind w:start="2880" w:hanging="360"/>
+      </w:pPr>
+      <w:rPr/>
+    </w:lvl>
+    <w:lvl w:ilvl="7">
+      <w:start w:val="1"/>
+      <w:numFmt w:val="decimal"/>
+      <w:lvlText w:val="%8."/>
+      <w:lvlJc w:val="start"/>
+      <w:pPr>
+        <w:tabs>
+          <w:tab w:val="num" w:pos="3240"/>
+        </w:tabs>
+        <w:ind w:start="3240" w:hanging="360"/>
+      </w:pPr>
+      <w:rPr/>
+    </w:lvl>
+    <w:lvl w:ilvl="8">
+      <w:start w:val="1"/>
+      <w:numFmt w:val="decimal"/>
+      <w:lvlText w:val="%9."/>
+      <w:lvlJc w:val="start"/>
+      <w:pPr>
+        <w:tabs>
+          <w:tab w:val="num" w:pos="3600"/>
+        </w:tabs>
+        <w:ind w:start="3600" w:hanging="360"/>
+      </w:pPr>
+      <w:rPr/>
+    </w:lvl>
+  </w:abstractNum>
+  <w:abstractNum w:abstractNumId="7">
+    <w:lvl w:ilvl="0">
+      <w:start w:val="1"/>
+      <w:numFmt w:val="decimal"/>
+      <w:lvlText w:val="%1."/>
+      <w:lvlJc w:val="start"/>
+      <w:pPr>
+        <w:tabs>
+          <w:tab w:val="num" w:pos="709"/>
+        </w:tabs>
+        <w:ind w:start="709" w:hanging="283"/>
+      </w:pPr>
+      <w:rPr/>
+    </w:lvl>
+    <w:lvl w:ilvl="1">
+      <w:start w:val="1"/>
+      <w:numFmt w:val="decimal"/>
+      <w:lvlText w:val="%2."/>
+      <w:lvlJc w:val="start"/>
+      <w:pPr>
+        <w:tabs>
+          <w:tab w:val="num" w:pos="1418"/>
+        </w:tabs>
+        <w:ind w:start="1418" w:hanging="283"/>
+      </w:pPr>
+      <w:rPr/>
+    </w:lvl>
+    <w:lvl w:ilvl="2">
+      <w:start w:val="1"/>
+      <w:numFmt w:val="decimal"/>
+      <w:lvlText w:val="%3."/>
+      <w:lvlJc w:val="start"/>
+      <w:pPr>
+        <w:tabs>
+          <w:tab w:val="num" w:pos="2127"/>
+        </w:tabs>
+        <w:ind w:start="2127" w:hanging="283"/>
+      </w:pPr>
+      <w:rPr/>
+    </w:lvl>
+    <w:lvl w:ilvl="3">
+      <w:start w:val="1"/>
+      <w:numFmt w:val="decimal"/>
+      <w:lvlText w:val="%4."/>
+      <w:lvlJc w:val="start"/>
+      <w:pPr>
+        <w:tabs>
+          <w:tab w:val="num" w:pos="2836"/>
+        </w:tabs>
+        <w:ind w:start="2836" w:hanging="283"/>
+      </w:pPr>
+      <w:rPr/>
+    </w:lvl>
+    <w:lvl w:ilvl="4">
+      <w:start w:val="1"/>
+      <w:numFmt w:val="decimal"/>
+      <w:lvlText w:val="%5."/>
+      <w:lvlJc w:val="start"/>
+      <w:pPr>
+        <w:tabs>
+          <w:tab w:val="num" w:pos="3545"/>
+        </w:tabs>
+        <w:ind w:start="3545" w:hanging="283"/>
+      </w:pPr>
+      <w:rPr/>
+    </w:lvl>
+    <w:lvl w:ilvl="5">
+      <w:start w:val="1"/>
+      <w:numFmt w:val="decimal"/>
+      <w:lvlText w:val="%6."/>
+      <w:lvlJc w:val="start"/>
+      <w:pPr>
+        <w:tabs>
+          <w:tab w:val="num" w:pos="4254"/>
+        </w:tabs>
+        <w:ind w:start="4254" w:hanging="283"/>
+      </w:pPr>
+      <w:rPr/>
+    </w:lvl>
+    <w:lvl w:ilvl="6">
+      <w:start w:val="1"/>
+      <w:numFmt w:val="decimal"/>
+      <w:lvlText w:val="%7."/>
+      <w:lvlJc w:val="start"/>
+      <w:pPr>
+        <w:tabs>
+          <w:tab w:val="num" w:pos="4963"/>
+        </w:tabs>
+        <w:ind w:start="4963" w:hanging="283"/>
+      </w:pPr>
+      <w:rPr/>
+    </w:lvl>
+    <w:lvl w:ilvl="7">
+      <w:start w:val="1"/>
+      <w:numFmt w:val="decimal"/>
+      <w:lvlText w:val="%8."/>
+      <w:lvlJc w:val="start"/>
+      <w:pPr>
+        <w:tabs>
+          <w:tab w:val="num" w:pos="5672"/>
+        </w:tabs>
+        <w:ind w:start="5672" w:hanging="283"/>
+      </w:pPr>
+      <w:rPr/>
+    </w:lvl>
+    <w:lvl w:ilvl="8">
+      <w:start w:val="1"/>
+      <w:numFmt w:val="decimal"/>
+      <w:lvlText w:val="%9."/>
+      <w:lvlJc w:val="start"/>
+      <w:pPr>
+        <w:tabs>
+          <w:tab w:val="num" w:pos="6381"/>
+        </w:tabs>
+        <w:ind w:start="6381" w:hanging="283"/>
+      </w:pPr>
+      <w:rPr/>
+    </w:lvl>
+  </w:abstractNum>
+  <w:abstractNum w:abstractNumId="8">
+    <w:lvl w:ilvl="0">
+      <w:start w:val="1"/>
+      <w:numFmt w:val="decimal"/>
+      <w:lvlText w:val="%1."/>
+      <w:lvlJc w:val="start"/>
+      <w:pPr>
+        <w:tabs>
+          <w:tab w:val="num" w:pos="709"/>
+        </w:tabs>
+        <w:ind w:start="709" w:hanging="283"/>
+      </w:pPr>
+      <w:rPr/>
+    </w:lvl>
+    <w:lvl w:ilvl="1">
+      <w:start w:val="1"/>
+      <w:numFmt w:val="decimal"/>
+      <w:lvlText w:val="%2."/>
+      <w:lvlJc w:val="start"/>
+      <w:pPr>
+        <w:tabs>
+          <w:tab w:val="num" w:pos="1418"/>
+        </w:tabs>
+        <w:ind w:start="1418" w:hanging="283"/>
+      </w:pPr>
+      <w:rPr/>
+    </w:lvl>
+    <w:lvl w:ilvl="2">
+      <w:start w:val="1"/>
+      <w:numFmt w:val="decimal"/>
+      <w:lvlText w:val="%3."/>
+      <w:lvlJc w:val="start"/>
+      <w:pPr>
+        <w:tabs>
+          <w:tab w:val="num" w:pos="2127"/>
+        </w:tabs>
+        <w:ind w:start="2127" w:hanging="283"/>
+      </w:pPr>
+      <w:rPr/>
+    </w:lvl>
+    <w:lvl w:ilvl="3">
+      <w:start w:val="1"/>
+      <w:numFmt w:val="decimal"/>
+      <w:lvlText w:val="%4."/>
+      <w:lvlJc w:val="start"/>
+      <w:pPr>
+        <w:tabs>
+          <w:tab w:val="num" w:pos="2836"/>
+        </w:tabs>
+        <w:ind w:start="2836" w:hanging="283"/>
+      </w:pPr>
+      <w:rPr/>
+    </w:lvl>
+    <w:lvl w:ilvl="4">
+      <w:start w:val="1"/>
+      <w:numFmt w:val="decimal"/>
+      <w:lvlText w:val="%5."/>
+      <w:lvlJc w:val="start"/>
+      <w:pPr>
+        <w:tabs>
+          <w:tab w:val="num" w:pos="3545"/>
+        </w:tabs>
+        <w:ind w:start="3545" w:hanging="283"/>
+      </w:pPr>
+      <w:rPr/>
+    </w:lvl>
+    <w:lvl w:ilvl="5">
+      <w:start w:val="1"/>
+      <w:numFmt w:val="decimal"/>
+      <w:lvlText w:val="%6."/>
+      <w:lvlJc w:val="start"/>
+      <w:pPr>
+        <w:tabs>
+          <w:tab w:val="num" w:pos="4254"/>
+        </w:tabs>
+        <w:ind w:start="4254" w:hanging="283"/>
+      </w:pPr>
+      <w:rPr/>
+    </w:lvl>
+    <w:lvl w:ilvl="6">
+      <w:start w:val="1"/>
+      <w:numFmt w:val="decimal"/>
+      <w:lvlText w:val="%7."/>
+      <w:lvlJc w:val="start"/>
+      <w:pPr>
+        <w:tabs>
+          <w:tab w:val="num" w:pos="4963"/>
+        </w:tabs>
+        <w:ind w:start="4963" w:hanging="283"/>
+      </w:pPr>
+      <w:rPr/>
+    </w:lvl>
+    <w:lvl w:ilvl="7">
+      <w:start w:val="1"/>
+      <w:numFmt w:val="decimal"/>
+      <w:lvlText w:val="%8."/>
+      <w:lvlJc w:val="start"/>
+      <w:pPr>
+        <w:tabs>
+          <w:tab w:val="num" w:pos="5672"/>
+        </w:tabs>
+        <w:ind w:start="5672" w:hanging="283"/>
+      </w:pPr>
+      <w:rPr/>
+    </w:lvl>
+    <w:lvl w:ilvl="8">
+      <w:start w:val="1"/>
+      <w:numFmt w:val="decimal"/>
+      <w:lvlText w:val="%9."/>
+      <w:lvlJc w:val="start"/>
+      <w:pPr>
+        <w:tabs>
+          <w:tab w:val="num" w:pos="6381"/>
+        </w:tabs>
+        <w:ind w:start="6381" w:hanging="283"/>
+      </w:pPr>
+      <w:rPr/>
+    </w:lvl>
+  </w:abstractNum>
+  <w:abstractNum w:abstractNumId="9">
+    <w:lvl w:ilvl="0">
+      <w:start w:val="1"/>
+      <w:numFmt w:val="decimal"/>
+      <w:lvlText w:val="%1."/>
+      <w:lvlJc w:val="start"/>
+      <w:pPr>
+        <w:tabs>
+          <w:tab w:val="num" w:pos="709"/>
+        </w:tabs>
+        <w:ind w:start="709" w:hanging="283"/>
+      </w:pPr>
+      <w:rPr/>
+    </w:lvl>
+    <w:lvl w:ilvl="1">
+      <w:start w:val="1"/>
+      <w:numFmt w:val="decimal"/>
+      <w:lvlText w:val="%2."/>
+      <w:lvlJc w:val="start"/>
+      <w:pPr>
+        <w:tabs>
+          <w:tab w:val="num" w:pos="1418"/>
+        </w:tabs>
+        <w:ind w:start="1418" w:hanging="283"/>
+      </w:pPr>
+      <w:rPr/>
+    </w:lvl>
+    <w:lvl w:ilvl="2">
+      <w:start w:val="1"/>
+      <w:numFmt w:val="decimal"/>
+      <w:lvlText w:val="%3."/>
+      <w:lvlJc w:val="start"/>
+      <w:pPr>
+        <w:tabs>
+          <w:tab w:val="num" w:pos="2127"/>
+        </w:tabs>
+        <w:ind w:start="2127" w:hanging="283"/>
+      </w:pPr>
+      <w:rPr/>
+    </w:lvl>
+    <w:lvl w:ilvl="3">
+      <w:start w:val="1"/>
+      <w:numFmt w:val="decimal"/>
+      <w:lvlText w:val="%4."/>
+      <w:lvlJc w:val="start"/>
+      <w:pPr>
+        <w:tabs>
+          <w:tab w:val="num" w:pos="2836"/>
+        </w:tabs>
+        <w:ind w:start="2836" w:hanging="283"/>
+      </w:pPr>
+      <w:rPr/>
+    </w:lvl>
+    <w:lvl w:ilvl="4">
+      <w:start w:val="1"/>
+      <w:numFmt w:val="decimal"/>
+      <w:lvlText w:val="%5."/>
+      <w:lvlJc w:val="start"/>
+      <w:pPr>
+        <w:tabs>
+          <w:tab w:val="num" w:pos="3545"/>
+        </w:tabs>
+        <w:ind w:start="3545" w:hanging="283"/>
+      </w:pPr>
+      <w:rPr/>
+    </w:lvl>
+    <w:lvl w:ilvl="5">
+      <w:start w:val="1"/>
+      <w:numFmt w:val="decimal"/>
+      <w:lvlText w:val="%6."/>
+      <w:lvlJc w:val="start"/>
+      <w:pPr>
+        <w:tabs>
+          <w:tab w:val="num" w:pos="4254"/>
+        </w:tabs>
+        <w:ind w:start="4254" w:hanging="283"/>
+      </w:pPr>
+      <w:rPr/>
+    </w:lvl>
+    <w:lvl w:ilvl="6">
+      <w:start w:val="1"/>
+      <w:numFmt w:val="decimal"/>
+      <w:lvlText w:val="%7."/>
+      <w:lvlJc w:val="start"/>
+      <w:pPr>
+        <w:tabs>
+          <w:tab w:val="num" w:pos="4963"/>
+        </w:tabs>
+        <w:ind w:start="4963" w:hanging="283"/>
+      </w:pPr>
+      <w:rPr/>
+    </w:lvl>
+    <w:lvl w:ilvl="7">
+      <w:start w:val="1"/>
+      <w:numFmt w:val="decimal"/>
+      <w:lvlText w:val="%8."/>
+      <w:lvlJc w:val="start"/>
+      <w:pPr>
+        <w:tabs>
+          <w:tab w:val="num" w:pos="5672"/>
+        </w:tabs>
+        <w:ind w:start="5672" w:hanging="283"/>
+      </w:pPr>
+      <w:rPr/>
+    </w:lvl>
+    <w:lvl w:ilvl="8">
+      <w:start w:val="1"/>
+      <w:numFmt w:val="decimal"/>
+      <w:lvlText w:val="%9."/>
+      <w:lvlJc w:val="start"/>
+      <w:pPr>
+        <w:tabs>
+          <w:tab w:val="num" w:pos="6381"/>
+        </w:tabs>
+        <w:ind w:start="6381" w:hanging="283"/>
+      </w:pPr>
+      <w:rPr/>
+    </w:lvl>
+  </w:abstractNum>
+  <w:abstractNum w:abstractNumId="10">
+    <w:lvl w:ilvl="0">
+      <w:start w:val="1"/>
+      <w:numFmt w:val="decimal"/>
+      <w:lvlText w:val="%1."/>
+      <w:lvlJc w:val="start"/>
+      <w:pPr>
+        <w:tabs>
+          <w:tab w:val="num" w:pos="709"/>
+        </w:tabs>
+        <w:ind w:start="709" w:hanging="283"/>
+      </w:pPr>
+      <w:rPr/>
+    </w:lvl>
+    <w:lvl w:ilvl="1">
+      <w:start w:val="1"/>
+      <w:numFmt w:val="decimal"/>
+      <w:lvlText w:val="%2."/>
+      <w:lvlJc w:val="start"/>
+      <w:pPr>
+        <w:tabs>
+          <w:tab w:val="num" w:pos="1418"/>
+        </w:tabs>
+        <w:ind w:start="1418" w:hanging="283"/>
+      </w:pPr>
+      <w:rPr/>
+    </w:lvl>
+    <w:lvl w:ilvl="2">
+      <w:start w:val="1"/>
+      <w:numFmt w:val="decimal"/>
+      <w:lvlText w:val="%3."/>
+      <w:lvlJc w:val="start"/>
+      <w:pPr>
+        <w:tabs>
+          <w:tab w:val="num" w:pos="2127"/>
+        </w:tabs>
+        <w:ind w:start="2127" w:hanging="283"/>
+      </w:pPr>
+      <w:rPr/>
+    </w:lvl>
+    <w:lvl w:ilvl="3">
+      <w:start w:val="1"/>
+      <w:numFmt w:val="decimal"/>
+      <w:lvlText w:val="%4."/>
+      <w:lvlJc w:val="start"/>
+      <w:pPr>
+        <w:tabs>
+          <w:tab w:val="num" w:pos="2836"/>
+        </w:tabs>
+        <w:ind w:start="2836" w:hanging="283"/>
+      </w:pPr>
+      <w:rPr/>
+    </w:lvl>
+    <w:lvl w:ilvl="4">
+      <w:start w:val="1"/>
+      <w:numFmt w:val="decimal"/>
+      <w:lvlText w:val="%5."/>
+      <w:lvlJc w:val="start"/>
+      <w:pPr>
+        <w:tabs>
+          <w:tab w:val="num" w:pos="3545"/>
+        </w:tabs>
+        <w:ind w:start="3545" w:hanging="283"/>
+      </w:pPr>
+      <w:rPr/>
+    </w:lvl>
+    <w:lvl w:ilvl="5">
+      <w:start w:val="1"/>
+      <w:numFmt w:val="decimal"/>
+      <w:lvlText w:val="%6."/>
+      <w:lvlJc w:val="start"/>
+      <w:pPr>
+        <w:tabs>
+          <w:tab w:val="num" w:pos="4254"/>
+        </w:tabs>
+        <w:ind w:start="4254" w:hanging="283"/>
+      </w:pPr>
+      <w:rPr/>
+    </w:lvl>
+    <w:lvl w:ilvl="6">
+      <w:start w:val="1"/>
+      <w:numFmt w:val="decimal"/>
+      <w:lvlText w:val="%7."/>
+      <w:lvlJc w:val="start"/>
+      <w:pPr>
+        <w:tabs>
+          <w:tab w:val="num" w:pos="4963"/>
+        </w:tabs>
+        <w:ind w:start="4963" w:hanging="283"/>
+      </w:pPr>
+      <w:rPr/>
+    </w:lvl>
+    <w:lvl w:ilvl="7">
+      <w:start w:val="1"/>
+      <w:numFmt w:val="decimal"/>
+      <w:lvlText w:val="%8."/>
+      <w:lvlJc w:val="start"/>
+      <w:pPr>
+        <w:tabs>
+          <w:tab w:val="num" w:pos="5672"/>
+        </w:tabs>
+        <w:ind w:start="5672" w:hanging="283"/>
+      </w:pPr>
+      <w:rPr/>
+    </w:lvl>
+    <w:lvl w:ilvl="8">
+      <w:start w:val="1"/>
+      <w:numFmt w:val="decimal"/>
+      <w:lvlText w:val="%9."/>
+      <w:lvlJc w:val="start"/>
+      <w:pPr>
+        <w:tabs>
+          <w:tab w:val="num" w:pos="6381"/>
+        </w:tabs>
+        <w:ind w:start="6381" w:hanging="283"/>
+      </w:pPr>
+      <w:rPr/>
+    </w:lvl>
+  </w:abstractNum>
+  <w:abstractNum w:abstractNumId="11">
+    <w:lvl w:ilvl="0">
+      <w:start w:val="1"/>
+      <w:numFmt w:val="decimal"/>
+      <w:lvlText w:val="%1."/>
+      <w:lvlJc w:val="start"/>
+      <w:pPr>
+        <w:tabs>
+          <w:tab w:val="num" w:pos="709"/>
+        </w:tabs>
+        <w:ind w:start="709" w:hanging="283"/>
+      </w:pPr>
+      <w:rPr/>
+    </w:lvl>
+    <w:lvl w:ilvl="1">
+      <w:start w:val="1"/>
+      <w:numFmt w:val="decimal"/>
+      <w:lvlText w:val="%2."/>
+      <w:lvlJc w:val="start"/>
+      <w:pPr>
+        <w:tabs>
+          <w:tab w:val="num" w:pos="1418"/>
+        </w:tabs>
+        <w:ind w:start="1418" w:hanging="283"/>
+      </w:pPr>
+      <w:rPr/>
+    </w:lvl>
+    <w:lvl w:ilvl="2">
+      <w:start w:val="1"/>
+      <w:numFmt w:val="decimal"/>
+      <w:lvlText w:val="%3."/>
+      <w:lvlJc w:val="start"/>
+      <w:pPr>
+        <w:tabs>
+          <w:tab w:val="num" w:pos="2127"/>
+        </w:tabs>
+        <w:ind w:start="2127" w:hanging="283"/>
+      </w:pPr>
+      <w:rPr/>
+    </w:lvl>
+    <w:lvl w:ilvl="3">
+      <w:start w:val="1"/>
+      <w:numFmt w:val="decimal"/>
+      <w:lvlText w:val="%4."/>
+      <w:lvlJc w:val="start"/>
+      <w:pPr>
+        <w:tabs>
+          <w:tab w:val="num" w:pos="2836"/>
+        </w:tabs>
+        <w:ind w:start="2836" w:hanging="283"/>
+      </w:pPr>
+      <w:rPr/>
+    </w:lvl>
+    <w:lvl w:ilvl="4">
+      <w:start w:val="1"/>
+      <w:numFmt w:val="decimal"/>
+      <w:lvlText w:val="%5."/>
+      <w:lvlJc w:val="start"/>
+      <w:pPr>
+        <w:tabs>
+          <w:tab w:val="num" w:pos="3545"/>
+        </w:tabs>
+        <w:ind w:start="3545" w:hanging="283"/>
+      </w:pPr>
+      <w:rPr/>
+    </w:lvl>
+    <w:lvl w:ilvl="5">
+      <w:start w:val="1"/>
+      <w:numFmt w:val="decimal"/>
+      <w:lvlText w:val="%6."/>
+      <w:lvlJc w:val="start"/>
+      <w:pPr>
+        <w:tabs>
+          <w:tab w:val="num" w:pos="4254"/>
+        </w:tabs>
+        <w:ind w:start="4254" w:hanging="283"/>
+      </w:pPr>
+      <w:rPr/>
+    </w:lvl>
+    <w:lvl w:ilvl="6">
+      <w:start w:val="1"/>
+      <w:numFmt w:val="decimal"/>
+      <w:lvlText w:val="%7."/>
+      <w:lvlJc w:val="start"/>
+      <w:pPr>
+        <w:tabs>
+          <w:tab w:val="num" w:pos="4963"/>
+        </w:tabs>
+        <w:ind w:start="4963" w:hanging="283"/>
+      </w:pPr>
+      <w:rPr/>
+    </w:lvl>
+    <w:lvl w:ilvl="7">
+      <w:start w:val="1"/>
+      <w:numFmt w:val="decimal"/>
+      <w:lvlText w:val="%8."/>
+      <w:lvlJc w:val="start"/>
+      <w:pPr>
+        <w:tabs>
+          <w:tab w:val="num" w:pos="5672"/>
+        </w:tabs>
+        <w:ind w:start="5672" w:hanging="283"/>
+      </w:pPr>
+      <w:rPr/>
+    </w:lvl>
+    <w:lvl w:ilvl="8">
+      <w:start w:val="1"/>
+      <w:numFmt w:val="decimal"/>
+      <w:lvlText w:val="%9."/>
+      <w:lvlJc w:val="start"/>
+      <w:pPr>
+        <w:tabs>
+          <w:tab w:val="num" w:pos="6381"/>
+        </w:tabs>
+        <w:ind w:start="6381" w:hanging="283"/>
+      </w:pPr>
+      <w:rPr/>
+    </w:lvl>
+  </w:abstractNum>
+  <w:abstractNum w:abstractNumId="12">
+    <w:lvl w:ilvl="0">
+      <w:start w:val="1"/>
+      <w:numFmt w:val="decimal"/>
+      <w:lvlText w:val="%1."/>
+      <w:lvlJc w:val="start"/>
+      <w:pPr>
+        <w:tabs>
+          <w:tab w:val="num" w:pos="709"/>
+        </w:tabs>
+        <w:ind w:start="709" w:hanging="283"/>
+      </w:pPr>
+      <w:rPr/>
+    </w:lvl>
+    <w:lvl w:ilvl="1">
+      <w:start w:val="1"/>
+      <w:numFmt w:val="decimal"/>
+      <w:lvlText w:val="%2."/>
+      <w:lvlJc w:val="start"/>
+      <w:pPr>
+        <w:tabs>
+          <w:tab w:val="num" w:pos="1418"/>
+        </w:tabs>
+        <w:ind w:start="1418" w:hanging="283"/>
+      </w:pPr>
+      <w:rPr/>
+    </w:lvl>
+    <w:lvl w:ilvl="2">
+      <w:start w:val="1"/>
+      <w:numFmt w:val="decimal"/>
+      <w:lvlText w:val="%3."/>
+      <w:lvlJc w:val="start"/>
+      <w:pPr>
+        <w:tabs>
+          <w:tab w:val="num" w:pos="2127"/>
+        </w:tabs>
+        <w:ind w:start="2127" w:hanging="283"/>
+      </w:pPr>
+      <w:rPr/>
+    </w:lvl>
+    <w:lvl w:ilvl="3">
+      <w:start w:val="1"/>
+      <w:numFmt w:val="decimal"/>
+      <w:lvlText w:val="%4."/>
+      <w:lvlJc w:val="start"/>
+      <w:pPr>
+        <w:tabs>
+          <w:tab w:val="num" w:pos="2836"/>
+        </w:tabs>
+        <w:ind w:start="2836" w:hanging="283"/>
+      </w:pPr>
+      <w:rPr/>
+    </w:lvl>
+    <w:lvl w:ilvl="4">
+      <w:start w:val="1"/>
+      <w:numFmt w:val="decimal"/>
+      <w:lvlText w:val="%5."/>
+      <w:lvlJc w:val="start"/>
+      <w:pPr>
+        <w:tabs>
+          <w:tab w:val="num" w:pos="3545"/>
+        </w:tabs>
+        <w:ind w:start="3545" w:hanging="283"/>
+      </w:pPr>
+      <w:rPr/>
+    </w:lvl>
+    <w:lvl w:ilvl="5">
+      <w:start w:val="1"/>
+      <w:numFmt w:val="decimal"/>
+      <w:lvlText w:val="%6."/>
+      <w:lvlJc w:val="start"/>
+      <w:pPr>
+        <w:tabs>
+          <w:tab w:val="num" w:pos="4254"/>
+        </w:tabs>
+        <w:ind w:start="4254" w:hanging="283"/>
+      </w:pPr>
+      <w:rPr/>
+    </w:lvl>
+    <w:lvl w:ilvl="6">
+      <w:start w:val="1"/>
+      <w:numFmt w:val="decimal"/>
+      <w:lvlText w:val="%7."/>
+      <w:lvlJc w:val="start"/>
+      <w:pPr>
+        <w:tabs>
+          <w:tab w:val="num" w:pos="4963"/>
+        </w:tabs>
+        <w:ind w:start="4963" w:hanging="283"/>
+      </w:pPr>
+      <w:rPr/>
+    </w:lvl>
+    <w:lvl w:ilvl="7">
+      <w:start w:val="1"/>
+      <w:numFmt w:val="decimal"/>
+      <w:lvlText w:val="%8."/>
+      <w:lvlJc w:val="start"/>
+      <w:pPr>
+        <w:tabs>
+          <w:tab w:val="num" w:pos="5672"/>
+        </w:tabs>
+        <w:ind w:start="5672" w:hanging="283"/>
+      </w:pPr>
+      <w:rPr/>
+    </w:lvl>
+    <w:lvl w:ilvl="8">
+      <w:start w:val="1"/>
+      <w:numFmt w:val="decimal"/>
+      <w:lvlText w:val="%9."/>
+      <w:lvlJc w:val="start"/>
+      <w:pPr>
+        <w:tabs>
+          <w:tab w:val="num" w:pos="6381"/>
+        </w:tabs>
+        <w:ind w:start="6381" w:hanging="283"/>
+      </w:pPr>
+      <w:rPr/>
+    </w:lvl>
+  </w:abstractNum>
+  <w:abstractNum w:abstractNumId="13">
+    <w:lvl w:ilvl="0">
+      <w:start w:val="1"/>
+      <w:numFmt w:val="decimal"/>
+      <w:lvlText w:val="%1."/>
+      <w:lvlJc w:val="start"/>
+      <w:pPr>
+        <w:tabs>
+          <w:tab w:val="num" w:pos="709"/>
+        </w:tabs>
+        <w:ind w:start="709" w:hanging="283"/>
+      </w:pPr>
+      <w:rPr/>
+    </w:lvl>
+    <w:lvl w:ilvl="1">
+      <w:start w:val="1"/>
+      <w:numFmt w:val="bullet"/>
+      <w:lvlText w:val=""/>
+      <w:lvlJc w:val="start"/>
+      <w:pPr>
+        <w:tabs>
+          <w:tab w:val="num" w:pos="1418"/>
+        </w:tabs>
+        <w:ind w:start="1418" w:hanging="283"/>
+      </w:pPr>
+      <w:rPr>
+        <w:rFonts w:ascii="Symbol" w:hAnsi="Symbol" w:cs="Symbol" w:hint="default"/>
+      </w:rPr>
+    </w:lvl>
+    <w:lvl w:ilvl="2">
+      <w:start w:val="1"/>
+      <w:numFmt w:val="bullet"/>
+      <w:lvlText w:val=""/>
+      <w:lvlJc w:val="start"/>
+      <w:pPr>
+        <w:tabs>
+          <w:tab w:val="num" w:pos="2127"/>
+        </w:tabs>
+        <w:ind w:start="2127" w:hanging="283"/>
+      </w:pPr>
+      <w:rPr>
+        <w:rFonts w:ascii="Symbol" w:hAnsi="Symbol" w:cs="Symbol" w:hint="default"/>
+      </w:rPr>
+    </w:lvl>
+    <w:lvl w:ilvl="3">
+      <w:start w:val="1"/>
+      <w:numFmt w:val="bullet"/>
+      <w:lvlText w:val=""/>
+      <w:lvlJc w:val="start"/>
+      <w:pPr>
+        <w:tabs>
+          <w:tab w:val="num" w:pos="2836"/>
+        </w:tabs>
+        <w:ind w:start="2836" w:hanging="283"/>
+      </w:pPr>
+      <w:rPr>
+        <w:rFonts w:ascii="Symbol" w:hAnsi="Symbol" w:cs="Symbol" w:hint="default"/>
+      </w:rPr>
+    </w:lvl>
+    <w:lvl w:ilvl="4">
+      <w:start w:val="1"/>
+      <w:numFmt w:val="bullet"/>
+      <w:lvlText w:val=""/>
+      <w:lvlJc w:val="start"/>
+      <w:pPr>
+        <w:tabs>
+          <w:tab w:val="num" w:pos="3545"/>
+        </w:tabs>
+        <w:ind w:start="3545" w:hanging="283"/>
+      </w:pPr>
+      <w:rPr>
+        <w:rFonts w:ascii="Symbol" w:hAnsi="Symbol" w:cs="Symbol" w:hint="default"/>
+      </w:rPr>
+    </w:lvl>
+    <w:lvl w:ilvl="5">
+      <w:start w:val="1"/>
+      <w:numFmt w:val="bullet"/>
+      <w:lvlText w:val=""/>
+      <w:lvlJc w:val="start"/>
+      <w:pPr>
+        <w:tabs>
+          <w:tab w:val="num" w:pos="4254"/>
+        </w:tabs>
+        <w:ind w:start="4254" w:hanging="283"/>
+      </w:pPr>
+      <w:rPr>
+        <w:rFonts w:ascii="Symbol" w:hAnsi="Symbol" w:cs="Symbol" w:hint="default"/>
+      </w:rPr>
+    </w:lvl>
+    <w:lvl w:ilvl="6">
+      <w:start w:val="1"/>
+      <w:numFmt w:val="bullet"/>
+      <w:lvlText w:val=""/>
+      <w:lvlJc w:val="start"/>
+      <w:pPr>
+        <w:tabs>
+          <w:tab w:val="num" w:pos="4963"/>
+        </w:tabs>
+        <w:ind w:start="4963" w:hanging="283"/>
+      </w:pPr>
+      <w:rPr>
+        <w:rFonts w:ascii="Symbol" w:hAnsi="Symbol" w:cs="Symbol" w:hint="default"/>
+      </w:rPr>
+    </w:lvl>
+    <w:lvl w:ilvl="7">
+      <w:start w:val="1"/>
+      <w:numFmt w:val="bullet"/>
+      <w:lvlText w:val=""/>
+      <w:lvlJc w:val="start"/>
+      <w:pPr>
+        <w:tabs>
+          <w:tab w:val="num" w:pos="5672"/>
+        </w:tabs>
+        <w:ind w:start="5672" w:hanging="283"/>
+      </w:pPr>
+      <w:rPr>
+        <w:rFonts w:ascii="Symbol" w:hAnsi="Symbol" w:cs="Symbol" w:hint="default"/>
+      </w:rPr>
+    </w:lvl>
+    <w:lvl w:ilvl="8">
+      <w:start w:val="1"/>
+      <w:numFmt w:val="bullet"/>
+      <w:lvlText w:val=""/>
+      <w:lvlJc w:val="start"/>
+      <w:pPr>
+        <w:tabs>
+          <w:tab w:val="num" w:pos="6381"/>
+        </w:tabs>
+        <w:ind w:start="6381" w:hanging="283"/>
+      </w:pPr>
+      <w:rPr>
+        <w:rFonts w:ascii="Symbol" w:hAnsi="Symbol" w:cs="Symbol" w:hint="default"/>
+      </w:rPr>
+    </w:lvl>
+  </w:abstractNum>
+  <w:abstractNum w:abstractNumId="14">
+    <w:lvl w:ilvl="0">
+      <w:start w:val="1"/>
+      <w:numFmt w:val="decimal"/>
+      <w:lvlText w:val="%1."/>
+      <w:lvlJc w:val="start"/>
+      <w:pPr>
+        <w:tabs>
+          <w:tab w:val="num" w:pos="709"/>
+        </w:tabs>
+        <w:ind w:start="709" w:hanging="283"/>
+      </w:pPr>
+      <w:rPr/>
+    </w:lvl>
+    <w:lvl w:ilvl="1">
+      <w:start w:val="1"/>
+      <w:numFmt w:val="decimal"/>
+      <w:lvlText w:val="%2."/>
+      <w:lvlJc w:val="start"/>
+      <w:pPr>
+        <w:tabs>
+          <w:tab w:val="num" w:pos="1418"/>
+        </w:tabs>
+        <w:ind w:start="1418" w:hanging="283"/>
+      </w:pPr>
+      <w:rPr/>
+    </w:lvl>
+    <w:lvl w:ilvl="2">
+      <w:start w:val="1"/>
+      <w:numFmt w:val="decimal"/>
+      <w:lvlText w:val="%3."/>
+      <w:lvlJc w:val="start"/>
+      <w:pPr>
+        <w:tabs>
+          <w:tab w:val="num" w:pos="2127"/>
+        </w:tabs>
+        <w:ind w:start="2127" w:hanging="283"/>
+      </w:pPr>
+      <w:rPr/>
+    </w:lvl>
+    <w:lvl w:ilvl="3">
+      <w:start w:val="1"/>
+      <w:numFmt w:val="decimal"/>
+      <w:lvlText w:val="%4."/>
+      <w:lvlJc w:val="start"/>
+      <w:pPr>
+        <w:tabs>
+          <w:tab w:val="num" w:pos="2836"/>
+        </w:tabs>
+        <w:ind w:start="2836" w:hanging="283"/>
+      </w:pPr>
+      <w:rPr/>
+    </w:lvl>
+    <w:lvl w:ilvl="4">
+      <w:start w:val="1"/>
+      <w:numFmt w:val="decimal"/>
+      <w:lvlText w:val="%5."/>
+      <w:lvlJc w:val="start"/>
+      <w:pPr>
+        <w:tabs>
+          <w:tab w:val="num" w:pos="3545"/>
+        </w:tabs>
+        <w:ind w:start="3545" w:hanging="283"/>
+      </w:pPr>
+      <w:rPr/>
+    </w:lvl>
+    <w:lvl w:ilvl="5">
+      <w:start w:val="1"/>
+      <w:numFmt w:val="decimal"/>
+      <w:lvlText w:val="%6."/>
+      <w:lvlJc w:val="start"/>
+      <w:pPr>
+        <w:tabs>
+          <w:tab w:val="num" w:pos="4254"/>
+        </w:tabs>
+        <w:ind w:start="4254" w:hanging="283"/>
+      </w:pPr>
+      <w:rPr/>
+    </w:lvl>
+    <w:lvl w:ilvl="6">
+      <w:start w:val="1"/>
+      <w:numFmt w:val="decimal"/>
+      <w:lvlText w:val="%7."/>
+      <w:lvlJc w:val="start"/>
+      <w:pPr>
+        <w:tabs>
+          <w:tab w:val="num" w:pos="4963"/>
+        </w:tabs>
+        <w:ind w:start="4963" w:hanging="283"/>
+      </w:pPr>
+      <w:rPr/>
+    </w:lvl>
+    <w:lvl w:ilvl="7">
+      <w:start w:val="1"/>
+      <w:numFmt w:val="decimal"/>
+      <w:lvlText w:val="%8."/>
+      <w:lvlJc w:val="start"/>
+      <w:pPr>
+        <w:tabs>
+          <w:tab w:val="num" w:pos="5672"/>
+        </w:tabs>
+        <w:ind w:start="5672" w:hanging="283"/>
+      </w:pPr>
+      <w:rPr/>
+    </w:lvl>
+    <w:lvl w:ilvl="8">
+      <w:start w:val="1"/>
+      <w:numFmt w:val="decimal"/>
+      <w:lvlText w:val="%9."/>
+      <w:lvlJc w:val="start"/>
+      <w:pPr>
+        <w:tabs>
+          <w:tab w:val="num" w:pos="6381"/>
+        </w:tabs>
+        <w:ind w:start="6381" w:hanging="283"/>
+      </w:pPr>
+      <w:rPr/>
+    </w:lvl>
+  </w:abstractNum>
+  <w:abstractNum w:abstractNumId="15">
+    <w:lvl w:ilvl="0">
+      <w:start w:val="5"/>
+      <w:numFmt w:val="decimal"/>
+      <w:lvlText w:val="%1."/>
+      <w:lvlJc w:val="start"/>
+      <w:pPr>
+        <w:tabs>
+          <w:tab w:val="num" w:pos="709"/>
+        </w:tabs>
+        <w:ind w:start="709" w:hanging="283"/>
+      </w:pPr>
+      <w:rPr/>
+    </w:lvl>
+    <w:lvl w:ilvl="1">
+      <w:start w:val="1"/>
+      <w:numFmt w:val="decimal"/>
+      <w:lvlText w:val="%2."/>
+      <w:lvlJc w:val="start"/>
+      <w:pPr>
+        <w:tabs>
+          <w:tab w:val="num" w:pos="1418"/>
+        </w:tabs>
+        <w:ind w:start="1418" w:hanging="283"/>
+      </w:pPr>
+      <w:rPr/>
+    </w:lvl>
+    <w:lvl w:ilvl="2">
+      <w:start w:val="1"/>
+      <w:numFmt w:val="decimal"/>
+      <w:lvlText w:val="%3."/>
+      <w:lvlJc w:val="start"/>
+      <w:pPr>
+        <w:tabs>
+          <w:tab w:val="num" w:pos="2127"/>
+        </w:tabs>
+        <w:ind w:start="2127" w:hanging="283"/>
+      </w:pPr>
+      <w:rPr/>
+    </w:lvl>
+    <w:lvl w:ilvl="3">
+      <w:start w:val="1"/>
+      <w:numFmt w:val="decimal"/>
+      <w:lvlText w:val="%4."/>
+      <w:lvlJc w:val="start"/>
+      <w:pPr>
+        <w:tabs>
+          <w:tab w:val="num" w:pos="2836"/>
+        </w:tabs>
+        <w:ind w:start="2836" w:hanging="283"/>
+      </w:pPr>
+      <w:rPr/>
+    </w:lvl>
+    <w:lvl w:ilvl="4">
+      <w:start w:val="1"/>
+      <w:numFmt w:val="decimal"/>
+      <w:lvlText w:val="%5."/>
+      <w:lvlJc w:val="start"/>
+      <w:pPr>
+        <w:tabs>
+          <w:tab w:val="num" w:pos="3545"/>
+        </w:tabs>
+        <w:ind w:start="3545" w:hanging="283"/>
+      </w:pPr>
+      <w:rPr/>
+    </w:lvl>
+    <w:lvl w:ilvl="5">
+      <w:start w:val="1"/>
+      <w:numFmt w:val="decimal"/>
+      <w:lvlText w:val="%6."/>
+      <w:lvlJc w:val="start"/>
+      <w:pPr>
+        <w:tabs>
+          <w:tab w:val="num" w:pos="4254"/>
+        </w:tabs>
+        <w:ind w:start="4254" w:hanging="283"/>
+      </w:pPr>
+      <w:rPr/>
+    </w:lvl>
+    <w:lvl w:ilvl="6">
+      <w:start w:val="1"/>
+      <w:numFmt w:val="decimal"/>
+      <w:lvlText w:val="%7."/>
+      <w:lvlJc w:val="start"/>
+      <w:pPr>
+        <w:tabs>
+          <w:tab w:val="num" w:pos="4963"/>
+        </w:tabs>
+        <w:ind w:start="4963" w:hanging="283"/>
+      </w:pPr>
+      <w:rPr/>
+    </w:lvl>
+    <w:lvl w:ilvl="7">
+      <w:start w:val="1"/>
+      <w:numFmt w:val="decimal"/>
+      <w:lvlText w:val="%8."/>
+      <w:lvlJc w:val="start"/>
+      <w:pPr>
+        <w:tabs>
+          <w:tab w:val="num" w:pos="5672"/>
+        </w:tabs>
+        <w:ind w:start="5672" w:hanging="283"/>
+      </w:pPr>
+      <w:rPr/>
+    </w:lvl>
+    <w:lvl w:ilvl="8">
+      <w:start w:val="1"/>
+      <w:numFmt w:val="decimal"/>
+      <w:lvlText w:val="%9."/>
+      <w:lvlJc w:val="start"/>
+      <w:pPr>
+        <w:tabs>
+          <w:tab w:val="num" w:pos="6381"/>
+        </w:tabs>
+        <w:ind w:start="6381" w:hanging="283"/>
+      </w:pPr>
+      <w:rPr/>
+    </w:lvl>
+  </w:abstractNum>
+  <w:abstractNum w:abstractNumId="16">
+    <w:lvl w:ilvl="0">
+      <w:start w:val="1"/>
+      <w:numFmt w:val="decimal"/>
+      <w:lvlText w:val="%1."/>
+      <w:lvlJc w:val="start"/>
+      <w:pPr>
+        <w:tabs>
+          <w:tab w:val="num" w:pos="709"/>
+        </w:tabs>
+        <w:ind w:start="709" w:hanging="283"/>
+      </w:pPr>
+      <w:rPr/>
+    </w:lvl>
+    <w:lvl w:ilvl="1">
+      <w:start w:val="1"/>
+      <w:numFmt w:val="decimal"/>
+      <w:lvlText w:val="%2."/>
+      <w:lvlJc w:val="start"/>
+      <w:pPr>
+        <w:tabs>
+          <w:tab w:val="num" w:pos="1418"/>
+        </w:tabs>
+        <w:ind w:start="1418" w:hanging="283"/>
+      </w:pPr>
+      <w:rPr/>
+    </w:lvl>
+    <w:lvl w:ilvl="2">
+      <w:start w:val="1"/>
+      <w:numFmt w:val="decimal"/>
+      <w:lvlText w:val="%3."/>
+      <w:lvlJc w:val="start"/>
+      <w:pPr>
+        <w:tabs>
+          <w:tab w:val="num" w:pos="2127"/>
+        </w:tabs>
+        <w:ind w:start="2127" w:hanging="283"/>
+      </w:pPr>
+      <w:rPr/>
+    </w:lvl>
+    <w:lvl w:ilvl="3">
+      <w:start w:val="1"/>
+      <w:numFmt w:val="decimal"/>
+      <w:lvlText w:val="%4."/>
+      <w:lvlJc w:val="start"/>
+      <w:pPr>
+        <w:tabs>
+          <w:tab w:val="num" w:pos="2836"/>
+        </w:tabs>
+        <w:ind w:start="2836" w:hanging="283"/>
+      </w:pPr>
+      <w:rPr/>
+    </w:lvl>
+    <w:lvl w:ilvl="4">
+      <w:start w:val="1"/>
+      <w:numFmt w:val="decimal"/>
+      <w:lvlText w:val="%5."/>
+      <w:lvlJc w:val="start"/>
+      <w:pPr>
+        <w:tabs>
+          <w:tab w:val="num" w:pos="3545"/>
+        </w:tabs>
+        <w:ind w:start="3545" w:hanging="283"/>
+      </w:pPr>
+      <w:rPr/>
+    </w:lvl>
+    <w:lvl w:ilvl="5">
+      <w:start w:val="1"/>
+      <w:numFmt w:val="decimal"/>
+      <w:lvlText w:val="%6."/>
+      <w:lvlJc w:val="start"/>
+      <w:pPr>
+        <w:tabs>
+          <w:tab w:val="num" w:pos="4254"/>
+        </w:tabs>
+        <w:ind w:start="4254" w:hanging="283"/>
+      </w:pPr>
+      <w:rPr/>
+    </w:lvl>
+    <w:lvl w:ilvl="6">
+      <w:start w:val="1"/>
+      <w:numFmt w:val="decimal"/>
+      <w:lvlText w:val="%7."/>
+      <w:lvlJc w:val="start"/>
+      <w:pPr>
+        <w:tabs>
+          <w:tab w:val="num" w:pos="4963"/>
+        </w:tabs>
+        <w:ind w:start="4963" w:hanging="283"/>
+      </w:pPr>
+      <w:rPr/>
+    </w:lvl>
+    <w:lvl w:ilvl="7">
+      <w:start w:val="1"/>
+      <w:numFmt w:val="decimal"/>
+      <w:lvlText w:val="%8."/>
+      <w:lvlJc w:val="start"/>
+      <w:pPr>
+        <w:tabs>
+          <w:tab w:val="num" w:pos="5672"/>
+        </w:tabs>
+        <w:ind w:start="5672" w:hanging="283"/>
+      </w:pPr>
+      <w:rPr/>
+    </w:lvl>
+    <w:lvl w:ilvl="8">
+      <w:start w:val="1"/>
+      <w:numFmt w:val="decimal"/>
+      <w:lvlText w:val="%9."/>
+      <w:lvlJc w:val="start"/>
+      <w:pPr>
+        <w:tabs>
+          <w:tab w:val="num" w:pos="6381"/>
+        </w:tabs>
+        <w:ind w:start="6381" w:hanging="283"/>
+      </w:pPr>
+      <w:rPr/>
+    </w:lvl>
+  </w:abstractNum>
+  <w:abstractNum w:abstractNumId="17">
+    <w:lvl w:ilvl="0">
+      <w:start w:val="1"/>
+      <w:numFmt w:val="decimal"/>
+      <w:lvlText w:val="%1."/>
+      <w:lvlJc w:val="start"/>
+      <w:pPr>
+        <w:tabs>
+          <w:tab w:val="num" w:pos="709"/>
+        </w:tabs>
+        <w:ind w:start="709" w:hanging="283"/>
+      </w:pPr>
+      <w:rPr/>
+    </w:lvl>
+    <w:lvl w:ilvl="1">
+      <w:start w:val="1"/>
+      <w:numFmt w:val="decimal"/>
+      <w:lvlText w:val="%2."/>
+      <w:lvlJc w:val="start"/>
+      <w:pPr>
+        <w:tabs>
+          <w:tab w:val="num" w:pos="1418"/>
+        </w:tabs>
+        <w:ind w:start="1418" w:hanging="283"/>
+      </w:pPr>
+      <w:rPr/>
+    </w:lvl>
+    <w:lvl w:ilvl="2">
+      <w:start w:val="1"/>
+      <w:numFmt w:val="decimal"/>
+      <w:lvlText w:val="%3."/>
+      <w:lvlJc w:val="start"/>
+      <w:pPr>
+        <w:tabs>
+          <w:tab w:val="num" w:pos="2127"/>
+        </w:tabs>
+        <w:ind w:start="2127" w:hanging="283"/>
+      </w:pPr>
+      <w:rPr/>
+    </w:lvl>
+    <w:lvl w:ilvl="3">
+      <w:start w:val="1"/>
+      <w:numFmt w:val="decimal"/>
+      <w:lvlText w:val="%4."/>
+      <w:lvlJc w:val="start"/>
+      <w:pPr>
+        <w:tabs>
+          <w:tab w:val="num" w:pos="2836"/>
+        </w:tabs>
+        <w:ind w:start="2836" w:hanging="283"/>
+      </w:pPr>
+      <w:rPr/>
+    </w:lvl>
+    <w:lvl w:ilvl="4">
+      <w:start w:val="1"/>
+      <w:numFmt w:val="decimal"/>
+      <w:lvlText w:val="%5."/>
+      <w:lvlJc w:val="start"/>
+      <w:pPr>
+        <w:tabs>
+          <w:tab w:val="num" w:pos="3545"/>
+        </w:tabs>
+        <w:ind w:start="3545" w:hanging="283"/>
+      </w:pPr>
+      <w:rPr/>
+    </w:lvl>
+    <w:lvl w:ilvl="5">
+      <w:start w:val="1"/>
+      <w:numFmt w:val="decimal"/>
+      <w:lvlText w:val="%6."/>
+      <w:lvlJc w:val="start"/>
+      <w:pPr>
+        <w:tabs>
+          <w:tab w:val="num" w:pos="4254"/>
+        </w:tabs>
+        <w:ind w:start="4254" w:hanging="283"/>
+      </w:pPr>
+      <w:rPr/>
+    </w:lvl>
+    <w:lvl w:ilvl="6">
+      <w:start w:val="1"/>
+      <w:numFmt w:val="decimal"/>
+      <w:lvlText w:val="%7."/>
+      <w:lvlJc w:val="start"/>
+      <w:pPr>
+        <w:tabs>
+          <w:tab w:val="num" w:pos="4963"/>
+        </w:tabs>
+        <w:ind w:start="4963" w:hanging="283"/>
+      </w:pPr>
+      <w:rPr/>
+    </w:lvl>
+    <w:lvl w:ilvl="7">
+      <w:start w:val="1"/>
+      <w:numFmt w:val="decimal"/>
+      <w:lvlText w:val="%8."/>
+      <w:lvlJc w:val="start"/>
+      <w:pPr>
+        <w:tabs>
+          <w:tab w:val="num" w:pos="5672"/>
+        </w:tabs>
+        <w:ind w:start="5672" w:hanging="283"/>
+      </w:pPr>
+      <w:rPr/>
+    </w:lvl>
+    <w:lvl w:ilvl="8">
+      <w:start w:val="1"/>
+      <w:numFmt w:val="decimal"/>
+      <w:lvlText w:val="%9."/>
+      <w:lvlJc w:val="start"/>
+      <w:pPr>
+        <w:tabs>
+          <w:tab w:val="num" w:pos="6381"/>
+        </w:tabs>
+        <w:ind w:start="6381" w:hanging="283"/>
+      </w:pPr>
+      <w:rPr/>
+    </w:lvl>
+  </w:abstractNum>
+  <w:abstractNum w:abstractNumId="18">
+    <w:lvl w:ilvl="0">
+      <w:start w:val="6"/>
+      <w:numFmt w:val="decimal"/>
+      <w:lvlText w:val="%1."/>
+      <w:lvlJc w:val="start"/>
+      <w:pPr>
+        <w:tabs>
+          <w:tab w:val="num" w:pos="709"/>
+        </w:tabs>
+        <w:ind w:start="709" w:hanging="283"/>
+      </w:pPr>
+      <w:rPr/>
+    </w:lvl>
+    <w:lvl w:ilvl="1">
+      <w:start w:val="1"/>
+      <w:numFmt w:val="decimal"/>
+      <w:lvlText w:val="%2."/>
+      <w:lvlJc w:val="start"/>
+      <w:pPr>
+        <w:tabs>
+          <w:tab w:val="num" w:pos="1418"/>
+        </w:tabs>
+        <w:ind w:start="1418" w:hanging="283"/>
+      </w:pPr>
+      <w:rPr/>
+    </w:lvl>
+    <w:lvl w:ilvl="2">
+      <w:start w:val="1"/>
+      <w:numFmt w:val="decimal"/>
+      <w:lvlText w:val="%3."/>
+      <w:lvlJc w:val="start"/>
+      <w:pPr>
+        <w:tabs>
+          <w:tab w:val="num" w:pos="2127"/>
+        </w:tabs>
+        <w:ind w:start="2127" w:hanging="283"/>
+      </w:pPr>
+      <w:rPr/>
+    </w:lvl>
+    <w:lvl w:ilvl="3">
+      <w:start w:val="1"/>
+      <w:numFmt w:val="decimal"/>
+      <w:lvlText w:val="%4."/>
+      <w:lvlJc w:val="start"/>
+      <w:pPr>
+        <w:tabs>
+          <w:tab w:val="num" w:pos="2836"/>
+        </w:tabs>
+        <w:ind w:start="2836" w:hanging="283"/>
+      </w:pPr>
+      <w:rPr/>
+    </w:lvl>
+    <w:lvl w:ilvl="4">
+      <w:start w:val="1"/>
+      <w:numFmt w:val="decimal"/>
+      <w:lvlText w:val="%5."/>
+      <w:lvlJc w:val="start"/>
+      <w:pPr>
+        <w:tabs>
+          <w:tab w:val="num" w:pos="3545"/>
+        </w:tabs>
+        <w:ind w:start="3545" w:hanging="283"/>
+      </w:pPr>
+      <w:rPr/>
+    </w:lvl>
+    <w:lvl w:ilvl="5">
+      <w:start w:val="1"/>
+      <w:numFmt w:val="decimal"/>
+      <w:lvlText w:val="%6."/>
+      <w:lvlJc w:val="start"/>
+      <w:pPr>
+        <w:tabs>
+          <w:tab w:val="num" w:pos="4254"/>
+        </w:tabs>
+        <w:ind w:start="4254" w:hanging="283"/>
+      </w:pPr>
+      <w:rPr/>
+    </w:lvl>
+    <w:lvl w:ilvl="6">
+      <w:start w:val="1"/>
+      <w:numFmt w:val="decimal"/>
+      <w:lvlText w:val="%7."/>
+      <w:lvlJc w:val="start"/>
+      <w:pPr>
+        <w:tabs>
+          <w:tab w:val="num" w:pos="4963"/>
+        </w:tabs>
+        <w:ind w:start="4963" w:hanging="283"/>
+      </w:pPr>
+      <w:rPr/>
+    </w:lvl>
+    <w:lvl w:ilvl="7">
+      <w:start w:val="1"/>
+      <w:numFmt w:val="decimal"/>
+      <w:lvlText w:val="%8."/>
+      <w:lvlJc w:val="start"/>
+      <w:pPr>
+        <w:tabs>
+          <w:tab w:val="num" w:pos="5672"/>
+        </w:tabs>
+        <w:ind w:start="5672" w:hanging="283"/>
+      </w:pPr>
+      <w:rPr/>
+    </w:lvl>
+    <w:lvl w:ilvl="8">
+      <w:start w:val="1"/>
+      <w:numFmt w:val="decimal"/>
+      <w:lvlText w:val="%9."/>
+      <w:lvlJc w:val="start"/>
+      <w:pPr>
+        <w:tabs>
+          <w:tab w:val="num" w:pos="6381"/>
+        </w:tabs>
+        <w:ind w:start="6381" w:hanging="283"/>
+      </w:pPr>
+      <w:rPr/>
+    </w:lvl>
+  </w:abstractNum>
+  <w:abstractNum w:abstractNumId="19">
+    <w:lvl w:ilvl="0">
+      <w:start w:val="1"/>
+      <w:numFmt w:val="decimal"/>
+      <w:lvlText w:val="%1."/>
+      <w:lvlJc w:val="start"/>
+      <w:pPr>
+        <w:tabs>
+          <w:tab w:val="num" w:pos="709"/>
+        </w:tabs>
+        <w:ind w:start="709" w:hanging="283"/>
+      </w:pPr>
+      <w:rPr/>
+    </w:lvl>
+    <w:lvl w:ilvl="1">
+      <w:start w:val="1"/>
+      <w:numFmt w:val="decimal"/>
+      <w:lvlText w:val="%2."/>
+      <w:lvlJc w:val="start"/>
+      <w:pPr>
+        <w:tabs>
+          <w:tab w:val="num" w:pos="1418"/>
+        </w:tabs>
+        <w:ind w:start="1418" w:hanging="283"/>
+      </w:pPr>
+      <w:rPr/>
+    </w:lvl>
+    <w:lvl w:ilvl="2">
+      <w:start w:val="1"/>
+      <w:numFmt w:val="decimal"/>
+      <w:lvlText w:val="%3."/>
+      <w:lvlJc w:val="start"/>
+      <w:pPr>
+        <w:tabs>
+          <w:tab w:val="num" w:pos="2127"/>
+        </w:tabs>
+        <w:ind w:start="2127" w:hanging="283"/>
+      </w:pPr>
+      <w:rPr/>
+    </w:lvl>
+    <w:lvl w:ilvl="3">
+      <w:start w:val="1"/>
+      <w:numFmt w:val="decimal"/>
+      <w:lvlText w:val="%4."/>
+      <w:lvlJc w:val="start"/>
+      <w:pPr>
+        <w:tabs>
+          <w:tab w:val="num" w:pos="2836"/>
+        </w:tabs>
+        <w:ind w:start="2836" w:hanging="283"/>
+      </w:pPr>
+      <w:rPr/>
+    </w:lvl>
+    <w:lvl w:ilvl="4">
+      <w:start w:val="1"/>
+      <w:numFmt w:val="decimal"/>
+      <w:lvlText w:val="%5."/>
+      <w:lvlJc w:val="start"/>
+      <w:pPr>
+        <w:tabs>
+          <w:tab w:val="num" w:pos="3545"/>
+        </w:tabs>
+        <w:ind w:start="3545" w:hanging="283"/>
+      </w:pPr>
+      <w:rPr/>
+    </w:lvl>
+    <w:lvl w:ilvl="5">
+      <w:start w:val="1"/>
+      <w:numFmt w:val="decimal"/>
+      <w:lvlText w:val="%6."/>
+      <w:lvlJc w:val="start"/>
+      <w:pPr>
+        <w:tabs>
+          <w:tab w:val="num" w:pos="4254"/>
+        </w:tabs>
+        <w:ind w:start="4254" w:hanging="283"/>
+      </w:pPr>
+      <w:rPr/>
+    </w:lvl>
+    <w:lvl w:ilvl="6">
+      <w:start w:val="1"/>
+      <w:numFmt w:val="decimal"/>
+      <w:lvlText w:val="%7."/>
+      <w:lvlJc w:val="start"/>
+      <w:pPr>
+        <w:tabs>
+          <w:tab w:val="num" w:pos="4963"/>
+        </w:tabs>
+        <w:ind w:start="4963" w:hanging="283"/>
+      </w:pPr>
+      <w:rPr/>
+    </w:lvl>
+    <w:lvl w:ilvl="7">
+      <w:start w:val="1"/>
+      <w:numFmt w:val="decimal"/>
+      <w:lvlText w:val="%8."/>
+      <w:lvlJc w:val="start"/>
+      <w:pPr>
+        <w:tabs>
+          <w:tab w:val="num" w:pos="5672"/>
+        </w:tabs>
+        <w:ind w:start="5672" w:hanging="283"/>
+      </w:pPr>
+      <w:rPr/>
+    </w:lvl>
+    <w:lvl w:ilvl="8">
+      <w:start w:val="1"/>
+      <w:numFmt w:val="decimal"/>
+      <w:lvlText w:val="%9."/>
+      <w:lvlJc w:val="start"/>
+      <w:pPr>
+        <w:tabs>
+          <w:tab w:val="num" w:pos="6381"/>
+        </w:tabs>
+        <w:ind w:start="6381" w:hanging="283"/>
+      </w:pPr>
+      <w:rPr/>
+    </w:lvl>
+  </w:abstractNum>
+  <w:abstractNum w:abstractNumId="20">
+    <w:lvl w:ilvl="0">
+      <w:start w:val="7"/>
+      <w:numFmt w:val="decimal"/>
+      <w:lvlText w:val="%1."/>
+      <w:lvlJc w:val="start"/>
+      <w:pPr>
+        <w:tabs>
+          <w:tab w:val="num" w:pos="709"/>
+        </w:tabs>
+        <w:ind w:start="709" w:hanging="283"/>
+      </w:pPr>
+      <w:rPr/>
+    </w:lvl>
+    <w:lvl w:ilvl="1">
+      <w:start w:val="1"/>
+      <w:numFmt w:val="decimal"/>
+      <w:lvlText w:val="%2."/>
+      <w:lvlJc w:val="start"/>
+      <w:pPr>
+        <w:tabs>
+          <w:tab w:val="num" w:pos="1418"/>
+        </w:tabs>
+        <w:ind w:start="1418" w:hanging="283"/>
+      </w:pPr>
+      <w:rPr/>
+    </w:lvl>
+    <w:lvl w:ilvl="2">
+      <w:start w:val="1"/>
+      <w:numFmt w:val="decimal"/>
+      <w:lvlText w:val="%3."/>
+      <w:lvlJc w:val="start"/>
+      <w:pPr>
+        <w:tabs>
+          <w:tab w:val="num" w:pos="2127"/>
+        </w:tabs>
+        <w:ind w:start="2127" w:hanging="283"/>
+      </w:pPr>
+      <w:rPr/>
+    </w:lvl>
+    <w:lvl w:ilvl="3">
+      <w:start w:val="1"/>
+      <w:numFmt w:val="decimal"/>
+      <w:lvlText w:val="%4."/>
+      <w:lvlJc w:val="start"/>
+      <w:pPr>
+        <w:tabs>
+          <w:tab w:val="num" w:pos="2836"/>
+        </w:tabs>
+        <w:ind w:start="2836" w:hanging="283"/>
+      </w:pPr>
+      <w:rPr/>
+    </w:lvl>
+    <w:lvl w:ilvl="4">
+      <w:start w:val="1"/>
+      <w:numFmt w:val="decimal"/>
+      <w:lvlText w:val="%5."/>
+      <w:lvlJc w:val="start"/>
+      <w:pPr>
+        <w:tabs>
+          <w:tab w:val="num" w:pos="3545"/>
+        </w:tabs>
+        <w:ind w:start="3545" w:hanging="283"/>
+      </w:pPr>
+      <w:rPr/>
+    </w:lvl>
+    <w:lvl w:ilvl="5">
+      <w:start w:val="1"/>
+      <w:numFmt w:val="decimal"/>
+      <w:lvlText w:val="%6."/>
+      <w:lvlJc w:val="start"/>
+      <w:pPr>
+        <w:tabs>
+          <w:tab w:val="num" w:pos="4254"/>
+        </w:tabs>
+        <w:ind w:start="4254" w:hanging="283"/>
+      </w:pPr>
+      <w:rPr/>
+    </w:lvl>
+    <w:lvl w:ilvl="6">
+      <w:start w:val="1"/>
+      <w:numFmt w:val="decimal"/>
+      <w:lvlText w:val="%7."/>
+      <w:lvlJc w:val="start"/>
+      <w:pPr>
+        <w:tabs>
+          <w:tab w:val="num" w:pos="4963"/>
+        </w:tabs>
+        <w:ind w:start="4963" w:hanging="283"/>
+      </w:pPr>
+      <w:rPr/>
+    </w:lvl>
+    <w:lvl w:ilvl="7">
+      <w:start w:val="1"/>
+      <w:numFmt w:val="decimal"/>
+      <w:lvlText w:val="%8."/>
+      <w:lvlJc w:val="start"/>
+      <w:pPr>
+        <w:tabs>
+          <w:tab w:val="num" w:pos="5672"/>
+        </w:tabs>
+        <w:ind w:start="5672" w:hanging="283"/>
+      </w:pPr>
+      <w:rPr/>
+    </w:lvl>
+    <w:lvl w:ilvl="8">
+      <w:start w:val="1"/>
+      <w:numFmt w:val="decimal"/>
+      <w:lvlText w:val="%9."/>
+      <w:lvlJc w:val="start"/>
+      <w:pPr>
+        <w:tabs>
+          <w:tab w:val="num" w:pos="6381"/>
+        </w:tabs>
+        <w:ind w:start="6381" w:hanging="283"/>
+      </w:pPr>
+      <w:rPr/>
+    </w:lvl>
+  </w:abstractNum>
+  <w:abstractNum w:abstractNumId="21">
+    <w:lvl w:ilvl="0">
+      <w:start w:val="1"/>
+      <w:numFmt w:val="decimal"/>
+      <w:lvlText w:val="%1."/>
+      <w:lvlJc w:val="start"/>
+      <w:pPr>
+        <w:tabs>
+          <w:tab w:val="num" w:pos="709"/>
+        </w:tabs>
+        <w:ind w:start="709" w:hanging="283"/>
+      </w:pPr>
+      <w:rPr/>
+    </w:lvl>
+    <w:lvl w:ilvl="1">
+      <w:start w:val="1"/>
+      <w:numFmt w:val="decimal"/>
+      <w:lvlText w:val="%2."/>
+      <w:lvlJc w:val="start"/>
+      <w:pPr>
+        <w:tabs>
+          <w:tab w:val="num" w:pos="1418"/>
+        </w:tabs>
+        <w:ind w:start="1418" w:hanging="283"/>
+      </w:pPr>
+      <w:rPr/>
+    </w:lvl>
+    <w:lvl w:ilvl="2">
+      <w:start w:val="1"/>
+      <w:numFmt w:val="decimal"/>
+      <w:lvlText w:val="%3."/>
+      <w:lvlJc w:val="start"/>
+      <w:pPr>
+        <w:tabs>
+          <w:tab w:val="num" w:pos="2127"/>
+        </w:tabs>
+        <w:ind w:start="2127" w:hanging="283"/>
+      </w:pPr>
+      <w:rPr/>
+    </w:lvl>
+    <w:lvl w:ilvl="3">
+      <w:start w:val="1"/>
+      <w:numFmt w:val="decimal"/>
+      <w:lvlText w:val="%4."/>
+      <w:lvlJc w:val="start"/>
+      <w:pPr>
+        <w:tabs>
+          <w:tab w:val="num" w:pos="2836"/>
+        </w:tabs>
+        <w:ind w:start="2836" w:hanging="283"/>
+      </w:pPr>
+      <w:rPr/>
+    </w:lvl>
+    <w:lvl w:ilvl="4">
+      <w:start w:val="1"/>
+      <w:numFmt w:val="decimal"/>
+      <w:lvlText w:val="%5."/>
+      <w:lvlJc w:val="start"/>
+      <w:pPr>
+        <w:tabs>
+          <w:tab w:val="num" w:pos="3545"/>
+        </w:tabs>
+        <w:ind w:start="3545" w:hanging="283"/>
+      </w:pPr>
+      <w:rPr/>
+    </w:lvl>
+    <w:lvl w:ilvl="5">
+      <w:start w:val="1"/>
+      <w:numFmt w:val="decimal"/>
+      <w:lvlText w:val="%6."/>
+      <w:lvlJc w:val="start"/>
+      <w:pPr>
+        <w:tabs>
+          <w:tab w:val="num" w:pos="4254"/>
+        </w:tabs>
+        <w:ind w:start="4254" w:hanging="283"/>
+      </w:pPr>
+      <w:rPr/>
+    </w:lvl>
+    <w:lvl w:ilvl="6">
+      <w:start w:val="1"/>
+      <w:numFmt w:val="decimal"/>
+      <w:lvlText w:val="%7."/>
+      <w:lvlJc w:val="start"/>
+      <w:pPr>
+        <w:tabs>
+          <w:tab w:val="num" w:pos="4963"/>
+        </w:tabs>
+        <w:ind w:start="4963" w:hanging="283"/>
+      </w:pPr>
+      <w:rPr/>
+    </w:lvl>
+    <w:lvl w:ilvl="7">
+      <w:start w:val="1"/>
+      <w:numFmt w:val="decimal"/>
+      <w:lvlText w:val="%8."/>
+      <w:lvlJc w:val="start"/>
+      <w:pPr>
+        <w:tabs>
+          <w:tab w:val="num" w:pos="5672"/>
+        </w:tabs>
+        <w:ind w:start="5672" w:hanging="283"/>
+      </w:pPr>
+      <w:rPr/>
+    </w:lvl>
+    <w:lvl w:ilvl="8">
+      <w:start w:val="1"/>
+      <w:numFmt w:val="decimal"/>
+      <w:lvlText w:val="%9."/>
+      <w:lvlJc w:val="start"/>
+      <w:pPr>
+        <w:tabs>
+          <w:tab w:val="num" w:pos="6381"/>
+        </w:tabs>
+        <w:ind w:start="6381" w:hanging="283"/>
+      </w:pPr>
+      <w:rPr/>
+    </w:lvl>
+  </w:abstractNum>
+  <w:abstractNum w:abstractNumId="22">
+    <w:lvl w:ilvl="0">
+      <w:start w:val="1"/>
+      <w:numFmt w:val="decimal"/>
+      <w:lvlText w:val="%1."/>
+      <w:lvlJc w:val="start"/>
+      <w:pPr>
+        <w:tabs>
+          <w:tab w:val="num" w:pos="709"/>
+        </w:tabs>
+        <w:ind w:start="709" w:hanging="283"/>
+      </w:pPr>
+      <w:rPr/>
+    </w:lvl>
+    <w:lvl w:ilvl="1">
+      <w:start w:val="1"/>
+      <w:numFmt w:val="decimal"/>
+      <w:lvlText w:val="%2."/>
+      <w:lvlJc w:val="start"/>
+      <w:pPr>
+        <w:tabs>
+          <w:tab w:val="num" w:pos="1418"/>
+        </w:tabs>
+        <w:ind w:start="1418" w:hanging="283"/>
+      </w:pPr>
+      <w:rPr/>
+    </w:lvl>
+    <w:lvl w:ilvl="2">
+      <w:start w:val="1"/>
+      <w:numFmt w:val="decimal"/>
+      <w:lvlText w:val="%3."/>
+      <w:lvlJc w:val="start"/>
+      <w:pPr>
+        <w:tabs>
+          <w:tab w:val="num" w:pos="2127"/>
+        </w:tabs>
+        <w:ind w:start="2127" w:hanging="283"/>
+      </w:pPr>
+      <w:rPr/>
+    </w:lvl>
+    <w:lvl w:ilvl="3">
+      <w:start w:val="1"/>
+      <w:numFmt w:val="decimal"/>
+      <w:lvlText w:val="%4."/>
+      <w:lvlJc w:val="start"/>
+      <w:pPr>
+        <w:tabs>
+          <w:tab w:val="num" w:pos="2836"/>
+        </w:tabs>
+        <w:ind w:start="2836" w:hanging="283"/>
+      </w:pPr>
+      <w:rPr/>
+    </w:lvl>
+    <w:lvl w:ilvl="4">
+      <w:start w:val="1"/>
+      <w:numFmt w:val="decimal"/>
+      <w:lvlText w:val="%5."/>
+      <w:lvlJc w:val="start"/>
+      <w:pPr>
+        <w:tabs>
+          <w:tab w:val="num" w:pos="3545"/>
+        </w:tabs>
+        <w:ind w:start="3545" w:hanging="283"/>
+      </w:pPr>
+      <w:rPr/>
+    </w:lvl>
+    <w:lvl w:ilvl="5">
+      <w:start w:val="1"/>
+      <w:numFmt w:val="decimal"/>
+      <w:lvlText w:val="%6."/>
+      <w:lvlJc w:val="start"/>
+      <w:pPr>
+        <w:tabs>
+          <w:tab w:val="num" w:pos="4254"/>
+        </w:tabs>
+        <w:ind w:start="4254" w:hanging="283"/>
+      </w:pPr>
+      <w:rPr/>
+    </w:lvl>
+    <w:lvl w:ilvl="6">
+      <w:start w:val="1"/>
+      <w:numFmt w:val="decimal"/>
+      <w:lvlText w:val="%7."/>
+      <w:lvlJc w:val="start"/>
+      <w:pPr>
+        <w:tabs>
+          <w:tab w:val="num" w:pos="4963"/>
+        </w:tabs>
+        <w:ind w:start="4963" w:hanging="283"/>
+      </w:pPr>
+      <w:rPr/>
+    </w:lvl>
+    <w:lvl w:ilvl="7">
+      <w:start w:val="1"/>
+      <w:numFmt w:val="decimal"/>
+      <w:lvlText w:val="%8."/>
+      <w:lvlJc w:val="start"/>
+      <w:pPr>
+        <w:tabs>
+          <w:tab w:val="num" w:pos="5672"/>
+        </w:tabs>
+        <w:ind w:start="5672" w:hanging="283"/>
+      </w:pPr>
+      <w:rPr/>
+    </w:lvl>
+    <w:lvl w:ilvl="8">
+      <w:start w:val="1"/>
+      <w:numFmt w:val="decimal"/>
+      <w:lvlText w:val="%9."/>
+      <w:lvlJc w:val="start"/>
+      <w:pPr>
+        <w:tabs>
+          <w:tab w:val="num" w:pos="6381"/>
+        </w:tabs>
+        <w:ind w:start="6381" w:hanging="283"/>
+      </w:pPr>
+      <w:rPr/>
+    </w:lvl>
+  </w:abstractNum>
+  <w:abstractNum w:abstractNumId="23">
+    <w:lvl w:ilvl="0">
+      <w:start w:val="1"/>
       <w:numFmt w:val="none"/>
       <w:suff w:val="nothing"/>
       <w:lvlText w:val=""/>
@@ -4245,2658 +6881,6 @@
         </w:tabs>
         <w:ind w:start="0" w:hanging="0"/>
       </w:pPr>
-    </w:lvl>
-  </w:abstractNum>
-  <w:abstractNum w:abstractNumId="2">
-    <w:lvl w:ilvl="0">
-      <w:start w:val="1"/>
-      <w:numFmt w:val="bullet"/>
-      <w:lvlText w:val=""/>
-      <w:lvlJc w:val="start"/>
-      <w:pPr>
-        <w:tabs>
-          <w:tab w:val="num" w:pos="720"/>
-        </w:tabs>
-        <w:ind w:start="720" w:hanging="360"/>
-      </w:pPr>
-      <w:rPr>
-        <w:rFonts w:ascii="Symbol" w:hAnsi="Symbol" w:cs="Symbol" w:hint="default"/>
-      </w:rPr>
-    </w:lvl>
-    <w:lvl w:ilvl="1">
-      <w:start w:val="1"/>
-      <w:numFmt w:val="bullet"/>
-      <w:lvlText w:val="◦"/>
-      <w:lvlJc w:val="start"/>
-      <w:pPr>
-        <w:tabs>
-          <w:tab w:val="num" w:pos="1080"/>
-        </w:tabs>
-        <w:ind w:start="1080" w:hanging="360"/>
-      </w:pPr>
-      <w:rPr>
-        <w:rFonts w:ascii="OpenSymbol" w:hAnsi="OpenSymbol" w:cs="OpenSymbol" w:hint="default"/>
-      </w:rPr>
-    </w:lvl>
-    <w:lvl w:ilvl="2">
-      <w:start w:val="1"/>
-      <w:numFmt w:val="bullet"/>
-      <w:lvlText w:val="▪"/>
-      <w:lvlJc w:val="start"/>
-      <w:pPr>
-        <w:tabs>
-          <w:tab w:val="num" w:pos="1440"/>
-        </w:tabs>
-        <w:ind w:start="1440" w:hanging="360"/>
-      </w:pPr>
-      <w:rPr>
-        <w:rFonts w:ascii="OpenSymbol" w:hAnsi="OpenSymbol" w:cs="OpenSymbol" w:hint="default"/>
-      </w:rPr>
-    </w:lvl>
-    <w:lvl w:ilvl="3">
-      <w:start w:val="1"/>
-      <w:numFmt w:val="bullet"/>
-      <w:lvlText w:val=""/>
-      <w:lvlJc w:val="start"/>
-      <w:pPr>
-        <w:tabs>
-          <w:tab w:val="num" w:pos="1800"/>
-        </w:tabs>
-        <w:ind w:start="1800" w:hanging="360"/>
-      </w:pPr>
-      <w:rPr>
-        <w:rFonts w:ascii="Symbol" w:hAnsi="Symbol" w:cs="Symbol" w:hint="default"/>
-      </w:rPr>
-    </w:lvl>
-    <w:lvl w:ilvl="4">
-      <w:start w:val="1"/>
-      <w:numFmt w:val="bullet"/>
-      <w:lvlText w:val="◦"/>
-      <w:lvlJc w:val="start"/>
-      <w:pPr>
-        <w:tabs>
-          <w:tab w:val="num" w:pos="2160"/>
-        </w:tabs>
-        <w:ind w:start="2160" w:hanging="360"/>
-      </w:pPr>
-      <w:rPr>
-        <w:rFonts w:ascii="OpenSymbol" w:hAnsi="OpenSymbol" w:cs="OpenSymbol" w:hint="default"/>
-      </w:rPr>
-    </w:lvl>
-    <w:lvl w:ilvl="5">
-      <w:start w:val="1"/>
-      <w:numFmt w:val="bullet"/>
-      <w:lvlText w:val="▪"/>
-      <w:lvlJc w:val="start"/>
-      <w:pPr>
-        <w:tabs>
-          <w:tab w:val="num" w:pos="2520"/>
-        </w:tabs>
-        <w:ind w:start="2520" w:hanging="360"/>
-      </w:pPr>
-      <w:rPr>
-        <w:rFonts w:ascii="OpenSymbol" w:hAnsi="OpenSymbol" w:cs="OpenSymbol" w:hint="default"/>
-      </w:rPr>
-    </w:lvl>
-    <w:lvl w:ilvl="6">
-      <w:start w:val="1"/>
-      <w:numFmt w:val="bullet"/>
-      <w:lvlText w:val=""/>
-      <w:lvlJc w:val="start"/>
-      <w:pPr>
-        <w:tabs>
-          <w:tab w:val="num" w:pos="2880"/>
-        </w:tabs>
-        <w:ind w:start="2880" w:hanging="360"/>
-      </w:pPr>
-      <w:rPr>
-        <w:rFonts w:ascii="Symbol" w:hAnsi="Symbol" w:cs="Symbol" w:hint="default"/>
-      </w:rPr>
-    </w:lvl>
-    <w:lvl w:ilvl="7">
-      <w:start w:val="1"/>
-      <w:numFmt w:val="bullet"/>
-      <w:lvlText w:val="◦"/>
-      <w:lvlJc w:val="start"/>
-      <w:pPr>
-        <w:tabs>
-          <w:tab w:val="num" w:pos="3240"/>
-        </w:tabs>
-        <w:ind w:start="3240" w:hanging="360"/>
-      </w:pPr>
-      <w:rPr>
-        <w:rFonts w:ascii="OpenSymbol" w:hAnsi="OpenSymbol" w:cs="OpenSymbol" w:hint="default"/>
-      </w:rPr>
-    </w:lvl>
-    <w:lvl w:ilvl="8">
-      <w:start w:val="1"/>
-      <w:numFmt w:val="bullet"/>
-      <w:lvlText w:val="▪"/>
-      <w:lvlJc w:val="start"/>
-      <w:pPr>
-        <w:tabs>
-          <w:tab w:val="num" w:pos="3600"/>
-        </w:tabs>
-        <w:ind w:start="3600" w:hanging="360"/>
-      </w:pPr>
-      <w:rPr>
-        <w:rFonts w:ascii="OpenSymbol" w:hAnsi="OpenSymbol" w:cs="OpenSymbol" w:hint="default"/>
-      </w:rPr>
-    </w:lvl>
-  </w:abstractNum>
-  <w:abstractNum w:abstractNumId="3">
-    <w:lvl w:ilvl="0">
-      <w:start w:val="1"/>
-      <w:numFmt w:val="decimal"/>
-      <w:lvlText w:val="%1."/>
-      <w:lvlJc w:val="start"/>
-      <w:pPr>
-        <w:tabs>
-          <w:tab w:val="num" w:pos="720"/>
-        </w:tabs>
-        <w:ind w:start="720" w:hanging="360"/>
-      </w:pPr>
-      <w:rPr/>
-    </w:lvl>
-    <w:lvl w:ilvl="1">
-      <w:start w:val="1"/>
-      <w:numFmt w:val="decimal"/>
-      <w:lvlText w:val="%2."/>
-      <w:lvlJc w:val="start"/>
-      <w:pPr>
-        <w:tabs>
-          <w:tab w:val="num" w:pos="1080"/>
-        </w:tabs>
-        <w:ind w:start="1080" w:hanging="360"/>
-      </w:pPr>
-      <w:rPr/>
-    </w:lvl>
-    <w:lvl w:ilvl="2">
-      <w:start w:val="1"/>
-      <w:numFmt w:val="decimal"/>
-      <w:lvlText w:val="%3."/>
-      <w:lvlJc w:val="start"/>
-      <w:pPr>
-        <w:tabs>
-          <w:tab w:val="num" w:pos="1440"/>
-        </w:tabs>
-        <w:ind w:start="1440" w:hanging="360"/>
-      </w:pPr>
-      <w:rPr/>
-    </w:lvl>
-    <w:lvl w:ilvl="3">
-      <w:start w:val="1"/>
-      <w:numFmt w:val="decimal"/>
-      <w:lvlText w:val="%4."/>
-      <w:lvlJc w:val="start"/>
-      <w:pPr>
-        <w:tabs>
-          <w:tab w:val="num" w:pos="1800"/>
-        </w:tabs>
-        <w:ind w:start="1800" w:hanging="360"/>
-      </w:pPr>
-      <w:rPr/>
-    </w:lvl>
-    <w:lvl w:ilvl="4">
-      <w:start w:val="1"/>
-      <w:numFmt w:val="decimal"/>
-      <w:lvlText w:val="%5."/>
-      <w:lvlJc w:val="start"/>
-      <w:pPr>
-        <w:tabs>
-          <w:tab w:val="num" w:pos="2160"/>
-        </w:tabs>
-        <w:ind w:start="2160" w:hanging="360"/>
-      </w:pPr>
-      <w:rPr/>
-    </w:lvl>
-    <w:lvl w:ilvl="5">
-      <w:start w:val="1"/>
-      <w:numFmt w:val="decimal"/>
-      <w:lvlText w:val="%6."/>
-      <w:lvlJc w:val="start"/>
-      <w:pPr>
-        <w:tabs>
-          <w:tab w:val="num" w:pos="2520"/>
-        </w:tabs>
-        <w:ind w:start="2520" w:hanging="360"/>
-      </w:pPr>
-      <w:rPr/>
-    </w:lvl>
-    <w:lvl w:ilvl="6">
-      <w:start w:val="1"/>
-      <w:numFmt w:val="decimal"/>
-      <w:lvlText w:val="%7."/>
-      <w:lvlJc w:val="start"/>
-      <w:pPr>
-        <w:tabs>
-          <w:tab w:val="num" w:pos="2880"/>
-        </w:tabs>
-        <w:ind w:start="2880" w:hanging="360"/>
-      </w:pPr>
-      <w:rPr/>
-    </w:lvl>
-    <w:lvl w:ilvl="7">
-      <w:start w:val="1"/>
-      <w:numFmt w:val="decimal"/>
-      <w:lvlText w:val="%8."/>
-      <w:lvlJc w:val="start"/>
-      <w:pPr>
-        <w:tabs>
-          <w:tab w:val="num" w:pos="3240"/>
-        </w:tabs>
-        <w:ind w:start="3240" w:hanging="360"/>
-      </w:pPr>
-      <w:rPr/>
-    </w:lvl>
-    <w:lvl w:ilvl="8">
-      <w:start w:val="1"/>
-      <w:numFmt w:val="decimal"/>
-      <w:lvlText w:val="%9."/>
-      <w:lvlJc w:val="start"/>
-      <w:pPr>
-        <w:tabs>
-          <w:tab w:val="num" w:pos="3600"/>
-        </w:tabs>
-        <w:ind w:start="3600" w:hanging="360"/>
-      </w:pPr>
-      <w:rPr/>
-    </w:lvl>
-  </w:abstractNum>
-  <w:abstractNum w:abstractNumId="4">
-    <w:lvl w:ilvl="0">
-      <w:start w:val="1"/>
-      <w:numFmt w:val="decimal"/>
-      <w:lvlText w:val="%1."/>
-      <w:lvlJc w:val="start"/>
-      <w:pPr>
-        <w:tabs>
-          <w:tab w:val="num" w:pos="720"/>
-        </w:tabs>
-        <w:ind w:start="720" w:hanging="360"/>
-      </w:pPr>
-      <w:rPr/>
-    </w:lvl>
-    <w:lvl w:ilvl="1">
-      <w:start w:val="1"/>
-      <w:numFmt w:val="decimal"/>
-      <w:lvlText w:val="%2."/>
-      <w:lvlJc w:val="start"/>
-      <w:pPr>
-        <w:tabs>
-          <w:tab w:val="num" w:pos="1080"/>
-        </w:tabs>
-        <w:ind w:start="1080" w:hanging="360"/>
-      </w:pPr>
-      <w:rPr/>
-    </w:lvl>
-    <w:lvl w:ilvl="2">
-      <w:start w:val="1"/>
-      <w:numFmt w:val="decimal"/>
-      <w:lvlText w:val="%3."/>
-      <w:lvlJc w:val="start"/>
-      <w:pPr>
-        <w:tabs>
-          <w:tab w:val="num" w:pos="1440"/>
-        </w:tabs>
-        <w:ind w:start="1440" w:hanging="360"/>
-      </w:pPr>
-      <w:rPr/>
-    </w:lvl>
-    <w:lvl w:ilvl="3">
-      <w:start w:val="1"/>
-      <w:numFmt w:val="decimal"/>
-      <w:lvlText w:val="%4."/>
-      <w:lvlJc w:val="start"/>
-      <w:pPr>
-        <w:tabs>
-          <w:tab w:val="num" w:pos="1800"/>
-        </w:tabs>
-        <w:ind w:start="1800" w:hanging="360"/>
-      </w:pPr>
-      <w:rPr/>
-    </w:lvl>
-    <w:lvl w:ilvl="4">
-      <w:start w:val="1"/>
-      <w:numFmt w:val="decimal"/>
-      <w:lvlText w:val="%5."/>
-      <w:lvlJc w:val="start"/>
-      <w:pPr>
-        <w:tabs>
-          <w:tab w:val="num" w:pos="2160"/>
-        </w:tabs>
-        <w:ind w:start="2160" w:hanging="360"/>
-      </w:pPr>
-      <w:rPr/>
-    </w:lvl>
-    <w:lvl w:ilvl="5">
-      <w:start w:val="1"/>
-      <w:numFmt w:val="decimal"/>
-      <w:lvlText w:val="%6."/>
-      <w:lvlJc w:val="start"/>
-      <w:pPr>
-        <w:tabs>
-          <w:tab w:val="num" w:pos="2520"/>
-        </w:tabs>
-        <w:ind w:start="2520" w:hanging="360"/>
-      </w:pPr>
-      <w:rPr/>
-    </w:lvl>
-    <w:lvl w:ilvl="6">
-      <w:start w:val="1"/>
-      <w:numFmt w:val="decimal"/>
-      <w:lvlText w:val="%7."/>
-      <w:lvlJc w:val="start"/>
-      <w:pPr>
-        <w:tabs>
-          <w:tab w:val="num" w:pos="2880"/>
-        </w:tabs>
-        <w:ind w:start="2880" w:hanging="360"/>
-      </w:pPr>
-      <w:rPr/>
-    </w:lvl>
-    <w:lvl w:ilvl="7">
-      <w:start w:val="1"/>
-      <w:numFmt w:val="decimal"/>
-      <w:lvlText w:val="%8."/>
-      <w:lvlJc w:val="start"/>
-      <w:pPr>
-        <w:tabs>
-          <w:tab w:val="num" w:pos="3240"/>
-        </w:tabs>
-        <w:ind w:start="3240" w:hanging="360"/>
-      </w:pPr>
-      <w:rPr/>
-    </w:lvl>
-    <w:lvl w:ilvl="8">
-      <w:start w:val="1"/>
-      <w:numFmt w:val="decimal"/>
-      <w:lvlText w:val="%9."/>
-      <w:lvlJc w:val="start"/>
-      <w:pPr>
-        <w:tabs>
-          <w:tab w:val="num" w:pos="3600"/>
-        </w:tabs>
-        <w:ind w:start="3600" w:hanging="360"/>
-      </w:pPr>
-      <w:rPr/>
-    </w:lvl>
-  </w:abstractNum>
-  <w:abstractNum w:abstractNumId="5">
-    <w:lvl w:ilvl="0">
-      <w:start w:val="1"/>
-      <w:numFmt w:val="decimal"/>
-      <w:lvlText w:val="%1."/>
-      <w:lvlJc w:val="start"/>
-      <w:pPr>
-        <w:tabs>
-          <w:tab w:val="num" w:pos="720"/>
-        </w:tabs>
-        <w:ind w:start="720" w:hanging="360"/>
-      </w:pPr>
-      <w:rPr/>
-    </w:lvl>
-    <w:lvl w:ilvl="1">
-      <w:start w:val="1"/>
-      <w:numFmt w:val="decimal"/>
-      <w:lvlText w:val="%2."/>
-      <w:lvlJc w:val="start"/>
-      <w:pPr>
-        <w:tabs>
-          <w:tab w:val="num" w:pos="1080"/>
-        </w:tabs>
-        <w:ind w:start="1080" w:hanging="360"/>
-      </w:pPr>
-      <w:rPr/>
-    </w:lvl>
-    <w:lvl w:ilvl="2">
-      <w:start w:val="1"/>
-      <w:numFmt w:val="decimal"/>
-      <w:lvlText w:val="%3."/>
-      <w:lvlJc w:val="start"/>
-      <w:pPr>
-        <w:tabs>
-          <w:tab w:val="num" w:pos="1440"/>
-        </w:tabs>
-        <w:ind w:start="1440" w:hanging="360"/>
-      </w:pPr>
-      <w:rPr/>
-    </w:lvl>
-    <w:lvl w:ilvl="3">
-      <w:start w:val="1"/>
-      <w:numFmt w:val="decimal"/>
-      <w:lvlText w:val="%4."/>
-      <w:lvlJc w:val="start"/>
-      <w:pPr>
-        <w:tabs>
-          <w:tab w:val="num" w:pos="1800"/>
-        </w:tabs>
-        <w:ind w:start="1800" w:hanging="360"/>
-      </w:pPr>
-      <w:rPr/>
-    </w:lvl>
-    <w:lvl w:ilvl="4">
-      <w:start w:val="1"/>
-      <w:numFmt w:val="decimal"/>
-      <w:lvlText w:val="%5."/>
-      <w:lvlJc w:val="start"/>
-      <w:pPr>
-        <w:tabs>
-          <w:tab w:val="num" w:pos="2160"/>
-        </w:tabs>
-        <w:ind w:start="2160" w:hanging="360"/>
-      </w:pPr>
-      <w:rPr/>
-    </w:lvl>
-    <w:lvl w:ilvl="5">
-      <w:start w:val="1"/>
-      <w:numFmt w:val="decimal"/>
-      <w:lvlText w:val="%6."/>
-      <w:lvlJc w:val="start"/>
-      <w:pPr>
-        <w:tabs>
-          <w:tab w:val="num" w:pos="2520"/>
-        </w:tabs>
-        <w:ind w:start="2520" w:hanging="360"/>
-      </w:pPr>
-      <w:rPr/>
-    </w:lvl>
-    <w:lvl w:ilvl="6">
-      <w:start w:val="1"/>
-      <w:numFmt w:val="decimal"/>
-      <w:lvlText w:val="%7."/>
-      <w:lvlJc w:val="start"/>
-      <w:pPr>
-        <w:tabs>
-          <w:tab w:val="num" w:pos="2880"/>
-        </w:tabs>
-        <w:ind w:start="2880" w:hanging="360"/>
-      </w:pPr>
-      <w:rPr/>
-    </w:lvl>
-    <w:lvl w:ilvl="7">
-      <w:start w:val="1"/>
-      <w:numFmt w:val="decimal"/>
-      <w:lvlText w:val="%8."/>
-      <w:lvlJc w:val="start"/>
-      <w:pPr>
-        <w:tabs>
-          <w:tab w:val="num" w:pos="3240"/>
-        </w:tabs>
-        <w:ind w:start="3240" w:hanging="360"/>
-      </w:pPr>
-      <w:rPr/>
-    </w:lvl>
-    <w:lvl w:ilvl="8">
-      <w:start w:val="1"/>
-      <w:numFmt w:val="decimal"/>
-      <w:lvlText w:val="%9."/>
-      <w:lvlJc w:val="start"/>
-      <w:pPr>
-        <w:tabs>
-          <w:tab w:val="num" w:pos="3600"/>
-        </w:tabs>
-        <w:ind w:start="3600" w:hanging="360"/>
-      </w:pPr>
-      <w:rPr/>
-    </w:lvl>
-  </w:abstractNum>
-  <w:abstractNum w:abstractNumId="6">
-    <w:lvl w:ilvl="0">
-      <w:start w:val="1"/>
-      <w:numFmt w:val="decimal"/>
-      <w:lvlText w:val="%1."/>
-      <w:lvlJc w:val="start"/>
-      <w:pPr>
-        <w:tabs>
-          <w:tab w:val="num" w:pos="720"/>
-        </w:tabs>
-        <w:ind w:start="720" w:hanging="360"/>
-      </w:pPr>
-      <w:rPr/>
-    </w:lvl>
-    <w:lvl w:ilvl="1">
-      <w:start w:val="1"/>
-      <w:numFmt w:val="decimal"/>
-      <w:lvlText w:val="%2."/>
-      <w:lvlJc w:val="start"/>
-      <w:pPr>
-        <w:tabs>
-          <w:tab w:val="num" w:pos="1080"/>
-        </w:tabs>
-        <w:ind w:start="1080" w:hanging="360"/>
-      </w:pPr>
-      <w:rPr/>
-    </w:lvl>
-    <w:lvl w:ilvl="2">
-      <w:start w:val="1"/>
-      <w:numFmt w:val="decimal"/>
-      <w:lvlText w:val="%3."/>
-      <w:lvlJc w:val="start"/>
-      <w:pPr>
-        <w:tabs>
-          <w:tab w:val="num" w:pos="1440"/>
-        </w:tabs>
-        <w:ind w:start="1440" w:hanging="360"/>
-      </w:pPr>
-      <w:rPr/>
-    </w:lvl>
-    <w:lvl w:ilvl="3">
-      <w:start w:val="1"/>
-      <w:numFmt w:val="decimal"/>
-      <w:lvlText w:val="%4."/>
-      <w:lvlJc w:val="start"/>
-      <w:pPr>
-        <w:tabs>
-          <w:tab w:val="num" w:pos="1800"/>
-        </w:tabs>
-        <w:ind w:start="1800" w:hanging="360"/>
-      </w:pPr>
-      <w:rPr/>
-    </w:lvl>
-    <w:lvl w:ilvl="4">
-      <w:start w:val="1"/>
-      <w:numFmt w:val="decimal"/>
-      <w:lvlText w:val="%5."/>
-      <w:lvlJc w:val="start"/>
-      <w:pPr>
-        <w:tabs>
-          <w:tab w:val="num" w:pos="2160"/>
-        </w:tabs>
-        <w:ind w:start="2160" w:hanging="360"/>
-      </w:pPr>
-      <w:rPr/>
-    </w:lvl>
-    <w:lvl w:ilvl="5">
-      <w:start w:val="1"/>
-      <w:numFmt w:val="decimal"/>
-      <w:lvlText w:val="%6."/>
-      <w:lvlJc w:val="start"/>
-      <w:pPr>
-        <w:tabs>
-          <w:tab w:val="num" w:pos="2520"/>
-        </w:tabs>
-        <w:ind w:start="2520" w:hanging="360"/>
-      </w:pPr>
-      <w:rPr/>
-    </w:lvl>
-    <w:lvl w:ilvl="6">
-      <w:start w:val="1"/>
-      <w:numFmt w:val="decimal"/>
-      <w:lvlText w:val="%7."/>
-      <w:lvlJc w:val="start"/>
-      <w:pPr>
-        <w:tabs>
-          <w:tab w:val="num" w:pos="2880"/>
-        </w:tabs>
-        <w:ind w:start="2880" w:hanging="360"/>
-      </w:pPr>
-      <w:rPr/>
-    </w:lvl>
-    <w:lvl w:ilvl="7">
-      <w:start w:val="1"/>
-      <w:numFmt w:val="decimal"/>
-      <w:lvlText w:val="%8."/>
-      <w:lvlJc w:val="start"/>
-      <w:pPr>
-        <w:tabs>
-          <w:tab w:val="num" w:pos="3240"/>
-        </w:tabs>
-        <w:ind w:start="3240" w:hanging="360"/>
-      </w:pPr>
-      <w:rPr/>
-    </w:lvl>
-    <w:lvl w:ilvl="8">
-      <w:start w:val="1"/>
-      <w:numFmt w:val="decimal"/>
-      <w:lvlText w:val="%9."/>
-      <w:lvlJc w:val="start"/>
-      <w:pPr>
-        <w:tabs>
-          <w:tab w:val="num" w:pos="3600"/>
-        </w:tabs>
-        <w:ind w:start="3600" w:hanging="360"/>
-      </w:pPr>
-      <w:rPr/>
-    </w:lvl>
-  </w:abstractNum>
-  <w:abstractNum w:abstractNumId="7">
-    <w:lvl w:ilvl="0">
-      <w:start w:val="1"/>
-      <w:numFmt w:val="decimal"/>
-      <w:lvlText w:val="%1."/>
-      <w:lvlJc w:val="start"/>
-      <w:pPr>
-        <w:tabs>
-          <w:tab w:val="num" w:pos="720"/>
-        </w:tabs>
-        <w:ind w:start="720" w:hanging="360"/>
-      </w:pPr>
-      <w:rPr/>
-    </w:lvl>
-    <w:lvl w:ilvl="1">
-      <w:start w:val="1"/>
-      <w:numFmt w:val="decimal"/>
-      <w:lvlText w:val="%2."/>
-      <w:lvlJc w:val="start"/>
-      <w:pPr>
-        <w:tabs>
-          <w:tab w:val="num" w:pos="1080"/>
-        </w:tabs>
-        <w:ind w:start="1080" w:hanging="360"/>
-      </w:pPr>
-      <w:rPr/>
-    </w:lvl>
-    <w:lvl w:ilvl="2">
-      <w:start w:val="1"/>
-      <w:numFmt w:val="decimal"/>
-      <w:lvlText w:val="%3."/>
-      <w:lvlJc w:val="start"/>
-      <w:pPr>
-        <w:tabs>
-          <w:tab w:val="num" w:pos="1440"/>
-        </w:tabs>
-        <w:ind w:start="1440" w:hanging="360"/>
-      </w:pPr>
-      <w:rPr/>
-    </w:lvl>
-    <w:lvl w:ilvl="3">
-      <w:start w:val="1"/>
-      <w:numFmt w:val="decimal"/>
-      <w:lvlText w:val="%4."/>
-      <w:lvlJc w:val="start"/>
-      <w:pPr>
-        <w:tabs>
-          <w:tab w:val="num" w:pos="1800"/>
-        </w:tabs>
-        <w:ind w:start="1800" w:hanging="360"/>
-      </w:pPr>
-      <w:rPr/>
-    </w:lvl>
-    <w:lvl w:ilvl="4">
-      <w:start w:val="1"/>
-      <w:numFmt w:val="decimal"/>
-      <w:lvlText w:val="%5."/>
-      <w:lvlJc w:val="start"/>
-      <w:pPr>
-        <w:tabs>
-          <w:tab w:val="num" w:pos="2160"/>
-        </w:tabs>
-        <w:ind w:start="2160" w:hanging="360"/>
-      </w:pPr>
-      <w:rPr/>
-    </w:lvl>
-    <w:lvl w:ilvl="5">
-      <w:start w:val="1"/>
-      <w:numFmt w:val="decimal"/>
-      <w:lvlText w:val="%6."/>
-      <w:lvlJc w:val="start"/>
-      <w:pPr>
-        <w:tabs>
-          <w:tab w:val="num" w:pos="2520"/>
-        </w:tabs>
-        <w:ind w:start="2520" w:hanging="360"/>
-      </w:pPr>
-      <w:rPr/>
-    </w:lvl>
-    <w:lvl w:ilvl="6">
-      <w:start w:val="1"/>
-      <w:numFmt w:val="decimal"/>
-      <w:lvlText w:val="%7."/>
-      <w:lvlJc w:val="start"/>
-      <w:pPr>
-        <w:tabs>
-          <w:tab w:val="num" w:pos="2880"/>
-        </w:tabs>
-        <w:ind w:start="2880" w:hanging="360"/>
-      </w:pPr>
-      <w:rPr/>
-    </w:lvl>
-    <w:lvl w:ilvl="7">
-      <w:start w:val="1"/>
-      <w:numFmt w:val="decimal"/>
-      <w:lvlText w:val="%8."/>
-      <w:lvlJc w:val="start"/>
-      <w:pPr>
-        <w:tabs>
-          <w:tab w:val="num" w:pos="3240"/>
-        </w:tabs>
-        <w:ind w:start="3240" w:hanging="360"/>
-      </w:pPr>
-      <w:rPr/>
-    </w:lvl>
-    <w:lvl w:ilvl="8">
-      <w:start w:val="1"/>
-      <w:numFmt w:val="decimal"/>
-      <w:lvlText w:val="%9."/>
-      <w:lvlJc w:val="start"/>
-      <w:pPr>
-        <w:tabs>
-          <w:tab w:val="num" w:pos="3600"/>
-        </w:tabs>
-        <w:ind w:start="3600" w:hanging="360"/>
-      </w:pPr>
-      <w:rPr/>
-    </w:lvl>
-  </w:abstractNum>
-  <w:abstractNum w:abstractNumId="8">
-    <w:lvl w:ilvl="0">
-      <w:start w:val="1"/>
-      <w:numFmt w:val="decimal"/>
-      <w:lvlText w:val="%1."/>
-      <w:lvlJc w:val="start"/>
-      <w:pPr>
-        <w:tabs>
-          <w:tab w:val="num" w:pos="709"/>
-        </w:tabs>
-        <w:ind w:start="709" w:hanging="283"/>
-      </w:pPr>
-      <w:rPr/>
-    </w:lvl>
-    <w:lvl w:ilvl="1">
-      <w:start w:val="1"/>
-      <w:numFmt w:val="decimal"/>
-      <w:lvlText w:val="%2."/>
-      <w:lvlJc w:val="start"/>
-      <w:pPr>
-        <w:tabs>
-          <w:tab w:val="num" w:pos="1418"/>
-        </w:tabs>
-        <w:ind w:start="1418" w:hanging="283"/>
-      </w:pPr>
-      <w:rPr/>
-    </w:lvl>
-    <w:lvl w:ilvl="2">
-      <w:start w:val="1"/>
-      <w:numFmt w:val="decimal"/>
-      <w:lvlText w:val="%3."/>
-      <w:lvlJc w:val="start"/>
-      <w:pPr>
-        <w:tabs>
-          <w:tab w:val="num" w:pos="2127"/>
-        </w:tabs>
-        <w:ind w:start="2127" w:hanging="283"/>
-      </w:pPr>
-      <w:rPr/>
-    </w:lvl>
-    <w:lvl w:ilvl="3">
-      <w:start w:val="1"/>
-      <w:numFmt w:val="decimal"/>
-      <w:lvlText w:val="%4."/>
-      <w:lvlJc w:val="start"/>
-      <w:pPr>
-        <w:tabs>
-          <w:tab w:val="num" w:pos="2836"/>
-        </w:tabs>
-        <w:ind w:start="2836" w:hanging="283"/>
-      </w:pPr>
-      <w:rPr/>
-    </w:lvl>
-    <w:lvl w:ilvl="4">
-      <w:start w:val="1"/>
-      <w:numFmt w:val="decimal"/>
-      <w:lvlText w:val="%5."/>
-      <w:lvlJc w:val="start"/>
-      <w:pPr>
-        <w:tabs>
-          <w:tab w:val="num" w:pos="3545"/>
-        </w:tabs>
-        <w:ind w:start="3545" w:hanging="283"/>
-      </w:pPr>
-      <w:rPr/>
-    </w:lvl>
-    <w:lvl w:ilvl="5">
-      <w:start w:val="1"/>
-      <w:numFmt w:val="decimal"/>
-      <w:lvlText w:val="%6."/>
-      <w:lvlJc w:val="start"/>
-      <w:pPr>
-        <w:tabs>
-          <w:tab w:val="num" w:pos="4254"/>
-        </w:tabs>
-        <w:ind w:start="4254" w:hanging="283"/>
-      </w:pPr>
-      <w:rPr/>
-    </w:lvl>
-    <w:lvl w:ilvl="6">
-      <w:start w:val="1"/>
-      <w:numFmt w:val="decimal"/>
-      <w:lvlText w:val="%7."/>
-      <w:lvlJc w:val="start"/>
-      <w:pPr>
-        <w:tabs>
-          <w:tab w:val="num" w:pos="4963"/>
-        </w:tabs>
-        <w:ind w:start="4963" w:hanging="283"/>
-      </w:pPr>
-      <w:rPr/>
-    </w:lvl>
-    <w:lvl w:ilvl="7">
-      <w:start w:val="1"/>
-      <w:numFmt w:val="decimal"/>
-      <w:lvlText w:val="%8."/>
-      <w:lvlJc w:val="start"/>
-      <w:pPr>
-        <w:tabs>
-          <w:tab w:val="num" w:pos="5672"/>
-        </w:tabs>
-        <w:ind w:start="5672" w:hanging="283"/>
-      </w:pPr>
-      <w:rPr/>
-    </w:lvl>
-    <w:lvl w:ilvl="8">
-      <w:start w:val="1"/>
-      <w:numFmt w:val="decimal"/>
-      <w:lvlText w:val="%9."/>
-      <w:lvlJc w:val="start"/>
-      <w:pPr>
-        <w:tabs>
-          <w:tab w:val="num" w:pos="6381"/>
-        </w:tabs>
-        <w:ind w:start="6381" w:hanging="283"/>
-      </w:pPr>
-      <w:rPr/>
-    </w:lvl>
-  </w:abstractNum>
-  <w:abstractNum w:abstractNumId="9">
-    <w:lvl w:ilvl="0">
-      <w:start w:val="1"/>
-      <w:numFmt w:val="decimal"/>
-      <w:lvlText w:val="%1."/>
-      <w:lvlJc w:val="start"/>
-      <w:pPr>
-        <w:tabs>
-          <w:tab w:val="num" w:pos="709"/>
-        </w:tabs>
-        <w:ind w:start="709" w:hanging="283"/>
-      </w:pPr>
-      <w:rPr/>
-    </w:lvl>
-    <w:lvl w:ilvl="1">
-      <w:start w:val="1"/>
-      <w:numFmt w:val="decimal"/>
-      <w:lvlText w:val="%2."/>
-      <w:lvlJc w:val="start"/>
-      <w:pPr>
-        <w:tabs>
-          <w:tab w:val="num" w:pos="1418"/>
-        </w:tabs>
-        <w:ind w:start="1418" w:hanging="283"/>
-      </w:pPr>
-      <w:rPr/>
-    </w:lvl>
-    <w:lvl w:ilvl="2">
-      <w:start w:val="1"/>
-      <w:numFmt w:val="decimal"/>
-      <w:lvlText w:val="%3."/>
-      <w:lvlJc w:val="start"/>
-      <w:pPr>
-        <w:tabs>
-          <w:tab w:val="num" w:pos="2127"/>
-        </w:tabs>
-        <w:ind w:start="2127" w:hanging="283"/>
-      </w:pPr>
-      <w:rPr/>
-    </w:lvl>
-    <w:lvl w:ilvl="3">
-      <w:start w:val="1"/>
-      <w:numFmt w:val="decimal"/>
-      <w:lvlText w:val="%4."/>
-      <w:lvlJc w:val="start"/>
-      <w:pPr>
-        <w:tabs>
-          <w:tab w:val="num" w:pos="2836"/>
-        </w:tabs>
-        <w:ind w:start="2836" w:hanging="283"/>
-      </w:pPr>
-      <w:rPr/>
-    </w:lvl>
-    <w:lvl w:ilvl="4">
-      <w:start w:val="1"/>
-      <w:numFmt w:val="decimal"/>
-      <w:lvlText w:val="%5."/>
-      <w:lvlJc w:val="start"/>
-      <w:pPr>
-        <w:tabs>
-          <w:tab w:val="num" w:pos="3545"/>
-        </w:tabs>
-        <w:ind w:start="3545" w:hanging="283"/>
-      </w:pPr>
-      <w:rPr/>
-    </w:lvl>
-    <w:lvl w:ilvl="5">
-      <w:start w:val="1"/>
-      <w:numFmt w:val="decimal"/>
-      <w:lvlText w:val="%6."/>
-      <w:lvlJc w:val="start"/>
-      <w:pPr>
-        <w:tabs>
-          <w:tab w:val="num" w:pos="4254"/>
-        </w:tabs>
-        <w:ind w:start="4254" w:hanging="283"/>
-      </w:pPr>
-      <w:rPr/>
-    </w:lvl>
-    <w:lvl w:ilvl="6">
-      <w:start w:val="1"/>
-      <w:numFmt w:val="decimal"/>
-      <w:lvlText w:val="%7."/>
-      <w:lvlJc w:val="start"/>
-      <w:pPr>
-        <w:tabs>
-          <w:tab w:val="num" w:pos="4963"/>
-        </w:tabs>
-        <w:ind w:start="4963" w:hanging="283"/>
-      </w:pPr>
-      <w:rPr/>
-    </w:lvl>
-    <w:lvl w:ilvl="7">
-      <w:start w:val="1"/>
-      <w:numFmt w:val="decimal"/>
-      <w:lvlText w:val="%8."/>
-      <w:lvlJc w:val="start"/>
-      <w:pPr>
-        <w:tabs>
-          <w:tab w:val="num" w:pos="5672"/>
-        </w:tabs>
-        <w:ind w:start="5672" w:hanging="283"/>
-      </w:pPr>
-      <w:rPr/>
-    </w:lvl>
-    <w:lvl w:ilvl="8">
-      <w:start w:val="1"/>
-      <w:numFmt w:val="decimal"/>
-      <w:lvlText w:val="%9."/>
-      <w:lvlJc w:val="start"/>
-      <w:pPr>
-        <w:tabs>
-          <w:tab w:val="num" w:pos="6381"/>
-        </w:tabs>
-        <w:ind w:start="6381" w:hanging="283"/>
-      </w:pPr>
-      <w:rPr/>
-    </w:lvl>
-  </w:abstractNum>
-  <w:abstractNum w:abstractNumId="10">
-    <w:lvl w:ilvl="0">
-      <w:start w:val="1"/>
-      <w:numFmt w:val="decimal"/>
-      <w:lvlText w:val="%1."/>
-      <w:lvlJc w:val="start"/>
-      <w:pPr>
-        <w:tabs>
-          <w:tab w:val="num" w:pos="709"/>
-        </w:tabs>
-        <w:ind w:start="709" w:hanging="283"/>
-      </w:pPr>
-      <w:rPr/>
-    </w:lvl>
-    <w:lvl w:ilvl="1">
-      <w:start w:val="1"/>
-      <w:numFmt w:val="decimal"/>
-      <w:lvlText w:val="%2."/>
-      <w:lvlJc w:val="start"/>
-      <w:pPr>
-        <w:tabs>
-          <w:tab w:val="num" w:pos="1418"/>
-        </w:tabs>
-        <w:ind w:start="1418" w:hanging="283"/>
-      </w:pPr>
-      <w:rPr/>
-    </w:lvl>
-    <w:lvl w:ilvl="2">
-      <w:start w:val="1"/>
-      <w:numFmt w:val="decimal"/>
-      <w:lvlText w:val="%3."/>
-      <w:lvlJc w:val="start"/>
-      <w:pPr>
-        <w:tabs>
-          <w:tab w:val="num" w:pos="2127"/>
-        </w:tabs>
-        <w:ind w:start="2127" w:hanging="283"/>
-      </w:pPr>
-      <w:rPr/>
-    </w:lvl>
-    <w:lvl w:ilvl="3">
-      <w:start w:val="1"/>
-      <w:numFmt w:val="decimal"/>
-      <w:lvlText w:val="%4."/>
-      <w:lvlJc w:val="start"/>
-      <w:pPr>
-        <w:tabs>
-          <w:tab w:val="num" w:pos="2836"/>
-        </w:tabs>
-        <w:ind w:start="2836" w:hanging="283"/>
-      </w:pPr>
-      <w:rPr/>
-    </w:lvl>
-    <w:lvl w:ilvl="4">
-      <w:start w:val="1"/>
-      <w:numFmt w:val="decimal"/>
-      <w:lvlText w:val="%5."/>
-      <w:lvlJc w:val="start"/>
-      <w:pPr>
-        <w:tabs>
-          <w:tab w:val="num" w:pos="3545"/>
-        </w:tabs>
-        <w:ind w:start="3545" w:hanging="283"/>
-      </w:pPr>
-      <w:rPr/>
-    </w:lvl>
-    <w:lvl w:ilvl="5">
-      <w:start w:val="1"/>
-      <w:numFmt w:val="decimal"/>
-      <w:lvlText w:val="%6."/>
-      <w:lvlJc w:val="start"/>
-      <w:pPr>
-        <w:tabs>
-          <w:tab w:val="num" w:pos="4254"/>
-        </w:tabs>
-        <w:ind w:start="4254" w:hanging="283"/>
-      </w:pPr>
-      <w:rPr/>
-    </w:lvl>
-    <w:lvl w:ilvl="6">
-      <w:start w:val="1"/>
-      <w:numFmt w:val="decimal"/>
-      <w:lvlText w:val="%7."/>
-      <w:lvlJc w:val="start"/>
-      <w:pPr>
-        <w:tabs>
-          <w:tab w:val="num" w:pos="4963"/>
-        </w:tabs>
-        <w:ind w:start="4963" w:hanging="283"/>
-      </w:pPr>
-      <w:rPr/>
-    </w:lvl>
-    <w:lvl w:ilvl="7">
-      <w:start w:val="1"/>
-      <w:numFmt w:val="decimal"/>
-      <w:lvlText w:val="%8."/>
-      <w:lvlJc w:val="start"/>
-      <w:pPr>
-        <w:tabs>
-          <w:tab w:val="num" w:pos="5672"/>
-        </w:tabs>
-        <w:ind w:start="5672" w:hanging="283"/>
-      </w:pPr>
-      <w:rPr/>
-    </w:lvl>
-    <w:lvl w:ilvl="8">
-      <w:start w:val="1"/>
-      <w:numFmt w:val="decimal"/>
-      <w:lvlText w:val="%9."/>
-      <w:lvlJc w:val="start"/>
-      <w:pPr>
-        <w:tabs>
-          <w:tab w:val="num" w:pos="6381"/>
-        </w:tabs>
-        <w:ind w:start="6381" w:hanging="283"/>
-      </w:pPr>
-      <w:rPr/>
-    </w:lvl>
-  </w:abstractNum>
-  <w:abstractNum w:abstractNumId="11">
-    <w:lvl w:ilvl="0">
-      <w:start w:val="1"/>
-      <w:numFmt w:val="decimal"/>
-      <w:lvlText w:val="%1."/>
-      <w:lvlJc w:val="start"/>
-      <w:pPr>
-        <w:tabs>
-          <w:tab w:val="num" w:pos="709"/>
-        </w:tabs>
-        <w:ind w:start="709" w:hanging="283"/>
-      </w:pPr>
-      <w:rPr/>
-    </w:lvl>
-    <w:lvl w:ilvl="1">
-      <w:start w:val="1"/>
-      <w:numFmt w:val="decimal"/>
-      <w:lvlText w:val="%2."/>
-      <w:lvlJc w:val="start"/>
-      <w:pPr>
-        <w:tabs>
-          <w:tab w:val="num" w:pos="1418"/>
-        </w:tabs>
-        <w:ind w:start="1418" w:hanging="283"/>
-      </w:pPr>
-      <w:rPr/>
-    </w:lvl>
-    <w:lvl w:ilvl="2">
-      <w:start w:val="1"/>
-      <w:numFmt w:val="decimal"/>
-      <w:lvlText w:val="%3."/>
-      <w:lvlJc w:val="start"/>
-      <w:pPr>
-        <w:tabs>
-          <w:tab w:val="num" w:pos="2127"/>
-        </w:tabs>
-        <w:ind w:start="2127" w:hanging="283"/>
-      </w:pPr>
-      <w:rPr/>
-    </w:lvl>
-    <w:lvl w:ilvl="3">
-      <w:start w:val="1"/>
-      <w:numFmt w:val="decimal"/>
-      <w:lvlText w:val="%4."/>
-      <w:lvlJc w:val="start"/>
-      <w:pPr>
-        <w:tabs>
-          <w:tab w:val="num" w:pos="2836"/>
-        </w:tabs>
-        <w:ind w:start="2836" w:hanging="283"/>
-      </w:pPr>
-      <w:rPr/>
-    </w:lvl>
-    <w:lvl w:ilvl="4">
-      <w:start w:val="1"/>
-      <w:numFmt w:val="decimal"/>
-      <w:lvlText w:val="%5."/>
-      <w:lvlJc w:val="start"/>
-      <w:pPr>
-        <w:tabs>
-          <w:tab w:val="num" w:pos="3545"/>
-        </w:tabs>
-        <w:ind w:start="3545" w:hanging="283"/>
-      </w:pPr>
-      <w:rPr/>
-    </w:lvl>
-    <w:lvl w:ilvl="5">
-      <w:start w:val="1"/>
-      <w:numFmt w:val="decimal"/>
-      <w:lvlText w:val="%6."/>
-      <w:lvlJc w:val="start"/>
-      <w:pPr>
-        <w:tabs>
-          <w:tab w:val="num" w:pos="4254"/>
-        </w:tabs>
-        <w:ind w:start="4254" w:hanging="283"/>
-      </w:pPr>
-      <w:rPr/>
-    </w:lvl>
-    <w:lvl w:ilvl="6">
-      <w:start w:val="1"/>
-      <w:numFmt w:val="decimal"/>
-      <w:lvlText w:val="%7."/>
-      <w:lvlJc w:val="start"/>
-      <w:pPr>
-        <w:tabs>
-          <w:tab w:val="num" w:pos="4963"/>
-        </w:tabs>
-        <w:ind w:start="4963" w:hanging="283"/>
-      </w:pPr>
-      <w:rPr/>
-    </w:lvl>
-    <w:lvl w:ilvl="7">
-      <w:start w:val="1"/>
-      <w:numFmt w:val="decimal"/>
-      <w:lvlText w:val="%8."/>
-      <w:lvlJc w:val="start"/>
-      <w:pPr>
-        <w:tabs>
-          <w:tab w:val="num" w:pos="5672"/>
-        </w:tabs>
-        <w:ind w:start="5672" w:hanging="283"/>
-      </w:pPr>
-      <w:rPr/>
-    </w:lvl>
-    <w:lvl w:ilvl="8">
-      <w:start w:val="1"/>
-      <w:numFmt w:val="decimal"/>
-      <w:lvlText w:val="%9."/>
-      <w:lvlJc w:val="start"/>
-      <w:pPr>
-        <w:tabs>
-          <w:tab w:val="num" w:pos="6381"/>
-        </w:tabs>
-        <w:ind w:start="6381" w:hanging="283"/>
-      </w:pPr>
-      <w:rPr/>
-    </w:lvl>
-  </w:abstractNum>
-  <w:abstractNum w:abstractNumId="12">
-    <w:lvl w:ilvl="0">
-      <w:start w:val="1"/>
-      <w:numFmt w:val="decimal"/>
-      <w:lvlText w:val="%1."/>
-      <w:lvlJc w:val="start"/>
-      <w:pPr>
-        <w:tabs>
-          <w:tab w:val="num" w:pos="709"/>
-        </w:tabs>
-        <w:ind w:start="709" w:hanging="283"/>
-      </w:pPr>
-      <w:rPr/>
-    </w:lvl>
-    <w:lvl w:ilvl="1">
-      <w:start w:val="1"/>
-      <w:numFmt w:val="decimal"/>
-      <w:lvlText w:val="%2."/>
-      <w:lvlJc w:val="start"/>
-      <w:pPr>
-        <w:tabs>
-          <w:tab w:val="num" w:pos="1418"/>
-        </w:tabs>
-        <w:ind w:start="1418" w:hanging="283"/>
-      </w:pPr>
-      <w:rPr/>
-    </w:lvl>
-    <w:lvl w:ilvl="2">
-      <w:start w:val="1"/>
-      <w:numFmt w:val="decimal"/>
-      <w:lvlText w:val="%3."/>
-      <w:lvlJc w:val="start"/>
-      <w:pPr>
-        <w:tabs>
-          <w:tab w:val="num" w:pos="2127"/>
-        </w:tabs>
-        <w:ind w:start="2127" w:hanging="283"/>
-      </w:pPr>
-      <w:rPr/>
-    </w:lvl>
-    <w:lvl w:ilvl="3">
-      <w:start w:val="1"/>
-      <w:numFmt w:val="decimal"/>
-      <w:lvlText w:val="%4."/>
-      <w:lvlJc w:val="start"/>
-      <w:pPr>
-        <w:tabs>
-          <w:tab w:val="num" w:pos="2836"/>
-        </w:tabs>
-        <w:ind w:start="2836" w:hanging="283"/>
-      </w:pPr>
-      <w:rPr/>
-    </w:lvl>
-    <w:lvl w:ilvl="4">
-      <w:start w:val="1"/>
-      <w:numFmt w:val="decimal"/>
-      <w:lvlText w:val="%5."/>
-      <w:lvlJc w:val="start"/>
-      <w:pPr>
-        <w:tabs>
-          <w:tab w:val="num" w:pos="3545"/>
-        </w:tabs>
-        <w:ind w:start="3545" w:hanging="283"/>
-      </w:pPr>
-      <w:rPr/>
-    </w:lvl>
-    <w:lvl w:ilvl="5">
-      <w:start w:val="1"/>
-      <w:numFmt w:val="decimal"/>
-      <w:lvlText w:val="%6."/>
-      <w:lvlJc w:val="start"/>
-      <w:pPr>
-        <w:tabs>
-          <w:tab w:val="num" w:pos="4254"/>
-        </w:tabs>
-        <w:ind w:start="4254" w:hanging="283"/>
-      </w:pPr>
-      <w:rPr/>
-    </w:lvl>
-    <w:lvl w:ilvl="6">
-      <w:start w:val="1"/>
-      <w:numFmt w:val="decimal"/>
-      <w:lvlText w:val="%7."/>
-      <w:lvlJc w:val="start"/>
-      <w:pPr>
-        <w:tabs>
-          <w:tab w:val="num" w:pos="4963"/>
-        </w:tabs>
-        <w:ind w:start="4963" w:hanging="283"/>
-      </w:pPr>
-      <w:rPr/>
-    </w:lvl>
-    <w:lvl w:ilvl="7">
-      <w:start w:val="1"/>
-      <w:numFmt w:val="decimal"/>
-      <w:lvlText w:val="%8."/>
-      <w:lvlJc w:val="start"/>
-      <w:pPr>
-        <w:tabs>
-          <w:tab w:val="num" w:pos="5672"/>
-        </w:tabs>
-        <w:ind w:start="5672" w:hanging="283"/>
-      </w:pPr>
-      <w:rPr/>
-    </w:lvl>
-    <w:lvl w:ilvl="8">
-      <w:start w:val="1"/>
-      <w:numFmt w:val="decimal"/>
-      <w:lvlText w:val="%9."/>
-      <w:lvlJc w:val="start"/>
-      <w:pPr>
-        <w:tabs>
-          <w:tab w:val="num" w:pos="6381"/>
-        </w:tabs>
-        <w:ind w:start="6381" w:hanging="283"/>
-      </w:pPr>
-      <w:rPr/>
-    </w:lvl>
-  </w:abstractNum>
-  <w:abstractNum w:abstractNumId="13">
-    <w:lvl w:ilvl="0">
-      <w:start w:val="1"/>
-      <w:numFmt w:val="decimal"/>
-      <w:lvlText w:val="%1."/>
-      <w:lvlJc w:val="start"/>
-      <w:pPr>
-        <w:tabs>
-          <w:tab w:val="num" w:pos="709"/>
-        </w:tabs>
-        <w:ind w:start="709" w:hanging="283"/>
-      </w:pPr>
-      <w:rPr/>
-    </w:lvl>
-    <w:lvl w:ilvl="1">
-      <w:start w:val="1"/>
-      <w:numFmt w:val="decimal"/>
-      <w:lvlText w:val="%2."/>
-      <w:lvlJc w:val="start"/>
-      <w:pPr>
-        <w:tabs>
-          <w:tab w:val="num" w:pos="1418"/>
-        </w:tabs>
-        <w:ind w:start="1418" w:hanging="283"/>
-      </w:pPr>
-      <w:rPr/>
-    </w:lvl>
-    <w:lvl w:ilvl="2">
-      <w:start w:val="1"/>
-      <w:numFmt w:val="decimal"/>
-      <w:lvlText w:val="%3."/>
-      <w:lvlJc w:val="start"/>
-      <w:pPr>
-        <w:tabs>
-          <w:tab w:val="num" w:pos="2127"/>
-        </w:tabs>
-        <w:ind w:start="2127" w:hanging="283"/>
-      </w:pPr>
-      <w:rPr/>
-    </w:lvl>
-    <w:lvl w:ilvl="3">
-      <w:start w:val="1"/>
-      <w:numFmt w:val="decimal"/>
-      <w:lvlText w:val="%4."/>
-      <w:lvlJc w:val="start"/>
-      <w:pPr>
-        <w:tabs>
-          <w:tab w:val="num" w:pos="2836"/>
-        </w:tabs>
-        <w:ind w:start="2836" w:hanging="283"/>
-      </w:pPr>
-      <w:rPr/>
-    </w:lvl>
-    <w:lvl w:ilvl="4">
-      <w:start w:val="1"/>
-      <w:numFmt w:val="decimal"/>
-      <w:lvlText w:val="%5."/>
-      <w:lvlJc w:val="start"/>
-      <w:pPr>
-        <w:tabs>
-          <w:tab w:val="num" w:pos="3545"/>
-        </w:tabs>
-        <w:ind w:start="3545" w:hanging="283"/>
-      </w:pPr>
-      <w:rPr/>
-    </w:lvl>
-    <w:lvl w:ilvl="5">
-      <w:start w:val="1"/>
-      <w:numFmt w:val="decimal"/>
-      <w:lvlText w:val="%6."/>
-      <w:lvlJc w:val="start"/>
-      <w:pPr>
-        <w:tabs>
-          <w:tab w:val="num" w:pos="4254"/>
-        </w:tabs>
-        <w:ind w:start="4254" w:hanging="283"/>
-      </w:pPr>
-      <w:rPr/>
-    </w:lvl>
-    <w:lvl w:ilvl="6">
-      <w:start w:val="1"/>
-      <w:numFmt w:val="decimal"/>
-      <w:lvlText w:val="%7."/>
-      <w:lvlJc w:val="start"/>
-      <w:pPr>
-        <w:tabs>
-          <w:tab w:val="num" w:pos="4963"/>
-        </w:tabs>
-        <w:ind w:start="4963" w:hanging="283"/>
-      </w:pPr>
-      <w:rPr/>
-    </w:lvl>
-    <w:lvl w:ilvl="7">
-      <w:start w:val="1"/>
-      <w:numFmt w:val="decimal"/>
-      <w:lvlText w:val="%8."/>
-      <w:lvlJc w:val="start"/>
-      <w:pPr>
-        <w:tabs>
-          <w:tab w:val="num" w:pos="5672"/>
-        </w:tabs>
-        <w:ind w:start="5672" w:hanging="283"/>
-      </w:pPr>
-      <w:rPr/>
-    </w:lvl>
-    <w:lvl w:ilvl="8">
-      <w:start w:val="1"/>
-      <w:numFmt w:val="decimal"/>
-      <w:lvlText w:val="%9."/>
-      <w:lvlJc w:val="start"/>
-      <w:pPr>
-        <w:tabs>
-          <w:tab w:val="num" w:pos="6381"/>
-        </w:tabs>
-        <w:ind w:start="6381" w:hanging="283"/>
-      </w:pPr>
-      <w:rPr/>
-    </w:lvl>
-  </w:abstractNum>
-  <w:abstractNum w:abstractNumId="14">
-    <w:lvl w:ilvl="0">
-      <w:start w:val="1"/>
-      <w:numFmt w:val="decimal"/>
-      <w:lvlText w:val="%1."/>
-      <w:lvlJc w:val="start"/>
-      <w:pPr>
-        <w:tabs>
-          <w:tab w:val="num" w:pos="709"/>
-        </w:tabs>
-        <w:ind w:start="709" w:hanging="283"/>
-      </w:pPr>
-      <w:rPr/>
-    </w:lvl>
-    <w:lvl w:ilvl="1">
-      <w:start w:val="1"/>
-      <w:numFmt w:val="bullet"/>
-      <w:lvlText w:val=""/>
-      <w:lvlJc w:val="start"/>
-      <w:pPr>
-        <w:tabs>
-          <w:tab w:val="num" w:pos="1418"/>
-        </w:tabs>
-        <w:ind w:start="1418" w:hanging="283"/>
-      </w:pPr>
-      <w:rPr>
-        <w:rFonts w:ascii="Symbol" w:hAnsi="Symbol" w:cs="Symbol" w:hint="default"/>
-      </w:rPr>
-    </w:lvl>
-    <w:lvl w:ilvl="2">
-      <w:start w:val="1"/>
-      <w:numFmt w:val="bullet"/>
-      <w:lvlText w:val=""/>
-      <w:lvlJc w:val="start"/>
-      <w:pPr>
-        <w:tabs>
-          <w:tab w:val="num" w:pos="2127"/>
-        </w:tabs>
-        <w:ind w:start="2127" w:hanging="283"/>
-      </w:pPr>
-      <w:rPr>
-        <w:rFonts w:ascii="Symbol" w:hAnsi="Symbol" w:cs="Symbol" w:hint="default"/>
-      </w:rPr>
-    </w:lvl>
-    <w:lvl w:ilvl="3">
-      <w:start w:val="1"/>
-      <w:numFmt w:val="bullet"/>
-      <w:lvlText w:val=""/>
-      <w:lvlJc w:val="start"/>
-      <w:pPr>
-        <w:tabs>
-          <w:tab w:val="num" w:pos="2836"/>
-        </w:tabs>
-        <w:ind w:start="2836" w:hanging="283"/>
-      </w:pPr>
-      <w:rPr>
-        <w:rFonts w:ascii="Symbol" w:hAnsi="Symbol" w:cs="Symbol" w:hint="default"/>
-      </w:rPr>
-    </w:lvl>
-    <w:lvl w:ilvl="4">
-      <w:start w:val="1"/>
-      <w:numFmt w:val="bullet"/>
-      <w:lvlText w:val=""/>
-      <w:lvlJc w:val="start"/>
-      <w:pPr>
-        <w:tabs>
-          <w:tab w:val="num" w:pos="3545"/>
-        </w:tabs>
-        <w:ind w:start="3545" w:hanging="283"/>
-      </w:pPr>
-      <w:rPr>
-        <w:rFonts w:ascii="Symbol" w:hAnsi="Symbol" w:cs="Symbol" w:hint="default"/>
-      </w:rPr>
-    </w:lvl>
-    <w:lvl w:ilvl="5">
-      <w:start w:val="1"/>
-      <w:numFmt w:val="bullet"/>
-      <w:lvlText w:val=""/>
-      <w:lvlJc w:val="start"/>
-      <w:pPr>
-        <w:tabs>
-          <w:tab w:val="num" w:pos="4254"/>
-        </w:tabs>
-        <w:ind w:start="4254" w:hanging="283"/>
-      </w:pPr>
-      <w:rPr>
-        <w:rFonts w:ascii="Symbol" w:hAnsi="Symbol" w:cs="Symbol" w:hint="default"/>
-      </w:rPr>
-    </w:lvl>
-    <w:lvl w:ilvl="6">
-      <w:start w:val="1"/>
-      <w:numFmt w:val="bullet"/>
-      <w:lvlText w:val=""/>
-      <w:lvlJc w:val="start"/>
-      <w:pPr>
-        <w:tabs>
-          <w:tab w:val="num" w:pos="4963"/>
-        </w:tabs>
-        <w:ind w:start="4963" w:hanging="283"/>
-      </w:pPr>
-      <w:rPr>
-        <w:rFonts w:ascii="Symbol" w:hAnsi="Symbol" w:cs="Symbol" w:hint="default"/>
-      </w:rPr>
-    </w:lvl>
-    <w:lvl w:ilvl="7">
-      <w:start w:val="1"/>
-      <w:numFmt w:val="bullet"/>
-      <w:lvlText w:val=""/>
-      <w:lvlJc w:val="start"/>
-      <w:pPr>
-        <w:tabs>
-          <w:tab w:val="num" w:pos="5672"/>
-        </w:tabs>
-        <w:ind w:start="5672" w:hanging="283"/>
-      </w:pPr>
-      <w:rPr>
-        <w:rFonts w:ascii="Symbol" w:hAnsi="Symbol" w:cs="Symbol" w:hint="default"/>
-      </w:rPr>
-    </w:lvl>
-    <w:lvl w:ilvl="8">
-      <w:start w:val="1"/>
-      <w:numFmt w:val="bullet"/>
-      <w:lvlText w:val=""/>
-      <w:lvlJc w:val="start"/>
-      <w:pPr>
-        <w:tabs>
-          <w:tab w:val="num" w:pos="6381"/>
-        </w:tabs>
-        <w:ind w:start="6381" w:hanging="283"/>
-      </w:pPr>
-      <w:rPr>
-        <w:rFonts w:ascii="Symbol" w:hAnsi="Symbol" w:cs="Symbol" w:hint="default"/>
-      </w:rPr>
-    </w:lvl>
-  </w:abstractNum>
-  <w:abstractNum w:abstractNumId="15">
-    <w:lvl w:ilvl="0">
-      <w:start w:val="1"/>
-      <w:numFmt w:val="decimal"/>
-      <w:lvlText w:val="%1."/>
-      <w:lvlJc w:val="start"/>
-      <w:pPr>
-        <w:tabs>
-          <w:tab w:val="num" w:pos="709"/>
-        </w:tabs>
-        <w:ind w:start="709" w:hanging="283"/>
-      </w:pPr>
-      <w:rPr/>
-    </w:lvl>
-    <w:lvl w:ilvl="1">
-      <w:start w:val="1"/>
-      <w:numFmt w:val="decimal"/>
-      <w:lvlText w:val="%2."/>
-      <w:lvlJc w:val="start"/>
-      <w:pPr>
-        <w:tabs>
-          <w:tab w:val="num" w:pos="1418"/>
-        </w:tabs>
-        <w:ind w:start="1418" w:hanging="283"/>
-      </w:pPr>
-      <w:rPr/>
-    </w:lvl>
-    <w:lvl w:ilvl="2">
-      <w:start w:val="1"/>
-      <w:numFmt w:val="decimal"/>
-      <w:lvlText w:val="%3."/>
-      <w:lvlJc w:val="start"/>
-      <w:pPr>
-        <w:tabs>
-          <w:tab w:val="num" w:pos="2127"/>
-        </w:tabs>
-        <w:ind w:start="2127" w:hanging="283"/>
-      </w:pPr>
-      <w:rPr/>
-    </w:lvl>
-    <w:lvl w:ilvl="3">
-      <w:start w:val="1"/>
-      <w:numFmt w:val="decimal"/>
-      <w:lvlText w:val="%4."/>
-      <w:lvlJc w:val="start"/>
-      <w:pPr>
-        <w:tabs>
-          <w:tab w:val="num" w:pos="2836"/>
-        </w:tabs>
-        <w:ind w:start="2836" w:hanging="283"/>
-      </w:pPr>
-      <w:rPr/>
-    </w:lvl>
-    <w:lvl w:ilvl="4">
-      <w:start w:val="1"/>
-      <w:numFmt w:val="decimal"/>
-      <w:lvlText w:val="%5."/>
-      <w:lvlJc w:val="start"/>
-      <w:pPr>
-        <w:tabs>
-          <w:tab w:val="num" w:pos="3545"/>
-        </w:tabs>
-        <w:ind w:start="3545" w:hanging="283"/>
-      </w:pPr>
-      <w:rPr/>
-    </w:lvl>
-    <w:lvl w:ilvl="5">
-      <w:start w:val="1"/>
-      <w:numFmt w:val="decimal"/>
-      <w:lvlText w:val="%6."/>
-      <w:lvlJc w:val="start"/>
-      <w:pPr>
-        <w:tabs>
-          <w:tab w:val="num" w:pos="4254"/>
-        </w:tabs>
-        <w:ind w:start="4254" w:hanging="283"/>
-      </w:pPr>
-      <w:rPr/>
-    </w:lvl>
-    <w:lvl w:ilvl="6">
-      <w:start w:val="1"/>
-      <w:numFmt w:val="decimal"/>
-      <w:lvlText w:val="%7."/>
-      <w:lvlJc w:val="start"/>
-      <w:pPr>
-        <w:tabs>
-          <w:tab w:val="num" w:pos="4963"/>
-        </w:tabs>
-        <w:ind w:start="4963" w:hanging="283"/>
-      </w:pPr>
-      <w:rPr/>
-    </w:lvl>
-    <w:lvl w:ilvl="7">
-      <w:start w:val="1"/>
-      <w:numFmt w:val="decimal"/>
-      <w:lvlText w:val="%8."/>
-      <w:lvlJc w:val="start"/>
-      <w:pPr>
-        <w:tabs>
-          <w:tab w:val="num" w:pos="5672"/>
-        </w:tabs>
-        <w:ind w:start="5672" w:hanging="283"/>
-      </w:pPr>
-      <w:rPr/>
-    </w:lvl>
-    <w:lvl w:ilvl="8">
-      <w:start w:val="1"/>
-      <w:numFmt w:val="decimal"/>
-      <w:lvlText w:val="%9."/>
-      <w:lvlJc w:val="start"/>
-      <w:pPr>
-        <w:tabs>
-          <w:tab w:val="num" w:pos="6381"/>
-        </w:tabs>
-        <w:ind w:start="6381" w:hanging="283"/>
-      </w:pPr>
-      <w:rPr/>
-    </w:lvl>
-  </w:abstractNum>
-  <w:abstractNum w:abstractNumId="16">
-    <w:lvl w:ilvl="0">
-      <w:start w:val="5"/>
-      <w:numFmt w:val="decimal"/>
-      <w:lvlText w:val="%1."/>
-      <w:lvlJc w:val="start"/>
-      <w:pPr>
-        <w:tabs>
-          <w:tab w:val="num" w:pos="709"/>
-        </w:tabs>
-        <w:ind w:start="709" w:hanging="283"/>
-      </w:pPr>
-      <w:rPr/>
-    </w:lvl>
-    <w:lvl w:ilvl="1">
-      <w:start w:val="1"/>
-      <w:numFmt w:val="decimal"/>
-      <w:lvlText w:val="%2."/>
-      <w:lvlJc w:val="start"/>
-      <w:pPr>
-        <w:tabs>
-          <w:tab w:val="num" w:pos="1418"/>
-        </w:tabs>
-        <w:ind w:start="1418" w:hanging="283"/>
-      </w:pPr>
-      <w:rPr/>
-    </w:lvl>
-    <w:lvl w:ilvl="2">
-      <w:start w:val="1"/>
-      <w:numFmt w:val="decimal"/>
-      <w:lvlText w:val="%3."/>
-      <w:lvlJc w:val="start"/>
-      <w:pPr>
-        <w:tabs>
-          <w:tab w:val="num" w:pos="2127"/>
-        </w:tabs>
-        <w:ind w:start="2127" w:hanging="283"/>
-      </w:pPr>
-      <w:rPr/>
-    </w:lvl>
-    <w:lvl w:ilvl="3">
-      <w:start w:val="1"/>
-      <w:numFmt w:val="decimal"/>
-      <w:lvlText w:val="%4."/>
-      <w:lvlJc w:val="start"/>
-      <w:pPr>
-        <w:tabs>
-          <w:tab w:val="num" w:pos="2836"/>
-        </w:tabs>
-        <w:ind w:start="2836" w:hanging="283"/>
-      </w:pPr>
-      <w:rPr/>
-    </w:lvl>
-    <w:lvl w:ilvl="4">
-      <w:start w:val="1"/>
-      <w:numFmt w:val="decimal"/>
-      <w:lvlText w:val="%5."/>
-      <w:lvlJc w:val="start"/>
-      <w:pPr>
-        <w:tabs>
-          <w:tab w:val="num" w:pos="3545"/>
-        </w:tabs>
-        <w:ind w:start="3545" w:hanging="283"/>
-      </w:pPr>
-      <w:rPr/>
-    </w:lvl>
-    <w:lvl w:ilvl="5">
-      <w:start w:val="1"/>
-      <w:numFmt w:val="decimal"/>
-      <w:lvlText w:val="%6."/>
-      <w:lvlJc w:val="start"/>
-      <w:pPr>
-        <w:tabs>
-          <w:tab w:val="num" w:pos="4254"/>
-        </w:tabs>
-        <w:ind w:start="4254" w:hanging="283"/>
-      </w:pPr>
-      <w:rPr/>
-    </w:lvl>
-    <w:lvl w:ilvl="6">
-      <w:start w:val="1"/>
-      <w:numFmt w:val="decimal"/>
-      <w:lvlText w:val="%7."/>
-      <w:lvlJc w:val="start"/>
-      <w:pPr>
-        <w:tabs>
-          <w:tab w:val="num" w:pos="4963"/>
-        </w:tabs>
-        <w:ind w:start="4963" w:hanging="283"/>
-      </w:pPr>
-      <w:rPr/>
-    </w:lvl>
-    <w:lvl w:ilvl="7">
-      <w:start w:val="1"/>
-      <w:numFmt w:val="decimal"/>
-      <w:lvlText w:val="%8."/>
-      <w:lvlJc w:val="start"/>
-      <w:pPr>
-        <w:tabs>
-          <w:tab w:val="num" w:pos="5672"/>
-        </w:tabs>
-        <w:ind w:start="5672" w:hanging="283"/>
-      </w:pPr>
-      <w:rPr/>
-    </w:lvl>
-    <w:lvl w:ilvl="8">
-      <w:start w:val="1"/>
-      <w:numFmt w:val="decimal"/>
-      <w:lvlText w:val="%9."/>
-      <w:lvlJc w:val="start"/>
-      <w:pPr>
-        <w:tabs>
-          <w:tab w:val="num" w:pos="6381"/>
-        </w:tabs>
-        <w:ind w:start="6381" w:hanging="283"/>
-      </w:pPr>
-      <w:rPr/>
-    </w:lvl>
-  </w:abstractNum>
-  <w:abstractNum w:abstractNumId="17">
-    <w:lvl w:ilvl="0">
-      <w:start w:val="1"/>
-      <w:numFmt w:val="decimal"/>
-      <w:lvlText w:val="%1."/>
-      <w:lvlJc w:val="start"/>
-      <w:pPr>
-        <w:tabs>
-          <w:tab w:val="num" w:pos="709"/>
-        </w:tabs>
-        <w:ind w:start="709" w:hanging="283"/>
-      </w:pPr>
-      <w:rPr/>
-    </w:lvl>
-    <w:lvl w:ilvl="1">
-      <w:start w:val="1"/>
-      <w:numFmt w:val="decimal"/>
-      <w:lvlText w:val="%2."/>
-      <w:lvlJc w:val="start"/>
-      <w:pPr>
-        <w:tabs>
-          <w:tab w:val="num" w:pos="1418"/>
-        </w:tabs>
-        <w:ind w:start="1418" w:hanging="283"/>
-      </w:pPr>
-      <w:rPr/>
-    </w:lvl>
-    <w:lvl w:ilvl="2">
-      <w:start w:val="1"/>
-      <w:numFmt w:val="decimal"/>
-      <w:lvlText w:val="%3."/>
-      <w:lvlJc w:val="start"/>
-      <w:pPr>
-        <w:tabs>
-          <w:tab w:val="num" w:pos="2127"/>
-        </w:tabs>
-        <w:ind w:start="2127" w:hanging="283"/>
-      </w:pPr>
-      <w:rPr/>
-    </w:lvl>
-    <w:lvl w:ilvl="3">
-      <w:start w:val="1"/>
-      <w:numFmt w:val="decimal"/>
-      <w:lvlText w:val="%4."/>
-      <w:lvlJc w:val="start"/>
-      <w:pPr>
-        <w:tabs>
-          <w:tab w:val="num" w:pos="2836"/>
-        </w:tabs>
-        <w:ind w:start="2836" w:hanging="283"/>
-      </w:pPr>
-      <w:rPr/>
-    </w:lvl>
-    <w:lvl w:ilvl="4">
-      <w:start w:val="1"/>
-      <w:numFmt w:val="decimal"/>
-      <w:lvlText w:val="%5."/>
-      <w:lvlJc w:val="start"/>
-      <w:pPr>
-        <w:tabs>
-          <w:tab w:val="num" w:pos="3545"/>
-        </w:tabs>
-        <w:ind w:start="3545" w:hanging="283"/>
-      </w:pPr>
-      <w:rPr/>
-    </w:lvl>
-    <w:lvl w:ilvl="5">
-      <w:start w:val="1"/>
-      <w:numFmt w:val="decimal"/>
-      <w:lvlText w:val="%6."/>
-      <w:lvlJc w:val="start"/>
-      <w:pPr>
-        <w:tabs>
-          <w:tab w:val="num" w:pos="4254"/>
-        </w:tabs>
-        <w:ind w:start="4254" w:hanging="283"/>
-      </w:pPr>
-      <w:rPr/>
-    </w:lvl>
-    <w:lvl w:ilvl="6">
-      <w:start w:val="1"/>
-      <w:numFmt w:val="decimal"/>
-      <w:lvlText w:val="%7."/>
-      <w:lvlJc w:val="start"/>
-      <w:pPr>
-        <w:tabs>
-          <w:tab w:val="num" w:pos="4963"/>
-        </w:tabs>
-        <w:ind w:start="4963" w:hanging="283"/>
-      </w:pPr>
-      <w:rPr/>
-    </w:lvl>
-    <w:lvl w:ilvl="7">
-      <w:start w:val="1"/>
-      <w:numFmt w:val="decimal"/>
-      <w:lvlText w:val="%8."/>
-      <w:lvlJc w:val="start"/>
-      <w:pPr>
-        <w:tabs>
-          <w:tab w:val="num" w:pos="5672"/>
-        </w:tabs>
-        <w:ind w:start="5672" w:hanging="283"/>
-      </w:pPr>
-      <w:rPr/>
-    </w:lvl>
-    <w:lvl w:ilvl="8">
-      <w:start w:val="1"/>
-      <w:numFmt w:val="decimal"/>
-      <w:lvlText w:val="%9."/>
-      <w:lvlJc w:val="start"/>
-      <w:pPr>
-        <w:tabs>
-          <w:tab w:val="num" w:pos="6381"/>
-        </w:tabs>
-        <w:ind w:start="6381" w:hanging="283"/>
-      </w:pPr>
-      <w:rPr/>
-    </w:lvl>
-  </w:abstractNum>
-  <w:abstractNum w:abstractNumId="18">
-    <w:lvl w:ilvl="0">
-      <w:start w:val="1"/>
-      <w:numFmt w:val="decimal"/>
-      <w:lvlText w:val="%1."/>
-      <w:lvlJc w:val="start"/>
-      <w:pPr>
-        <w:tabs>
-          <w:tab w:val="num" w:pos="709"/>
-        </w:tabs>
-        <w:ind w:start="709" w:hanging="283"/>
-      </w:pPr>
-      <w:rPr/>
-    </w:lvl>
-    <w:lvl w:ilvl="1">
-      <w:start w:val="1"/>
-      <w:numFmt w:val="decimal"/>
-      <w:lvlText w:val="%2."/>
-      <w:lvlJc w:val="start"/>
-      <w:pPr>
-        <w:tabs>
-          <w:tab w:val="num" w:pos="1418"/>
-        </w:tabs>
-        <w:ind w:start="1418" w:hanging="283"/>
-      </w:pPr>
-      <w:rPr/>
-    </w:lvl>
-    <w:lvl w:ilvl="2">
-      <w:start w:val="1"/>
-      <w:numFmt w:val="decimal"/>
-      <w:lvlText w:val="%3."/>
-      <w:lvlJc w:val="start"/>
-      <w:pPr>
-        <w:tabs>
-          <w:tab w:val="num" w:pos="2127"/>
-        </w:tabs>
-        <w:ind w:start="2127" w:hanging="283"/>
-      </w:pPr>
-      <w:rPr/>
-    </w:lvl>
-    <w:lvl w:ilvl="3">
-      <w:start w:val="1"/>
-      <w:numFmt w:val="decimal"/>
-      <w:lvlText w:val="%4."/>
-      <w:lvlJc w:val="start"/>
-      <w:pPr>
-        <w:tabs>
-          <w:tab w:val="num" w:pos="2836"/>
-        </w:tabs>
-        <w:ind w:start="2836" w:hanging="283"/>
-      </w:pPr>
-      <w:rPr/>
-    </w:lvl>
-    <w:lvl w:ilvl="4">
-      <w:start w:val="1"/>
-      <w:numFmt w:val="decimal"/>
-      <w:lvlText w:val="%5."/>
-      <w:lvlJc w:val="start"/>
-      <w:pPr>
-        <w:tabs>
-          <w:tab w:val="num" w:pos="3545"/>
-        </w:tabs>
-        <w:ind w:start="3545" w:hanging="283"/>
-      </w:pPr>
-      <w:rPr/>
-    </w:lvl>
-    <w:lvl w:ilvl="5">
-      <w:start w:val="1"/>
-      <w:numFmt w:val="decimal"/>
-      <w:lvlText w:val="%6."/>
-      <w:lvlJc w:val="start"/>
-      <w:pPr>
-        <w:tabs>
-          <w:tab w:val="num" w:pos="4254"/>
-        </w:tabs>
-        <w:ind w:start="4254" w:hanging="283"/>
-      </w:pPr>
-      <w:rPr/>
-    </w:lvl>
-    <w:lvl w:ilvl="6">
-      <w:start w:val="1"/>
-      <w:numFmt w:val="decimal"/>
-      <w:lvlText w:val="%7."/>
-      <w:lvlJc w:val="start"/>
-      <w:pPr>
-        <w:tabs>
-          <w:tab w:val="num" w:pos="4963"/>
-        </w:tabs>
-        <w:ind w:start="4963" w:hanging="283"/>
-      </w:pPr>
-      <w:rPr/>
-    </w:lvl>
-    <w:lvl w:ilvl="7">
-      <w:start w:val="1"/>
-      <w:numFmt w:val="decimal"/>
-      <w:lvlText w:val="%8."/>
-      <w:lvlJc w:val="start"/>
-      <w:pPr>
-        <w:tabs>
-          <w:tab w:val="num" w:pos="5672"/>
-        </w:tabs>
-        <w:ind w:start="5672" w:hanging="283"/>
-      </w:pPr>
-      <w:rPr/>
-    </w:lvl>
-    <w:lvl w:ilvl="8">
-      <w:start w:val="1"/>
-      <w:numFmt w:val="decimal"/>
-      <w:lvlText w:val="%9."/>
-      <w:lvlJc w:val="start"/>
-      <w:pPr>
-        <w:tabs>
-          <w:tab w:val="num" w:pos="6381"/>
-        </w:tabs>
-        <w:ind w:start="6381" w:hanging="283"/>
-      </w:pPr>
-      <w:rPr/>
-    </w:lvl>
-  </w:abstractNum>
-  <w:abstractNum w:abstractNumId="19">
-    <w:lvl w:ilvl="0">
-      <w:start w:val="6"/>
-      <w:numFmt w:val="decimal"/>
-      <w:lvlText w:val="%1."/>
-      <w:lvlJc w:val="start"/>
-      <w:pPr>
-        <w:tabs>
-          <w:tab w:val="num" w:pos="709"/>
-        </w:tabs>
-        <w:ind w:start="709" w:hanging="283"/>
-      </w:pPr>
-      <w:rPr/>
-    </w:lvl>
-    <w:lvl w:ilvl="1">
-      <w:start w:val="1"/>
-      <w:numFmt w:val="decimal"/>
-      <w:lvlText w:val="%2."/>
-      <w:lvlJc w:val="start"/>
-      <w:pPr>
-        <w:tabs>
-          <w:tab w:val="num" w:pos="1418"/>
-        </w:tabs>
-        <w:ind w:start="1418" w:hanging="283"/>
-      </w:pPr>
-      <w:rPr/>
-    </w:lvl>
-    <w:lvl w:ilvl="2">
-      <w:start w:val="1"/>
-      <w:numFmt w:val="decimal"/>
-      <w:lvlText w:val="%3."/>
-      <w:lvlJc w:val="start"/>
-      <w:pPr>
-        <w:tabs>
-          <w:tab w:val="num" w:pos="2127"/>
-        </w:tabs>
-        <w:ind w:start="2127" w:hanging="283"/>
-      </w:pPr>
-      <w:rPr/>
-    </w:lvl>
-    <w:lvl w:ilvl="3">
-      <w:start w:val="1"/>
-      <w:numFmt w:val="decimal"/>
-      <w:lvlText w:val="%4."/>
-      <w:lvlJc w:val="start"/>
-      <w:pPr>
-        <w:tabs>
-          <w:tab w:val="num" w:pos="2836"/>
-        </w:tabs>
-        <w:ind w:start="2836" w:hanging="283"/>
-      </w:pPr>
-      <w:rPr/>
-    </w:lvl>
-    <w:lvl w:ilvl="4">
-      <w:start w:val="1"/>
-      <w:numFmt w:val="decimal"/>
-      <w:lvlText w:val="%5."/>
-      <w:lvlJc w:val="start"/>
-      <w:pPr>
-        <w:tabs>
-          <w:tab w:val="num" w:pos="3545"/>
-        </w:tabs>
-        <w:ind w:start="3545" w:hanging="283"/>
-      </w:pPr>
-      <w:rPr/>
-    </w:lvl>
-    <w:lvl w:ilvl="5">
-      <w:start w:val="1"/>
-      <w:numFmt w:val="decimal"/>
-      <w:lvlText w:val="%6."/>
-      <w:lvlJc w:val="start"/>
-      <w:pPr>
-        <w:tabs>
-          <w:tab w:val="num" w:pos="4254"/>
-        </w:tabs>
-        <w:ind w:start="4254" w:hanging="283"/>
-      </w:pPr>
-      <w:rPr/>
-    </w:lvl>
-    <w:lvl w:ilvl="6">
-      <w:start w:val="1"/>
-      <w:numFmt w:val="decimal"/>
-      <w:lvlText w:val="%7."/>
-      <w:lvlJc w:val="start"/>
-      <w:pPr>
-        <w:tabs>
-          <w:tab w:val="num" w:pos="4963"/>
-        </w:tabs>
-        <w:ind w:start="4963" w:hanging="283"/>
-      </w:pPr>
-      <w:rPr/>
-    </w:lvl>
-    <w:lvl w:ilvl="7">
-      <w:start w:val="1"/>
-      <w:numFmt w:val="decimal"/>
-      <w:lvlText w:val="%8."/>
-      <w:lvlJc w:val="start"/>
-      <w:pPr>
-        <w:tabs>
-          <w:tab w:val="num" w:pos="5672"/>
-        </w:tabs>
-        <w:ind w:start="5672" w:hanging="283"/>
-      </w:pPr>
-      <w:rPr/>
-    </w:lvl>
-    <w:lvl w:ilvl="8">
-      <w:start w:val="1"/>
-      <w:numFmt w:val="decimal"/>
-      <w:lvlText w:val="%9."/>
-      <w:lvlJc w:val="start"/>
-      <w:pPr>
-        <w:tabs>
-          <w:tab w:val="num" w:pos="6381"/>
-        </w:tabs>
-        <w:ind w:start="6381" w:hanging="283"/>
-      </w:pPr>
-      <w:rPr/>
-    </w:lvl>
-  </w:abstractNum>
-  <w:abstractNum w:abstractNumId="20">
-    <w:lvl w:ilvl="0">
-      <w:start w:val="1"/>
-      <w:numFmt w:val="decimal"/>
-      <w:lvlText w:val="%1."/>
-      <w:lvlJc w:val="start"/>
-      <w:pPr>
-        <w:tabs>
-          <w:tab w:val="num" w:pos="709"/>
-        </w:tabs>
-        <w:ind w:start="709" w:hanging="283"/>
-      </w:pPr>
-      <w:rPr/>
-    </w:lvl>
-    <w:lvl w:ilvl="1">
-      <w:start w:val="1"/>
-      <w:numFmt w:val="decimal"/>
-      <w:lvlText w:val="%2."/>
-      <w:lvlJc w:val="start"/>
-      <w:pPr>
-        <w:tabs>
-          <w:tab w:val="num" w:pos="1418"/>
-        </w:tabs>
-        <w:ind w:start="1418" w:hanging="283"/>
-      </w:pPr>
-      <w:rPr/>
-    </w:lvl>
-    <w:lvl w:ilvl="2">
-      <w:start w:val="1"/>
-      <w:numFmt w:val="decimal"/>
-      <w:lvlText w:val="%3."/>
-      <w:lvlJc w:val="start"/>
-      <w:pPr>
-        <w:tabs>
-          <w:tab w:val="num" w:pos="2127"/>
-        </w:tabs>
-        <w:ind w:start="2127" w:hanging="283"/>
-      </w:pPr>
-      <w:rPr/>
-    </w:lvl>
-    <w:lvl w:ilvl="3">
-      <w:start w:val="1"/>
-      <w:numFmt w:val="decimal"/>
-      <w:lvlText w:val="%4."/>
-      <w:lvlJc w:val="start"/>
-      <w:pPr>
-        <w:tabs>
-          <w:tab w:val="num" w:pos="2836"/>
-        </w:tabs>
-        <w:ind w:start="2836" w:hanging="283"/>
-      </w:pPr>
-      <w:rPr/>
-    </w:lvl>
-    <w:lvl w:ilvl="4">
-      <w:start w:val="1"/>
-      <w:numFmt w:val="decimal"/>
-      <w:lvlText w:val="%5."/>
-      <w:lvlJc w:val="start"/>
-      <w:pPr>
-        <w:tabs>
-          <w:tab w:val="num" w:pos="3545"/>
-        </w:tabs>
-        <w:ind w:start="3545" w:hanging="283"/>
-      </w:pPr>
-      <w:rPr/>
-    </w:lvl>
-    <w:lvl w:ilvl="5">
-      <w:start w:val="1"/>
-      <w:numFmt w:val="decimal"/>
-      <w:lvlText w:val="%6."/>
-      <w:lvlJc w:val="start"/>
-      <w:pPr>
-        <w:tabs>
-          <w:tab w:val="num" w:pos="4254"/>
-        </w:tabs>
-        <w:ind w:start="4254" w:hanging="283"/>
-      </w:pPr>
-      <w:rPr/>
-    </w:lvl>
-    <w:lvl w:ilvl="6">
-      <w:start w:val="1"/>
-      <w:numFmt w:val="decimal"/>
-      <w:lvlText w:val="%7."/>
-      <w:lvlJc w:val="start"/>
-      <w:pPr>
-        <w:tabs>
-          <w:tab w:val="num" w:pos="4963"/>
-        </w:tabs>
-        <w:ind w:start="4963" w:hanging="283"/>
-      </w:pPr>
-      <w:rPr/>
-    </w:lvl>
-    <w:lvl w:ilvl="7">
-      <w:start w:val="1"/>
-      <w:numFmt w:val="decimal"/>
-      <w:lvlText w:val="%8."/>
-      <w:lvlJc w:val="start"/>
-      <w:pPr>
-        <w:tabs>
-          <w:tab w:val="num" w:pos="5672"/>
-        </w:tabs>
-        <w:ind w:start="5672" w:hanging="283"/>
-      </w:pPr>
-      <w:rPr/>
-    </w:lvl>
-    <w:lvl w:ilvl="8">
-      <w:start w:val="1"/>
-      <w:numFmt w:val="decimal"/>
-      <w:lvlText w:val="%9."/>
-      <w:lvlJc w:val="start"/>
-      <w:pPr>
-        <w:tabs>
-          <w:tab w:val="num" w:pos="6381"/>
-        </w:tabs>
-        <w:ind w:start="6381" w:hanging="283"/>
-      </w:pPr>
-      <w:rPr/>
-    </w:lvl>
-  </w:abstractNum>
-  <w:abstractNum w:abstractNumId="21">
-    <w:lvl w:ilvl="0">
-      <w:start w:val="7"/>
-      <w:numFmt w:val="decimal"/>
-      <w:lvlText w:val="%1."/>
-      <w:lvlJc w:val="start"/>
-      <w:pPr>
-        <w:tabs>
-          <w:tab w:val="num" w:pos="709"/>
-        </w:tabs>
-        <w:ind w:start="709" w:hanging="283"/>
-      </w:pPr>
-      <w:rPr/>
-    </w:lvl>
-    <w:lvl w:ilvl="1">
-      <w:start w:val="1"/>
-      <w:numFmt w:val="decimal"/>
-      <w:lvlText w:val="%2."/>
-      <w:lvlJc w:val="start"/>
-      <w:pPr>
-        <w:tabs>
-          <w:tab w:val="num" w:pos="1418"/>
-        </w:tabs>
-        <w:ind w:start="1418" w:hanging="283"/>
-      </w:pPr>
-      <w:rPr/>
-    </w:lvl>
-    <w:lvl w:ilvl="2">
-      <w:start w:val="1"/>
-      <w:numFmt w:val="decimal"/>
-      <w:lvlText w:val="%3."/>
-      <w:lvlJc w:val="start"/>
-      <w:pPr>
-        <w:tabs>
-          <w:tab w:val="num" w:pos="2127"/>
-        </w:tabs>
-        <w:ind w:start="2127" w:hanging="283"/>
-      </w:pPr>
-      <w:rPr/>
-    </w:lvl>
-    <w:lvl w:ilvl="3">
-      <w:start w:val="1"/>
-      <w:numFmt w:val="decimal"/>
-      <w:lvlText w:val="%4."/>
-      <w:lvlJc w:val="start"/>
-      <w:pPr>
-        <w:tabs>
-          <w:tab w:val="num" w:pos="2836"/>
-        </w:tabs>
-        <w:ind w:start="2836" w:hanging="283"/>
-      </w:pPr>
-      <w:rPr/>
-    </w:lvl>
-    <w:lvl w:ilvl="4">
-      <w:start w:val="1"/>
-      <w:numFmt w:val="decimal"/>
-      <w:lvlText w:val="%5."/>
-      <w:lvlJc w:val="start"/>
-      <w:pPr>
-        <w:tabs>
-          <w:tab w:val="num" w:pos="3545"/>
-        </w:tabs>
-        <w:ind w:start="3545" w:hanging="283"/>
-      </w:pPr>
-      <w:rPr/>
-    </w:lvl>
-    <w:lvl w:ilvl="5">
-      <w:start w:val="1"/>
-      <w:numFmt w:val="decimal"/>
-      <w:lvlText w:val="%6."/>
-      <w:lvlJc w:val="start"/>
-      <w:pPr>
-        <w:tabs>
-          <w:tab w:val="num" w:pos="4254"/>
-        </w:tabs>
-        <w:ind w:start="4254" w:hanging="283"/>
-      </w:pPr>
-      <w:rPr/>
-    </w:lvl>
-    <w:lvl w:ilvl="6">
-      <w:start w:val="1"/>
-      <w:numFmt w:val="decimal"/>
-      <w:lvlText w:val="%7."/>
-      <w:lvlJc w:val="start"/>
-      <w:pPr>
-        <w:tabs>
-          <w:tab w:val="num" w:pos="4963"/>
-        </w:tabs>
-        <w:ind w:start="4963" w:hanging="283"/>
-      </w:pPr>
-      <w:rPr/>
-    </w:lvl>
-    <w:lvl w:ilvl="7">
-      <w:start w:val="1"/>
-      <w:numFmt w:val="decimal"/>
-      <w:lvlText w:val="%8."/>
-      <w:lvlJc w:val="start"/>
-      <w:pPr>
-        <w:tabs>
-          <w:tab w:val="num" w:pos="5672"/>
-        </w:tabs>
-        <w:ind w:start="5672" w:hanging="283"/>
-      </w:pPr>
-      <w:rPr/>
-    </w:lvl>
-    <w:lvl w:ilvl="8">
-      <w:start w:val="1"/>
-      <w:numFmt w:val="decimal"/>
-      <w:lvlText w:val="%9."/>
-      <w:lvlJc w:val="start"/>
-      <w:pPr>
-        <w:tabs>
-          <w:tab w:val="num" w:pos="6381"/>
-        </w:tabs>
-        <w:ind w:start="6381" w:hanging="283"/>
-      </w:pPr>
-      <w:rPr/>
-    </w:lvl>
-  </w:abstractNum>
-  <w:abstractNum w:abstractNumId="22">
-    <w:lvl w:ilvl="0">
-      <w:start w:val="1"/>
-      <w:numFmt w:val="decimal"/>
-      <w:lvlText w:val="%1."/>
-      <w:lvlJc w:val="start"/>
-      <w:pPr>
-        <w:tabs>
-          <w:tab w:val="num" w:pos="709"/>
-        </w:tabs>
-        <w:ind w:start="709" w:hanging="283"/>
-      </w:pPr>
-      <w:rPr/>
-    </w:lvl>
-    <w:lvl w:ilvl="1">
-      <w:start w:val="1"/>
-      <w:numFmt w:val="decimal"/>
-      <w:lvlText w:val="%2."/>
-      <w:lvlJc w:val="start"/>
-      <w:pPr>
-        <w:tabs>
-          <w:tab w:val="num" w:pos="1418"/>
-        </w:tabs>
-        <w:ind w:start="1418" w:hanging="283"/>
-      </w:pPr>
-      <w:rPr/>
-    </w:lvl>
-    <w:lvl w:ilvl="2">
-      <w:start w:val="1"/>
-      <w:numFmt w:val="decimal"/>
-      <w:lvlText w:val="%3."/>
-      <w:lvlJc w:val="start"/>
-      <w:pPr>
-        <w:tabs>
-          <w:tab w:val="num" w:pos="2127"/>
-        </w:tabs>
-        <w:ind w:start="2127" w:hanging="283"/>
-      </w:pPr>
-      <w:rPr/>
-    </w:lvl>
-    <w:lvl w:ilvl="3">
-      <w:start w:val="1"/>
-      <w:numFmt w:val="decimal"/>
-      <w:lvlText w:val="%4."/>
-      <w:lvlJc w:val="start"/>
-      <w:pPr>
-        <w:tabs>
-          <w:tab w:val="num" w:pos="2836"/>
-        </w:tabs>
-        <w:ind w:start="2836" w:hanging="283"/>
-      </w:pPr>
-      <w:rPr/>
-    </w:lvl>
-    <w:lvl w:ilvl="4">
-      <w:start w:val="1"/>
-      <w:numFmt w:val="decimal"/>
-      <w:lvlText w:val="%5."/>
-      <w:lvlJc w:val="start"/>
-      <w:pPr>
-        <w:tabs>
-          <w:tab w:val="num" w:pos="3545"/>
-        </w:tabs>
-        <w:ind w:start="3545" w:hanging="283"/>
-      </w:pPr>
-      <w:rPr/>
-    </w:lvl>
-    <w:lvl w:ilvl="5">
-      <w:start w:val="1"/>
-      <w:numFmt w:val="decimal"/>
-      <w:lvlText w:val="%6."/>
-      <w:lvlJc w:val="start"/>
-      <w:pPr>
-        <w:tabs>
-          <w:tab w:val="num" w:pos="4254"/>
-        </w:tabs>
-        <w:ind w:start="4254" w:hanging="283"/>
-      </w:pPr>
-      <w:rPr/>
-    </w:lvl>
-    <w:lvl w:ilvl="6">
-      <w:start w:val="1"/>
-      <w:numFmt w:val="decimal"/>
-      <w:lvlText w:val="%7."/>
-      <w:lvlJc w:val="start"/>
-      <w:pPr>
-        <w:tabs>
-          <w:tab w:val="num" w:pos="4963"/>
-        </w:tabs>
-        <w:ind w:start="4963" w:hanging="283"/>
-      </w:pPr>
-      <w:rPr/>
-    </w:lvl>
-    <w:lvl w:ilvl="7">
-      <w:start w:val="1"/>
-      <w:numFmt w:val="decimal"/>
-      <w:lvlText w:val="%8."/>
-      <w:lvlJc w:val="start"/>
-      <w:pPr>
-        <w:tabs>
-          <w:tab w:val="num" w:pos="5672"/>
-        </w:tabs>
-        <w:ind w:start="5672" w:hanging="283"/>
-      </w:pPr>
-      <w:rPr/>
-    </w:lvl>
-    <w:lvl w:ilvl="8">
-      <w:start w:val="1"/>
-      <w:numFmt w:val="decimal"/>
-      <w:lvlText w:val="%9."/>
-      <w:lvlJc w:val="start"/>
-      <w:pPr>
-        <w:tabs>
-          <w:tab w:val="num" w:pos="6381"/>
-        </w:tabs>
-        <w:ind w:start="6381" w:hanging="283"/>
-      </w:pPr>
-      <w:rPr/>
-    </w:lvl>
-  </w:abstractNum>
-  <w:abstractNum w:abstractNumId="23">
-    <w:lvl w:ilvl="0">
-      <w:start w:val="1"/>
-      <w:numFmt w:val="decimal"/>
-      <w:lvlText w:val="%1."/>
-      <w:lvlJc w:val="start"/>
-      <w:pPr>
-        <w:tabs>
-          <w:tab w:val="num" w:pos="709"/>
-        </w:tabs>
-        <w:ind w:start="709" w:hanging="283"/>
-      </w:pPr>
-      <w:rPr/>
-    </w:lvl>
-    <w:lvl w:ilvl="1">
-      <w:start w:val="1"/>
-      <w:numFmt w:val="decimal"/>
-      <w:lvlText w:val="%2."/>
-      <w:lvlJc w:val="start"/>
-      <w:pPr>
-        <w:tabs>
-          <w:tab w:val="num" w:pos="1418"/>
-        </w:tabs>
-        <w:ind w:start="1418" w:hanging="283"/>
-      </w:pPr>
-      <w:rPr/>
-    </w:lvl>
-    <w:lvl w:ilvl="2">
-      <w:start w:val="1"/>
-      <w:numFmt w:val="decimal"/>
-      <w:lvlText w:val="%3."/>
-      <w:lvlJc w:val="start"/>
-      <w:pPr>
-        <w:tabs>
-          <w:tab w:val="num" w:pos="2127"/>
-        </w:tabs>
-        <w:ind w:start="2127" w:hanging="283"/>
-      </w:pPr>
-      <w:rPr/>
-    </w:lvl>
-    <w:lvl w:ilvl="3">
-      <w:start w:val="1"/>
-      <w:numFmt w:val="decimal"/>
-      <w:lvlText w:val="%4."/>
-      <w:lvlJc w:val="start"/>
-      <w:pPr>
-        <w:tabs>
-          <w:tab w:val="num" w:pos="2836"/>
-        </w:tabs>
-        <w:ind w:start="2836" w:hanging="283"/>
-      </w:pPr>
-      <w:rPr/>
-    </w:lvl>
-    <w:lvl w:ilvl="4">
-      <w:start w:val="1"/>
-      <w:numFmt w:val="decimal"/>
-      <w:lvlText w:val="%5."/>
-      <w:lvlJc w:val="start"/>
-      <w:pPr>
-        <w:tabs>
-          <w:tab w:val="num" w:pos="3545"/>
-        </w:tabs>
-        <w:ind w:start="3545" w:hanging="283"/>
-      </w:pPr>
-      <w:rPr/>
-    </w:lvl>
-    <w:lvl w:ilvl="5">
-      <w:start w:val="1"/>
-      <w:numFmt w:val="decimal"/>
-      <w:lvlText w:val="%6."/>
-      <w:lvlJc w:val="start"/>
-      <w:pPr>
-        <w:tabs>
-          <w:tab w:val="num" w:pos="4254"/>
-        </w:tabs>
-        <w:ind w:start="4254" w:hanging="283"/>
-      </w:pPr>
-      <w:rPr/>
-    </w:lvl>
-    <w:lvl w:ilvl="6">
-      <w:start w:val="1"/>
-      <w:numFmt w:val="decimal"/>
-      <w:lvlText w:val="%7."/>
-      <w:lvlJc w:val="start"/>
-      <w:pPr>
-        <w:tabs>
-          <w:tab w:val="num" w:pos="4963"/>
-        </w:tabs>
-        <w:ind w:start="4963" w:hanging="283"/>
-      </w:pPr>
-      <w:rPr/>
-    </w:lvl>
-    <w:lvl w:ilvl="7">
-      <w:start w:val="1"/>
-      <w:numFmt w:val="decimal"/>
-      <w:lvlText w:val="%8."/>
-      <w:lvlJc w:val="start"/>
-      <w:pPr>
-        <w:tabs>
-          <w:tab w:val="num" w:pos="5672"/>
-        </w:tabs>
-        <w:ind w:start="5672" w:hanging="283"/>
-      </w:pPr>
-      <w:rPr/>
-    </w:lvl>
-    <w:lvl w:ilvl="8">
-      <w:start w:val="1"/>
-      <w:numFmt w:val="decimal"/>
-      <w:lvlText w:val="%9."/>
-      <w:lvlJc w:val="start"/>
-      <w:pPr>
-        <w:tabs>
-          <w:tab w:val="num" w:pos="6381"/>
-        </w:tabs>
-        <w:ind w:start="6381" w:hanging="283"/>
-      </w:pPr>
-      <w:rPr/>
     </w:lvl>
   </w:abstractNum>
   <w:num w:numId="1">
@@ -7495,6 +7479,13 @@
       <w:vertAlign w:val="superscript"/>
     </w:rPr>
   </w:style>
+  <w:style w:type="character" w:styleId="FootnoteCharacters7">
+    <w:name w:val="Footnote Characters7"/>
+    <w:qFormat/>
+    <w:rPr>
+      <w:vertAlign w:val="superscript"/>
+    </w:rPr>
+  </w:style>
   <w:style w:type="character" w:styleId="FootnoteReference">
     <w:name w:val="footnote reference"/>
     <w:rPr>
@@ -7548,6 +7539,13 @@
       <w:vertAlign w:val="superscript"/>
     </w:rPr>
   </w:style>
+  <w:style w:type="character" w:styleId="EndnoteCharacters7">
+    <w:name w:val="Endnote Characters7"/>
+    <w:qFormat/>
+    <w:rPr>
+      <w:vertAlign w:val="superscript"/>
+    </w:rPr>
+  </w:style>
   <w:style w:type="character" w:styleId="EndnoteReference">
     <w:name w:val="endnote reference"/>
     <w:rPr>
@@ -7560,6 +7558,13 @@
     <w:qFormat/>
     <w:rsid w:val="0099650a"/>
     <w:rPr/>
+  </w:style>
+  <w:style w:type="character" w:styleId="FollowedHyperlink">
+    <w:name w:val="FollowedHyperlink"/>
+    <w:rPr>
+      <w:color w:val="800000"/>
+      <w:u w:val="single"/>
+    </w:rPr>
   </w:style>
   <w:style w:type="paragraph" w:styleId="Heading" w:customStyle="1">
     <w:name w:val="Heading"/>
